--- a/cv/Zimakov_Resume_Eng.docx
+++ b/cv/Zimakov_Resume_Eng.docx
@@ -1,6 +1,6 @@
 
 <file path=word/document.xml><?xml version="1.0" encoding="utf-8"?>
-<w:document xmlns:wpc="http://schemas.microsoft.com/office/word/2010/wordprocessingCanvas" xmlns:cx="http://schemas.microsoft.com/office/drawing/2014/chartex" xmlns:cx1="http://schemas.microsoft.com/office/drawing/2015/9/8/chartex" xmlns:cx2="http://schemas.microsoft.com/office/drawing/2015/10/21/chartex" xmlns:cx3="http://schemas.microsoft.com/office/drawing/2016/5/9/chartex" xmlns:cx4="http://schemas.microsoft.com/office/drawing/2016/5/10/chartex" xmlns:cx5="http://schemas.microsoft.com/office/drawing/2016/5/11/chartex" xmlns:cx6="http://schemas.microsoft.com/office/drawing/2016/5/12/chartex" xmlns:cx7="http://schemas.microsoft.com/office/drawing/2016/5/13/chartex" xmlns:cx8="http://schemas.microsoft.com/office/drawing/2016/5/14/chartex" xmlns:mc="http://schemas.openxmlformats.org/markup-compatibility/2006" xmlns:aink="http://schemas.microsoft.com/office/drawing/2016/ink" xmlns:am3d="http://schemas.microsoft.com/office/drawing/2017/model3d" xmlns:o="urn:schemas-microsoft-com:office:office" xmlns:oel="http://schemas.microsoft.com/office/2019/extlst" xmlns:r="http://schemas.openxmlformats.org/officeDocument/2006/relationships" xmlns:m="http://schemas.openxmlformats.org/officeDocument/2006/math" xmlns:v="urn:schemas-microsoft-com:vml" xmlns:wp14="http://schemas.microsoft.com/office/word/2010/wordprocessingDrawing" xmlns:wp="http://schemas.openxmlformats.org/drawingml/2006/wordprocessingDrawing" xmlns:w10="urn:schemas-microsoft-com:office:word" xmlns:w="http://schemas.openxmlformats.org/wordprocessingml/2006/main" xmlns:w14="http://schemas.microsoft.com/office/word/2010/wordml" xmlns:w15="http://schemas.microsoft.com/office/word/2012/wordml" xmlns:w16cex="http://schemas.microsoft.com/office/word/2018/wordml/cex" xmlns:w16cid="http://schemas.microsoft.com/office/word/2016/wordml/cid" xmlns:w16="http://schemas.microsoft.com/office/word/2018/wordml" xmlns:w16sdtdh="http://schemas.microsoft.com/office/word/2020/wordml/sdtdatahash" xmlns:w16se="http://schemas.microsoft.com/office/word/2015/wordml/symex" xmlns:wpg="http://schemas.microsoft.com/office/word/2010/wordprocessingGroup" xmlns:wpi="http://schemas.microsoft.com/office/word/2010/wordprocessingInk" xmlns:wne="http://schemas.microsoft.com/office/word/2006/wordml" xmlns:wps="http://schemas.microsoft.com/office/word/2010/wordprocessingShape" mc:Ignorable="w14 w15 w16se w16cid w16 w16cex w16sdtdh wp14">
+<w:document xmlns:wpc="http://schemas.microsoft.com/office/word/2010/wordprocessingCanvas" xmlns:cx="http://schemas.microsoft.com/office/drawing/2014/chartex" xmlns:cx1="http://schemas.microsoft.com/office/drawing/2015/9/8/chartex" xmlns:cx2="http://schemas.microsoft.com/office/drawing/2015/10/21/chartex" xmlns:cx3="http://schemas.microsoft.com/office/drawing/2016/5/9/chartex" xmlns:cx4="http://schemas.microsoft.com/office/drawing/2016/5/10/chartex" xmlns:cx5="http://schemas.microsoft.com/office/drawing/2016/5/11/chartex" xmlns:cx6="http://schemas.microsoft.com/office/drawing/2016/5/12/chartex" xmlns:cx7="http://schemas.microsoft.com/office/drawing/2016/5/13/chartex" xmlns:cx8="http://schemas.microsoft.com/office/drawing/2016/5/14/chartex" xmlns:mc="http://schemas.openxmlformats.org/markup-compatibility/2006" xmlns:aink="http://schemas.microsoft.com/office/drawing/2016/ink" xmlns:am3d="http://schemas.microsoft.com/office/drawing/2017/model3d" xmlns:o="urn:schemas-microsoft-com:office:office" xmlns:oel="http://schemas.microsoft.com/office/2019/extlst" xmlns:r="http://schemas.openxmlformats.org/officeDocument/2006/relationships" xmlns:m="http://schemas.openxmlformats.org/officeDocument/2006/math" xmlns:v="urn:schemas-microsoft-com:vml" xmlns:wp14="http://schemas.microsoft.com/office/word/2010/wordprocessingDrawing" xmlns:wp="http://schemas.openxmlformats.org/drawingml/2006/wordprocessingDrawing" xmlns:w10="urn:schemas-microsoft-com:office:word" xmlns:w="http://schemas.openxmlformats.org/wordprocessingml/2006/main" xmlns:w14="http://schemas.microsoft.com/office/word/2010/wordml" xmlns:w15="http://schemas.microsoft.com/office/word/2012/wordml" xmlns:w16cex="http://schemas.microsoft.com/office/word/2018/wordml/cex" xmlns:w16cid="http://schemas.microsoft.com/office/word/2016/wordml/cid" xmlns:w16="http://schemas.microsoft.com/office/word/2018/wordml" xmlns:w16du="http://schemas.microsoft.com/office/word/2023/wordml/word16du" xmlns:w16sdtdh="http://schemas.microsoft.com/office/word/2020/wordml/sdtdatahash" xmlns:w16sdtfl="http://schemas.microsoft.com/office/word/2024/wordml/sdtformatlock" xmlns:w16se="http://schemas.microsoft.com/office/word/2015/wordml/symex" xmlns:wpg="http://schemas.microsoft.com/office/word/2010/wordprocessingGroup" xmlns:wpi="http://schemas.microsoft.com/office/word/2010/wordprocessingInk" xmlns:wne="http://schemas.microsoft.com/office/word/2006/wordml" xmlns:wps="http://schemas.microsoft.com/office/word/2010/wordprocessingShape" mc:Ignorable="w14 w15 w16se w16cid w16 w16cex w16sdtdh w16sdtfl w16du wp14">
   <w:body>
     <w:p>
       <w:pPr>
@@ -360,268 +360,297 @@
         <w:tabs>
           <w:tab w:val="left" w:pos="2268"/>
         </w:tabs>
-        <w:spacing w:line="276" w:lineRule="auto"/>
-        <w:rPr>
-          <w:rFonts w:ascii="Calibri" w:hAnsi="Calibri" w:cs="Calibri"/>
-          <w:color w:val="404040" w:themeColor="text1" w:themeTint="BF"/>
-          <w:sz w:val="22"/>
-          <w:szCs w:val="22"/>
-          <w:lang w:val="en-US"/>
-        </w:rPr>
-      </w:pPr>
-      <w:r>
-        <w:rPr>
-          <w:rFonts w:ascii="Calibri" w:hAnsi="Calibri" w:cs="Calibri"/>
-          <w:color w:val="404040" w:themeColor="text1" w:themeTint="BF"/>
-          <w:sz w:val="22"/>
-          <w:szCs w:val="22"/>
-          <w:lang w:val="en-US"/>
-        </w:rPr>
-        <w:t>Backend d</w:t>
-      </w:r>
-      <w:r>
-        <w:rPr>
-          <w:rFonts w:ascii="Calibri" w:hAnsi="Calibri" w:cs="Calibri"/>
-          <w:color w:val="404040" w:themeColor="text1" w:themeTint="BF"/>
-          <w:sz w:val="22"/>
-          <w:szCs w:val="22"/>
-          <w:lang w:val="en-US"/>
-        </w:rPr>
-        <w:t>eveloper with</w:t>
-      </w:r>
-      <w:r>
-        <w:rPr>
-          <w:rFonts w:ascii="Calibri" w:hAnsi="Calibri" w:cs="Calibri"/>
-          <w:color w:val="404040" w:themeColor="text1" w:themeTint="BF"/>
-          <w:sz w:val="22"/>
-          <w:szCs w:val="22"/>
-          <w:lang w:val="en-US"/>
+        <w:spacing w:after="0" w:line="276" w:lineRule="auto"/>
+        <w:rPr>
+          <w:rFonts w:ascii="Calibri" w:hAnsi="Calibri" w:cs="Calibri"/>
+          <w:color w:val="404040" w:themeColor="text1" w:themeTint="BF"/>
+          <w:sz w:val="22"/>
+          <w:szCs w:val="22"/>
+        </w:rPr>
+      </w:pPr>
+      <w:r>
+        <w:rPr>
+          <w:rFonts w:ascii="Calibri" w:hAnsi="Calibri" w:cs="Calibri"/>
+          <w:color w:val="404040" w:themeColor="text1" w:themeTint="BF"/>
+          <w:sz w:val="22"/>
+          <w:szCs w:val="22"/>
+        </w:rPr>
+        <w:t xml:space="preserve">Experienced Backend Engineer with expertise in </w:t>
+      </w:r>
+      <w:r>
+        <w:rPr>
+          <w:rFonts w:ascii="Calibri" w:hAnsi="Calibri" w:cs="Calibri"/>
+          <w:b/>
+          <w:bCs/>
+          <w:color w:val="404040" w:themeColor="text1" w:themeTint="BF"/>
+          <w:sz w:val="22"/>
+          <w:szCs w:val="22"/>
+        </w:rPr>
+        <w:t>C#, Node.js and SQL</w:t>
+      </w:r>
+      <w:r>
+        <w:rPr>
+          <w:rFonts w:ascii="Calibri" w:hAnsi="Calibri" w:cs="Calibri"/>
+          <w:color w:val="404040" w:themeColor="text1" w:themeTint="BF"/>
+          <w:sz w:val="22"/>
+          <w:szCs w:val="22"/>
+        </w:rPr>
+        <w:t>, building reliable and efficient systems.</w:t>
+      </w:r>
+      <w:r>
+        <w:rPr>
+          <w:rFonts w:ascii="Calibri" w:hAnsi="Calibri" w:cs="Calibri"/>
+          <w:color w:val="404040" w:themeColor="text1" w:themeTint="BF"/>
+          <w:sz w:val="22"/>
+          <w:szCs w:val="22"/>
         </w:rPr>
         <w:t xml:space="preserve"> </w:t>
-      </w:r>
-      <w:r>
-        <w:rPr>
-          <w:rFonts w:ascii="Calibri" w:hAnsi="Calibri" w:cs="Calibri"/>
-          <w:color w:val="404040" w:themeColor="text1" w:themeTint="BF"/>
-          <w:sz w:val="22"/>
-          <w:szCs w:val="22"/>
-          <w:lang w:val="en-US"/>
-        </w:rPr>
-        <w:t>3</w:t>
-      </w:r>
-      <w:r>
-        <w:rPr>
-          <w:rFonts w:ascii="Calibri" w:hAnsi="Calibri" w:cs="Calibri"/>
-          <w:color w:val="404040" w:themeColor="text1" w:themeTint="BF"/>
-          <w:sz w:val="22"/>
-          <w:szCs w:val="22"/>
-          <w:lang w:val="en-US"/>
-        </w:rPr>
-        <w:t>+</w:t>
-      </w:r>
-      <w:r>
-        <w:rPr>
-          <w:rFonts w:ascii="Calibri" w:hAnsi="Calibri" w:cs="Calibri"/>
-          <w:color w:val="404040" w:themeColor="text1" w:themeTint="BF"/>
-          <w:sz w:val="22"/>
-          <w:szCs w:val="22"/>
-          <w:lang w:val="en-US"/>
-        </w:rPr>
-        <w:t xml:space="preserve"> years of experience</w:t>
-      </w:r>
-      <w:r>
-        <w:rPr>
-          <w:rFonts w:ascii="Calibri" w:hAnsi="Calibri" w:cs="Calibri"/>
-          <w:color w:val="404040" w:themeColor="text1" w:themeTint="BF"/>
-          <w:sz w:val="22"/>
-          <w:szCs w:val="22"/>
-          <w:lang w:val="en-US"/>
-        </w:rPr>
-        <w:t xml:space="preserve"> in C#, Node</w:t>
-      </w:r>
-      <w:r>
-        <w:rPr>
-          <w:rFonts w:ascii="Calibri" w:hAnsi="Calibri" w:cs="Calibri"/>
-          <w:color w:val="404040" w:themeColor="text1" w:themeTint="BF"/>
-          <w:sz w:val="22"/>
-          <w:szCs w:val="22"/>
-          <w:lang w:val="en-US"/>
-        </w:rPr>
-        <w:t>.js</w:t>
-      </w:r>
-      <w:r>
-        <w:rPr>
-          <w:rFonts w:ascii="Calibri" w:hAnsi="Calibri" w:cs="Calibri"/>
-          <w:color w:val="404040" w:themeColor="text1" w:themeTint="BF"/>
-          <w:sz w:val="22"/>
-          <w:szCs w:val="22"/>
-          <w:lang w:val="en-US"/>
-        </w:rPr>
-        <w:t xml:space="preserve"> and </w:t>
-      </w:r>
-      <w:r>
-        <w:rPr>
-          <w:rFonts w:ascii="Calibri" w:hAnsi="Calibri" w:cs="Calibri"/>
-          <w:color w:val="404040" w:themeColor="text1" w:themeTint="BF"/>
-          <w:sz w:val="22"/>
-          <w:szCs w:val="22"/>
-          <w:lang w:val="en-US"/>
-        </w:rPr>
-        <w:t>SQL.</w:t>
-      </w:r>
-      <w:r>
-        <w:rPr>
-          <w:rFonts w:ascii="Calibri" w:hAnsi="Calibri" w:cs="Calibri"/>
-          <w:color w:val="404040" w:themeColor="text1" w:themeTint="BF"/>
-          <w:sz w:val="22"/>
-          <w:szCs w:val="22"/>
-          <w:lang w:val="en-US"/>
-        </w:rPr>
-        <w:t xml:space="preserve"> </w:t>
-      </w:r>
-      <w:r>
-        <w:rPr>
-          <w:rFonts w:ascii="Calibri" w:hAnsi="Calibri" w:cs="Calibri"/>
-          <w:color w:val="404040" w:themeColor="text1" w:themeTint="BF"/>
-          <w:sz w:val="22"/>
-          <w:szCs w:val="22"/>
-          <w:lang w:val="en-US"/>
-        </w:rPr>
-        <w:t>P</w:t>
-      </w:r>
-      <w:r>
-        <w:rPr>
-          <w:rFonts w:ascii="Calibri" w:hAnsi="Calibri" w:cs="Calibri"/>
-          <w:color w:val="404040" w:themeColor="text1" w:themeTint="BF"/>
-          <w:sz w:val="22"/>
-          <w:szCs w:val="22"/>
-          <w:lang w:val="en-US"/>
-        </w:rPr>
-        <w:t>assion</w:t>
-      </w:r>
-      <w:r>
-        <w:rPr>
-          <w:rFonts w:ascii="Calibri" w:hAnsi="Calibri" w:cs="Calibri"/>
-          <w:color w:val="404040" w:themeColor="text1" w:themeTint="BF"/>
-          <w:sz w:val="22"/>
-          <w:szCs w:val="22"/>
-          <w:lang w:val="en-US"/>
-        </w:rPr>
-        <w:t>ate about solving complex problems and building efficient</w:t>
-      </w:r>
-      <w:r>
-        <w:rPr>
-          <w:rFonts w:ascii="Calibri" w:hAnsi="Calibri" w:cs="Calibri"/>
-          <w:color w:val="404040" w:themeColor="text1" w:themeTint="BF"/>
-          <w:sz w:val="22"/>
-          <w:szCs w:val="22"/>
-          <w:lang w:val="en-US"/>
-        </w:rPr>
-        <w:t>, scalable</w:t>
-      </w:r>
-      <w:r>
-        <w:rPr>
-          <w:rFonts w:ascii="Calibri" w:hAnsi="Calibri" w:cs="Calibri"/>
-          <w:color w:val="404040" w:themeColor="text1" w:themeTint="BF"/>
-          <w:sz w:val="22"/>
-          <w:szCs w:val="22"/>
-          <w:lang w:val="en-US"/>
-        </w:rPr>
-        <w:t xml:space="preserve"> systems. Fast learner</w:t>
-      </w:r>
-      <w:r>
-        <w:rPr>
-          <w:rFonts w:ascii="Calibri" w:hAnsi="Calibri" w:cs="Calibri"/>
-          <w:color w:val="404040" w:themeColor="text1" w:themeTint="BF"/>
-          <w:sz w:val="22"/>
-          <w:szCs w:val="22"/>
-          <w:lang w:val="en-US"/>
-        </w:rPr>
-        <w:t xml:space="preserve"> with </w:t>
-      </w:r>
-      <w:r>
-        <w:rPr>
-          <w:rFonts w:ascii="Calibri" w:hAnsi="Calibri" w:cs="Calibri"/>
-          <w:color w:val="404040" w:themeColor="text1" w:themeTint="BF"/>
-          <w:sz w:val="22"/>
-          <w:szCs w:val="22"/>
-          <w:lang w:val="en-US"/>
-        </w:rPr>
-        <w:t xml:space="preserve">strong analytical </w:t>
-      </w:r>
-      <w:r>
-        <w:rPr>
-          <w:rFonts w:ascii="Calibri" w:hAnsi="Calibri" w:cs="Calibri"/>
-          <w:color w:val="404040" w:themeColor="text1" w:themeTint="BF"/>
-          <w:sz w:val="22"/>
-          <w:szCs w:val="22"/>
-          <w:lang w:val="en-US"/>
-        </w:rPr>
-        <w:t>and</w:t>
-      </w:r>
-      <w:r>
-        <w:rPr>
-          <w:rFonts w:ascii="Calibri" w:hAnsi="Calibri" w:cs="Calibri"/>
-          <w:color w:val="404040" w:themeColor="text1" w:themeTint="BF"/>
-          <w:sz w:val="22"/>
-          <w:szCs w:val="22"/>
-          <w:lang w:val="en-US"/>
-        </w:rPr>
-        <w:t xml:space="preserve"> communication skills</w:t>
-      </w:r>
-      <w:r>
-        <w:rPr>
-          <w:rFonts w:ascii="Calibri" w:hAnsi="Calibri" w:cs="Calibri"/>
-          <w:color w:val="404040" w:themeColor="text1" w:themeTint="BF"/>
-          <w:sz w:val="22"/>
-          <w:szCs w:val="22"/>
-          <w:lang w:val="en-US"/>
-        </w:rPr>
-        <w:t xml:space="preserve">, </w:t>
-      </w:r>
-      <w:r>
-        <w:rPr>
-          <w:rFonts w:ascii="Calibri" w:hAnsi="Calibri" w:cs="Calibri"/>
-          <w:color w:val="404040" w:themeColor="text1" w:themeTint="BF"/>
-          <w:sz w:val="22"/>
-          <w:szCs w:val="22"/>
-          <w:lang w:val="en-US"/>
-        </w:rPr>
-        <w:t>focused on delivering high</w:t>
-      </w:r>
-      <w:r>
-        <w:rPr>
-          <w:rFonts w:ascii="Calibri" w:hAnsi="Calibri" w:cs="Calibri"/>
-          <w:color w:val="404040" w:themeColor="text1" w:themeTint="BF"/>
-          <w:sz w:val="22"/>
-          <w:szCs w:val="22"/>
-          <w:lang w:val="en-US"/>
-        </w:rPr>
-        <w:t>-</w:t>
-      </w:r>
-      <w:r>
-        <w:rPr>
-          <w:rFonts w:ascii="Calibri" w:hAnsi="Calibri" w:cs="Calibri"/>
-          <w:color w:val="404040" w:themeColor="text1" w:themeTint="BF"/>
-          <w:sz w:val="22"/>
-          <w:szCs w:val="22"/>
-          <w:lang w:val="en-US"/>
-        </w:rPr>
-        <w:t>quality solutions</w:t>
-      </w:r>
-      <w:r>
-        <w:rPr>
-          <w:rFonts w:ascii="Calibri" w:hAnsi="Calibri" w:cs="Calibri"/>
-          <w:color w:val="404040" w:themeColor="text1" w:themeTint="BF"/>
-          <w:sz w:val="22"/>
-          <w:szCs w:val="22"/>
-          <w:lang w:val="en-US"/>
-        </w:rPr>
-        <w:t>.</w:t>
       </w:r>
     </w:p>
     <w:p>
       <w:pPr>
+        <w:tabs>
+          <w:tab w:val="left" w:pos="2268"/>
+        </w:tabs>
+        <w:spacing w:after="0" w:line="276" w:lineRule="auto"/>
+        <w:rPr>
+          <w:rFonts w:ascii="Calibri" w:hAnsi="Calibri" w:cs="Calibri"/>
+          <w:color w:val="404040" w:themeColor="text1" w:themeTint="BF"/>
+          <w:sz w:val="22"/>
+          <w:szCs w:val="22"/>
+        </w:rPr>
+      </w:pPr>
+      <w:r>
+        <w:rPr>
+          <w:rFonts w:ascii="Calibri" w:hAnsi="Calibri" w:cs="Calibri"/>
+          <w:color w:val="404040" w:themeColor="text1" w:themeTint="BF"/>
+          <w:sz w:val="22"/>
+          <w:szCs w:val="22"/>
+        </w:rPr>
+        <w:t>Currently</w:t>
+      </w:r>
+      <w:r>
+        <w:rPr>
+          <w:rFonts w:ascii="Calibri" w:hAnsi="Calibri" w:cs="Calibri"/>
+          <w:color w:val="404040" w:themeColor="text1" w:themeTint="BF"/>
+          <w:sz w:val="22"/>
+          <w:szCs w:val="22"/>
+        </w:rPr>
+        <w:t xml:space="preserve"> </w:t>
+      </w:r>
+      <w:r>
+        <w:rPr>
+          <w:rFonts w:ascii="Calibri" w:hAnsi="Calibri" w:cs="Calibri"/>
+          <w:color w:val="404040" w:themeColor="text1" w:themeTint="BF"/>
+          <w:sz w:val="22"/>
+          <w:szCs w:val="22"/>
+        </w:rPr>
+        <w:t>contributing to</w:t>
+      </w:r>
+      <w:r>
+        <w:rPr>
+          <w:rFonts w:ascii="Calibri" w:hAnsi="Calibri" w:cs="Calibri"/>
+          <w:color w:val="404040" w:themeColor="text1" w:themeTint="BF"/>
+          <w:sz w:val="22"/>
+          <w:szCs w:val="22"/>
+        </w:rPr>
+        <w:t xml:space="preserve"> </w:t>
+      </w:r>
+      <w:r>
+        <w:rPr>
+          <w:rFonts w:ascii="Calibri" w:hAnsi="Calibri" w:cs="Calibri"/>
+          <w:b/>
+          <w:bCs/>
+          <w:color w:val="404040" w:themeColor="text1" w:themeTint="BF"/>
+          <w:sz w:val="22"/>
+          <w:szCs w:val="22"/>
+        </w:rPr>
+        <w:t>e</w:t>
+      </w:r>
+      <w:r>
+        <w:rPr>
+          <w:rFonts w:ascii="Calibri" w:hAnsi="Calibri" w:cs="Calibri"/>
+          <w:b/>
+          <w:bCs/>
+          <w:color w:val="404040" w:themeColor="text1" w:themeTint="BF"/>
+          <w:sz w:val="22"/>
+          <w:szCs w:val="22"/>
+        </w:rPr>
+        <w:t>mbedded development</w:t>
+      </w:r>
+      <w:r>
+        <w:rPr>
+          <w:rFonts w:ascii="Calibri" w:hAnsi="Calibri" w:cs="Calibri"/>
+          <w:color w:val="404040" w:themeColor="text1" w:themeTint="BF"/>
+          <w:sz w:val="22"/>
+          <w:szCs w:val="22"/>
+        </w:rPr>
+        <w:t xml:space="preserve"> and large-scale refactoring</w:t>
+      </w:r>
+      <w:r>
+        <w:rPr>
+          <w:rFonts w:ascii="Calibri" w:hAnsi="Calibri" w:cs="Calibri"/>
+          <w:color w:val="404040" w:themeColor="text1" w:themeTint="BF"/>
+          <w:sz w:val="22"/>
+          <w:szCs w:val="22"/>
+        </w:rPr>
+        <w:t xml:space="preserve"> in </w:t>
+      </w:r>
+      <w:r>
+        <w:rPr>
+          <w:rFonts w:ascii="Calibri" w:hAnsi="Calibri" w:cs="Calibri"/>
+          <w:b/>
+          <w:bCs/>
+          <w:color w:val="404040" w:themeColor="text1" w:themeTint="BF"/>
+          <w:sz w:val="22"/>
+          <w:szCs w:val="22"/>
+        </w:rPr>
+        <w:t>C++</w:t>
+      </w:r>
+      <w:r>
+        <w:rPr>
+          <w:rFonts w:ascii="Calibri" w:hAnsi="Calibri" w:cs="Calibri"/>
+          <w:color w:val="404040" w:themeColor="text1" w:themeTint="BF"/>
+          <w:sz w:val="22"/>
+          <w:szCs w:val="22"/>
+        </w:rPr>
+        <w:t>.</w:t>
+      </w:r>
+    </w:p>
+    <w:p>
+      <w:pPr>
+        <w:tabs>
+          <w:tab w:val="left" w:pos="2268"/>
+        </w:tabs>
+        <w:spacing w:line="276" w:lineRule="auto"/>
+        <w:rPr>
+          <w:rFonts w:ascii="Calibri" w:hAnsi="Calibri" w:cs="Calibri"/>
+          <w:color w:val="404040" w:themeColor="text1" w:themeTint="BF"/>
+          <w:sz w:val="22"/>
+          <w:szCs w:val="22"/>
+          <w:lang w:val="en-US"/>
+        </w:rPr>
+      </w:pPr>
+      <w:r>
+        <w:rPr>
+          <w:rFonts w:ascii="Calibri" w:hAnsi="Calibri" w:cs="Calibri"/>
+          <w:color w:val="404040" w:themeColor="text1" w:themeTint="BF"/>
+          <w:sz w:val="22"/>
+          <w:szCs w:val="22"/>
+        </w:rPr>
+        <w:t>F</w:t>
+      </w:r>
+      <w:r>
+        <w:rPr>
+          <w:rFonts w:ascii="Calibri" w:hAnsi="Calibri" w:cs="Calibri"/>
+          <w:color w:val="404040" w:themeColor="text1" w:themeTint="BF"/>
+          <w:sz w:val="22"/>
+          <w:szCs w:val="22"/>
+        </w:rPr>
+        <w:t>ocus</w:t>
+      </w:r>
+      <w:r>
+        <w:rPr>
+          <w:rFonts w:ascii="Calibri" w:hAnsi="Calibri" w:cs="Calibri"/>
+          <w:color w:val="404040" w:themeColor="text1" w:themeTint="BF"/>
+          <w:sz w:val="22"/>
+          <w:szCs w:val="22"/>
+        </w:rPr>
+        <w:t>ed</w:t>
+      </w:r>
+      <w:r>
+        <w:rPr>
+          <w:rFonts w:ascii="Calibri" w:hAnsi="Calibri" w:cs="Calibri"/>
+          <w:color w:val="404040" w:themeColor="text1" w:themeTint="BF"/>
+          <w:sz w:val="22"/>
+          <w:szCs w:val="22"/>
+        </w:rPr>
+        <w:t xml:space="preserve"> on </w:t>
+      </w:r>
+      <w:r>
+        <w:rPr>
+          <w:rFonts w:ascii="Calibri" w:hAnsi="Calibri" w:cs="Calibri"/>
+          <w:color w:val="404040" w:themeColor="text1" w:themeTint="BF"/>
+          <w:sz w:val="22"/>
+          <w:szCs w:val="22"/>
+        </w:rPr>
+        <w:t>performance</w:t>
+      </w:r>
+      <w:r>
+        <w:rPr>
+          <w:rFonts w:ascii="Calibri" w:hAnsi="Calibri" w:cs="Calibri"/>
+          <w:color w:val="404040" w:themeColor="text1" w:themeTint="BF"/>
+          <w:sz w:val="22"/>
+          <w:szCs w:val="22"/>
+        </w:rPr>
+        <w:t xml:space="preserve">, </w:t>
+      </w:r>
+      <w:r>
+        <w:rPr>
+          <w:rFonts w:ascii="Calibri" w:hAnsi="Calibri" w:cs="Calibri"/>
+          <w:color w:val="404040" w:themeColor="text1" w:themeTint="BF"/>
+          <w:sz w:val="22"/>
+          <w:szCs w:val="22"/>
+        </w:rPr>
+        <w:t xml:space="preserve">clean </w:t>
+      </w:r>
+      <w:r>
+        <w:rPr>
+          <w:rFonts w:ascii="Calibri" w:hAnsi="Calibri" w:cs="Calibri"/>
+          <w:color w:val="404040" w:themeColor="text1" w:themeTint="BF"/>
+          <w:sz w:val="22"/>
+          <w:szCs w:val="22"/>
+        </w:rPr>
+        <w:t>architecture and</w:t>
+      </w:r>
+      <w:r>
+        <w:rPr>
+          <w:rFonts w:ascii="Calibri" w:hAnsi="Calibri" w:cs="Calibri"/>
+          <w:color w:val="404040" w:themeColor="text1" w:themeTint="BF"/>
+          <w:sz w:val="22"/>
+          <w:szCs w:val="22"/>
+        </w:rPr>
+        <w:t xml:space="preserve"> effective</w:t>
+      </w:r>
+      <w:r>
+        <w:rPr>
+          <w:rFonts w:ascii="Calibri" w:hAnsi="Calibri" w:cs="Calibri"/>
+          <w:color w:val="404040" w:themeColor="text1" w:themeTint="BF"/>
+          <w:sz w:val="22"/>
+          <w:szCs w:val="22"/>
+        </w:rPr>
+        <w:t xml:space="preserve"> collaborati</w:t>
+      </w:r>
+      <w:r>
+        <w:rPr>
+          <w:rFonts w:ascii="Calibri" w:hAnsi="Calibri" w:cs="Calibri"/>
+          <w:color w:val="404040" w:themeColor="text1" w:themeTint="BF"/>
+          <w:sz w:val="22"/>
+          <w:szCs w:val="22"/>
+        </w:rPr>
+        <w:t>on</w:t>
+      </w:r>
+      <w:r>
+        <w:rPr>
+          <w:rFonts w:ascii="Calibri" w:hAnsi="Calibri" w:cs="Calibri"/>
+          <w:color w:val="404040" w:themeColor="text1" w:themeTint="BF"/>
+          <w:sz w:val="22"/>
+          <w:szCs w:val="22"/>
+        </w:rPr>
+        <w:t xml:space="preserve"> across teams</w:t>
+      </w:r>
+      <w:r>
+        <w:rPr>
+          <w:rFonts w:ascii="Calibri" w:hAnsi="Calibri" w:cs="Calibri"/>
+          <w:color w:val="404040" w:themeColor="text1" w:themeTint="BF"/>
+          <w:sz w:val="22"/>
+          <w:szCs w:val="22"/>
+        </w:rPr>
+        <w:t>.</w:t>
+      </w:r>
+    </w:p>
+    <w:p>
+      <w:pPr>
         <w:pStyle w:val="Style1"/>
         <w:rPr>
           <w:rFonts w:ascii="Calibri" w:hAnsi="Calibri" w:cs="Calibri"/>
@@ -638,7 +667,7 @@
     </w:p>
     <w:p>
       <w:pPr>
-        <w:spacing w:line="240" w:lineRule="auto"/>
+        <w:spacing w:after="0" w:line="240" w:lineRule="auto"/>
         <w:rPr>
           <w:rFonts w:ascii="Calibri" w:hAnsi="Calibri" w:cs="Calibri"/>
           <w:color w:val="404040" w:themeColor="text1" w:themeTint="BF"/>
@@ -675,7 +704,27 @@
           <w:szCs w:val="22"/>
           <w:lang w:val="en-US"/>
         </w:rPr>
-        <w:t xml:space="preserve">C#, </w:t>
+        <w:t>C#,</w:t>
+      </w:r>
+      <w:r>
+        <w:rPr>
+          <w:rFonts w:ascii="Calibri" w:hAnsi="Calibri" w:cs="Calibri"/>
+          <w:color w:val="404040" w:themeColor="text1" w:themeTint="BF"/>
+          <w:sz w:val="22"/>
+          <w:szCs w:val="22"/>
+          <w:lang w:val="en-US"/>
+        </w:rPr>
+        <w:t xml:space="preserve"> C++,</w:t>
+      </w:r>
+      <w:r>
+        <w:rPr>
+          <w:rFonts w:ascii="Calibri" w:hAnsi="Calibri" w:cs="Calibri"/>
+          <w:color w:val="404040" w:themeColor="text1" w:themeTint="BF"/>
+          <w:sz w:val="22"/>
+          <w:szCs w:val="22"/>
+          <w:lang w:val="en-US"/>
+        </w:rPr>
+        <w:t xml:space="preserve"> </w:t>
       </w:r>
       <w:r>
         <w:rPr>
@@ -777,10 +826,42 @@
         </w:rPr>
         <w:t>, SQL</w:t>
       </w:r>
+      <w:r>
+        <w:rPr>
+          <w:rFonts w:ascii="Calibri" w:hAnsi="Calibri" w:cs="Calibri"/>
+          <w:color w:val="404040" w:themeColor="text1" w:themeTint="BF"/>
+          <w:sz w:val="22"/>
+          <w:szCs w:val="22"/>
+          <w:lang w:val="en-US"/>
+        </w:rPr>
+        <w:t>, MQTT</w:t>
+      </w:r>
+      <w:r>
+        <w:rPr>
+          <w:rFonts w:ascii="Calibri" w:hAnsi="Calibri" w:cs="Calibri"/>
+          <w:color w:val="404040" w:themeColor="text1" w:themeTint="BF"/>
+          <w:sz w:val="22"/>
+          <w:szCs w:val="22"/>
+          <w:lang w:val="en-US"/>
+        </w:rPr>
+        <w:t xml:space="preserve">, </w:t>
+      </w:r>
+      <w:proofErr w:type="spellStart"/>
+      <w:r>
+        <w:rPr>
+          <w:rFonts w:ascii="Calibri" w:hAnsi="Calibri" w:cs="Calibri"/>
+          <w:color w:val="404040" w:themeColor="text1" w:themeTint="BF"/>
+          <w:sz w:val="22"/>
+          <w:szCs w:val="22"/>
+          <w:lang w:val="en-US"/>
+        </w:rPr>
+        <w:t>CMake</w:t>
+      </w:r>
+      <w:proofErr w:type="spellEnd"/>
     </w:p>
     <w:p>
       <w:pPr>
-        <w:spacing w:line="240" w:lineRule="auto"/>
+        <w:spacing w:after="0" w:line="240" w:lineRule="auto"/>
         <w:rPr>
           <w:rFonts w:ascii="Calibri" w:hAnsi="Calibri" w:cs="Calibri"/>
           <w:color w:val="404040" w:themeColor="text1" w:themeTint="BF"/>
@@ -949,10 +1030,20 @@
         </w:rPr>
         <w:t xml:space="preserve"> Design</w:t>
       </w:r>
+      <w:r>
+        <w:rPr>
+          <w:rFonts w:ascii="Calibri" w:hAnsi="Calibri" w:cs="Calibri"/>
+          <w:color w:val="404040" w:themeColor="text1" w:themeTint="BF"/>
+          <w:sz w:val="22"/>
+          <w:szCs w:val="22"/>
+          <w:lang w:val="en-US"/>
+        </w:rPr>
+        <w:t>, System Design</w:t>
+      </w:r>
     </w:p>
     <w:p>
       <w:pPr>
-        <w:spacing w:line="240" w:lineRule="auto"/>
+        <w:spacing w:after="0" w:line="240" w:lineRule="auto"/>
         <w:rPr>
           <w:rFonts w:ascii="Calibri" w:hAnsi="Calibri" w:cs="Calibri"/>
           <w:color w:val="404040" w:themeColor="text1" w:themeTint="BF"/>
@@ -1068,6 +1159,670 @@
           <w:rFonts w:ascii="Calibri" w:hAnsi="Calibri" w:cs="Calibri"/>
         </w:rPr>
         <w:t>Experience</w:t>
+      </w:r>
+    </w:p>
+    <w:tbl>
+      <w:tblPr>
+        <w:tblStyle w:val="TableGrid"/>
+        <w:tblW w:w="0" w:type="auto"/>
+        <w:tblBorders>
+          <w:top w:val="none" w:sz="0" w:space="0" w:color="auto"/>
+          <w:left w:val="none" w:sz="0" w:space="0" w:color="auto"/>
+          <w:bottom w:val="none" w:sz="0" w:space="0" w:color="auto"/>
+          <w:right w:val="none" w:sz="0" w:space="0" w:color="auto"/>
+          <w:insideH w:val="none" w:sz="0" w:space="0" w:color="auto"/>
+          <w:insideV w:val="none" w:sz="0" w:space="0" w:color="auto"/>
+        </w:tblBorders>
+        <w:tblCellMar>
+          <w:left w:w="0" w:type="dxa"/>
+          <w:right w:w="0" w:type="dxa"/>
+        </w:tblCellMar>
+        <w:tblLook w:val="04A0" w:firstRow="1" w:lastRow="0" w:firstColumn="1" w:lastColumn="0" w:noHBand="0" w:noVBand="1"/>
+      </w:tblPr>
+      <w:tblGrid>
+        <w:gridCol w:w="8359"/>
+        <w:gridCol w:w="2431"/>
+      </w:tblGrid>
+      <w:tr>
+        <w:tc>
+          <w:tcPr>
+            <w:tcW w:w="8359" w:type="dxa"/>
+          </w:tcPr>
+          <w:p>
+            <w:pPr>
+              <w:spacing w:line="276" w:lineRule="auto"/>
+              <w:rPr>
+                <w:rFonts w:ascii="Calibri" w:hAnsi="Calibri" w:cs="Calibri"/>
+                <w:b/>
+                <w:bCs/>
+                <w:color w:val="000000" w:themeColor="text1"/>
+              </w:rPr>
+            </w:pPr>
+            <w:r>
+              <w:rPr>
+                <w:rFonts w:ascii="Calibri" w:hAnsi="Calibri" w:cs="Calibri"/>
+                <w:b/>
+                <w:bCs/>
+                <w:color w:val="000000" w:themeColor="text1"/>
+              </w:rPr>
+              <w:t>Backend</w:t>
+            </w:r>
+            <w:r>
+              <w:rPr>
+                <w:rFonts w:ascii="Calibri" w:hAnsi="Calibri" w:cs="Calibri"/>
+                <w:b/>
+                <w:bCs/>
+                <w:color w:val="000000" w:themeColor="text1"/>
+                <w:lang w:val="en-US"/>
+              </w:rPr>
+              <w:t xml:space="preserve"> &amp; Embedded Software</w:t>
+            </w:r>
+            <w:r>
+              <w:rPr>
+                <w:rFonts w:ascii="Calibri" w:hAnsi="Calibri" w:cs="Calibri"/>
+                <w:b/>
+                <w:bCs/>
+                <w:color w:val="000000" w:themeColor="text1"/>
+              </w:rPr>
+              <w:t xml:space="preserve"> </w:t>
+            </w:r>
+            <w:r>
+              <w:rPr>
+                <w:rFonts w:ascii="Calibri" w:hAnsi="Calibri" w:cs="Calibri"/>
+                <w:b/>
+                <w:bCs/>
+                <w:color w:val="000000" w:themeColor="text1"/>
+              </w:rPr>
+              <w:t>Engineer</w:t>
+            </w:r>
+            <w:r>
+              <w:rPr>
+                <w:rFonts w:ascii="Calibri" w:hAnsi="Calibri" w:cs="Calibri"/>
+                <w:b/>
+                <w:bCs/>
+                <w:color w:val="000000" w:themeColor="text1"/>
+              </w:rPr>
+              <w:t xml:space="preserve"> </w:t>
+            </w:r>
+            <w:r>
+              <w:rPr>
+                <w:rFonts w:ascii="Calibri" w:hAnsi="Calibri" w:cs="Calibri"/>
+                <w:color w:val="000000" w:themeColor="text1"/>
+              </w:rPr>
+              <w:t>|</w:t>
+            </w:r>
+            <w:r>
+              <w:rPr>
+                <w:rFonts w:ascii="Calibri" w:hAnsi="Calibri" w:cs="Calibri"/>
+                <w:b/>
+                <w:bCs/>
+                <w:color w:val="000000" w:themeColor="text1"/>
+              </w:rPr>
+              <w:t xml:space="preserve"> </w:t>
+            </w:r>
+            <w:proofErr w:type="spellStart"/>
+            <w:r>
+              <w:rPr>
+                <w:rFonts w:ascii="Calibri" w:hAnsi="Calibri" w:cs="Calibri"/>
+                <w:color w:val="808080" w:themeColor="background1" w:themeShade="80"/>
+              </w:rPr>
+              <w:t>Galcon</w:t>
+            </w:r>
+            <w:proofErr w:type="spellEnd"/>
+            <w:r>
+              <w:rPr>
+                <w:rFonts w:ascii="Calibri" w:hAnsi="Calibri" w:cs="Calibri"/>
+                <w:color w:val="808080" w:themeColor="background1" w:themeShade="80"/>
+              </w:rPr>
+              <w:t xml:space="preserve"> Computerized Control Systems</w:t>
+            </w:r>
+          </w:p>
+        </w:tc>
+        <w:tc>
+          <w:tcPr>
+            <w:tcW w:w="2431" w:type="dxa"/>
+          </w:tcPr>
+          <w:p>
+            <w:pPr>
+              <w:spacing w:line="276" w:lineRule="auto"/>
+              <w:jc w:val="right"/>
+              <w:rPr>
+                <w:rFonts w:ascii="Calibri" w:hAnsi="Calibri" w:cs="Calibri"/>
+                <w:color w:val="404040" w:themeColor="text1" w:themeTint="BF"/>
+                <w:sz w:val="22"/>
+                <w:szCs w:val="22"/>
+              </w:rPr>
+            </w:pPr>
+            <w:r>
+              <w:rPr>
+                <w:rFonts w:ascii="Calibri" w:hAnsi="Calibri" w:cs="Calibri"/>
+                <w:color w:val="404040" w:themeColor="text1" w:themeTint="BF"/>
+                <w:sz w:val="22"/>
+                <w:szCs w:val="22"/>
+              </w:rPr>
+              <w:t>April 2023 – Present</w:t>
+            </w:r>
+          </w:p>
+        </w:tc>
+      </w:tr>
+    </w:tbl>
+    <w:p>
+      <w:pPr>
+        <w:spacing w:after="0" w:line="276" w:lineRule="auto"/>
+        <w:rPr>
+          <w:rFonts w:ascii="Calibri" w:hAnsi="Calibri" w:cs="Calibri"/>
+          <w:color w:val="404040" w:themeColor="text1" w:themeTint="BF"/>
+          <w:sz w:val="22"/>
+          <w:szCs w:val="22"/>
+        </w:rPr>
+      </w:pPr>
+      <w:r>
+        <w:rPr>
+          <w:rFonts w:ascii="Calibri" w:hAnsi="Calibri" w:cs="Calibri"/>
+          <w:color w:val="404040" w:themeColor="text1" w:themeTint="BF"/>
+          <w:sz w:val="22"/>
+          <w:szCs w:val="22"/>
+        </w:rPr>
+        <w:t xml:space="preserve">Develop smart farm controllers using </w:t>
+      </w:r>
+      <w:r>
+        <w:rPr>
+          <w:rFonts w:ascii="Calibri" w:hAnsi="Calibri" w:cs="Calibri"/>
+          <w:b/>
+          <w:bCs/>
+          <w:color w:val="404040" w:themeColor="text1" w:themeTint="BF"/>
+          <w:sz w:val="22"/>
+          <w:szCs w:val="22"/>
+        </w:rPr>
+        <w:t>C#, C++, .NET, Node.js, SQL Server, MQTT and Red</w:t>
+      </w:r>
+      <w:r>
+        <w:rPr>
+          <w:rFonts w:ascii="Calibri" w:hAnsi="Calibri" w:cs="Calibri"/>
+          <w:b/>
+          <w:bCs/>
+          <w:color w:val="404040" w:themeColor="text1" w:themeTint="BF"/>
+          <w:sz w:val="22"/>
+          <w:szCs w:val="22"/>
+        </w:rPr>
+        <w:t>is</w:t>
+      </w:r>
+    </w:p>
+    <w:p>
+      <w:pPr>
+        <w:pStyle w:val="ListParagraph"/>
+        <w:numPr>
+          <w:ilvl w:val="0"/>
+          <w:numId w:val="3"/>
+        </w:numPr>
+        <w:spacing w:line="276" w:lineRule="auto"/>
+        <w:rPr>
+          <w:rFonts w:ascii="Calibri" w:hAnsi="Calibri" w:cs="Calibri"/>
+          <w:color w:val="404040" w:themeColor="text1" w:themeTint="BF"/>
+          <w:sz w:val="22"/>
+          <w:szCs w:val="22"/>
+        </w:rPr>
+      </w:pPr>
+      <w:r>
+        <w:rPr>
+          <w:rFonts w:ascii="Calibri" w:hAnsi="Calibri" w:cs="Calibri"/>
+          <w:color w:val="404040" w:themeColor="text1" w:themeTint="BF"/>
+          <w:sz w:val="22"/>
+          <w:szCs w:val="22"/>
+        </w:rPr>
+        <w:t>Build and optimiz</w:t>
+      </w:r>
+      <w:r>
+        <w:rPr>
+          <w:rFonts w:ascii="Calibri" w:hAnsi="Calibri" w:cs="Calibri"/>
+          <w:color w:val="404040" w:themeColor="text1" w:themeTint="BF"/>
+          <w:sz w:val="22"/>
+          <w:szCs w:val="22"/>
+        </w:rPr>
+        <w:t>e</w:t>
+      </w:r>
+      <w:r>
+        <w:rPr>
+          <w:rFonts w:ascii="Calibri" w:hAnsi="Calibri" w:cs="Calibri"/>
+          <w:color w:val="404040" w:themeColor="text1" w:themeTint="BF"/>
+          <w:sz w:val="22"/>
+          <w:szCs w:val="22"/>
+        </w:rPr>
+        <w:t xml:space="preserve"> </w:t>
+      </w:r>
+      <w:r>
+        <w:rPr>
+          <w:rFonts w:ascii="Calibri" w:hAnsi="Calibri" w:cs="Calibri"/>
+          <w:b/>
+          <w:bCs/>
+          <w:color w:val="404040" w:themeColor="text1" w:themeTint="BF"/>
+          <w:sz w:val="22"/>
+          <w:szCs w:val="22"/>
+        </w:rPr>
+        <w:t>R</w:t>
+      </w:r>
+      <w:r>
+        <w:rPr>
+          <w:rFonts w:ascii="Calibri" w:hAnsi="Calibri" w:cs="Calibri"/>
+          <w:b/>
+          <w:bCs/>
+          <w:color w:val="404040" w:themeColor="text1" w:themeTint="BF"/>
+          <w:sz w:val="22"/>
+          <w:szCs w:val="22"/>
+        </w:rPr>
+        <w:t>EST</w:t>
+      </w:r>
+      <w:r>
+        <w:rPr>
+          <w:rFonts w:ascii="Calibri" w:hAnsi="Calibri" w:cs="Calibri"/>
+          <w:b/>
+          <w:bCs/>
+          <w:color w:val="404040" w:themeColor="text1" w:themeTint="BF"/>
+          <w:sz w:val="22"/>
+          <w:szCs w:val="22"/>
+        </w:rPr>
+        <w:t xml:space="preserve"> API</w:t>
+      </w:r>
+      <w:r>
+        <w:rPr>
+          <w:rFonts w:ascii="Calibri" w:hAnsi="Calibri" w:cs="Calibri"/>
+          <w:b/>
+          <w:bCs/>
+          <w:color w:val="404040" w:themeColor="text1" w:themeTint="BF"/>
+          <w:sz w:val="22"/>
+          <w:szCs w:val="22"/>
+        </w:rPr>
+        <w:t>s</w:t>
+      </w:r>
+      <w:r>
+        <w:rPr>
+          <w:rFonts w:ascii="Calibri" w:hAnsi="Calibri" w:cs="Calibri"/>
+          <w:color w:val="404040" w:themeColor="text1" w:themeTint="BF"/>
+          <w:sz w:val="22"/>
+          <w:szCs w:val="22"/>
+        </w:rPr>
+        <w:t xml:space="preserve"> and</w:t>
+      </w:r>
+      <w:r>
+        <w:rPr>
+          <w:rFonts w:ascii="Calibri" w:hAnsi="Calibri" w:cs="Calibri"/>
+          <w:color w:val="404040" w:themeColor="text1" w:themeTint="BF"/>
+          <w:sz w:val="22"/>
+          <w:szCs w:val="22"/>
+        </w:rPr>
+        <w:t xml:space="preserve"> backend</w:t>
+      </w:r>
+      <w:r>
+        <w:rPr>
+          <w:rFonts w:ascii="Calibri" w:hAnsi="Calibri" w:cs="Calibri"/>
+          <w:color w:val="404040" w:themeColor="text1" w:themeTint="BF"/>
+          <w:sz w:val="22"/>
+          <w:szCs w:val="22"/>
+        </w:rPr>
+        <w:t xml:space="preserve"> communication server</w:t>
+      </w:r>
+      <w:r>
+        <w:rPr>
+          <w:rFonts w:ascii="Calibri" w:hAnsi="Calibri" w:cs="Calibri"/>
+          <w:color w:val="404040" w:themeColor="text1" w:themeTint="BF"/>
+          <w:sz w:val="22"/>
+          <w:szCs w:val="22"/>
+        </w:rPr>
+        <w:t>s</w:t>
+      </w:r>
+    </w:p>
+    <w:p>
+      <w:pPr>
+        <w:pStyle w:val="ListParagraph"/>
+        <w:numPr>
+          <w:ilvl w:val="0"/>
+          <w:numId w:val="3"/>
+        </w:numPr>
+        <w:spacing w:line="276" w:lineRule="auto"/>
+        <w:rPr>
+          <w:rFonts w:ascii="Calibri" w:hAnsi="Calibri" w:cs="Calibri"/>
+          <w:color w:val="404040" w:themeColor="text1" w:themeTint="BF"/>
+          <w:sz w:val="22"/>
+          <w:szCs w:val="22"/>
+        </w:rPr>
+      </w:pPr>
+      <w:r>
+        <w:rPr>
+          <w:rFonts w:ascii="Calibri" w:hAnsi="Calibri" w:cs="Calibri"/>
+          <w:b/>
+          <w:bCs/>
+          <w:color w:val="404040" w:themeColor="text1" w:themeTint="BF"/>
+          <w:sz w:val="22"/>
+          <w:szCs w:val="22"/>
+        </w:rPr>
+        <w:t xml:space="preserve">Embedded </w:t>
+      </w:r>
+      <w:r>
+        <w:rPr>
+          <w:rFonts w:ascii="Calibri" w:hAnsi="Calibri" w:cs="Calibri"/>
+          <w:b/>
+          <w:bCs/>
+          <w:color w:val="404040" w:themeColor="text1" w:themeTint="BF"/>
+          <w:sz w:val="22"/>
+          <w:szCs w:val="22"/>
+        </w:rPr>
+        <w:t>involvement</w:t>
+      </w:r>
+      <w:r>
+        <w:rPr>
+          <w:rFonts w:ascii="Calibri" w:hAnsi="Calibri" w:cs="Calibri"/>
+          <w:color w:val="404040" w:themeColor="text1" w:themeTint="BF"/>
+          <w:sz w:val="22"/>
+          <w:szCs w:val="22"/>
+        </w:rPr>
+        <w:t>:</w:t>
+      </w:r>
+      <w:r>
+        <w:rPr>
+          <w:rFonts w:ascii="Calibri" w:hAnsi="Calibri" w:cs="Calibri"/>
+          <w:color w:val="404040" w:themeColor="text1" w:themeTint="BF"/>
+          <w:sz w:val="22"/>
+          <w:szCs w:val="22"/>
+        </w:rPr>
+        <w:t xml:space="preserve"> actively contribute to a major refactor</w:t>
+      </w:r>
+      <w:r>
+        <w:rPr>
+          <w:rFonts w:ascii="Calibri" w:hAnsi="Calibri" w:cs="Calibri"/>
+          <w:color w:val="404040" w:themeColor="text1" w:themeTint="BF"/>
+          <w:sz w:val="22"/>
+          <w:szCs w:val="22"/>
+        </w:rPr>
+        <w:t>ing</w:t>
+      </w:r>
+      <w:r>
+        <w:rPr>
+          <w:rFonts w:ascii="Calibri" w:hAnsi="Calibri" w:cs="Calibri"/>
+          <w:color w:val="404040" w:themeColor="text1" w:themeTint="BF"/>
+          <w:sz w:val="22"/>
+          <w:szCs w:val="22"/>
+        </w:rPr>
+        <w:t xml:space="preserve"> replacing native TCP with </w:t>
+      </w:r>
+      <w:r>
+        <w:rPr>
+          <w:rFonts w:ascii="Calibri" w:hAnsi="Calibri" w:cs="Calibri"/>
+          <w:b/>
+          <w:bCs/>
+          <w:color w:val="404040" w:themeColor="text1" w:themeTint="BF"/>
+          <w:sz w:val="22"/>
+          <w:szCs w:val="22"/>
+        </w:rPr>
+        <w:t>MQTT</w:t>
+      </w:r>
+      <w:r>
+        <w:rPr>
+          <w:rFonts w:ascii="Calibri" w:hAnsi="Calibri" w:cs="Calibri"/>
+          <w:color w:val="404040" w:themeColor="text1" w:themeTint="BF"/>
+          <w:sz w:val="22"/>
+          <w:szCs w:val="22"/>
+        </w:rPr>
+        <w:t xml:space="preserve"> and migrating configuration from device registers to a database</w:t>
+      </w:r>
+      <w:r>
+        <w:rPr>
+          <w:rFonts w:ascii="Calibri" w:hAnsi="Calibri" w:cs="Calibri"/>
+          <w:color w:val="404040" w:themeColor="text1" w:themeTint="BF"/>
+          <w:sz w:val="22"/>
+          <w:szCs w:val="22"/>
+        </w:rPr>
+        <w:t>.</w:t>
+      </w:r>
+      <w:r>
+        <w:rPr>
+          <w:rFonts w:ascii="Calibri" w:hAnsi="Calibri" w:cs="Calibri"/>
+          <w:color w:val="404040" w:themeColor="text1" w:themeTint="BF"/>
+          <w:sz w:val="22"/>
+          <w:szCs w:val="22"/>
+        </w:rPr>
+        <w:t xml:space="preserve"> </w:t>
+      </w:r>
+      <w:r>
+        <w:rPr>
+          <w:rFonts w:ascii="Calibri" w:hAnsi="Calibri" w:cs="Calibri"/>
+          <w:color w:val="404040" w:themeColor="text1" w:themeTint="BF"/>
+          <w:sz w:val="22"/>
+          <w:szCs w:val="22"/>
+        </w:rPr>
+        <w:t>D</w:t>
+      </w:r>
+      <w:r>
+        <w:rPr>
+          <w:rFonts w:ascii="Calibri" w:hAnsi="Calibri" w:cs="Calibri"/>
+          <w:color w:val="404040" w:themeColor="text1" w:themeTint="BF"/>
+          <w:sz w:val="22"/>
+          <w:szCs w:val="22"/>
+        </w:rPr>
+        <w:t>evelop Io</w:t>
+      </w:r>
+      <w:r>
+        <w:rPr>
+          <w:rFonts w:ascii="Calibri" w:hAnsi="Calibri" w:cs="Calibri"/>
+          <w:color w:val="404040" w:themeColor="text1" w:themeTint="BF"/>
+          <w:sz w:val="22"/>
+          <w:szCs w:val="22"/>
+        </w:rPr>
+        <w:t>T</w:t>
+      </w:r>
+      <w:r>
+        <w:rPr>
+          <w:rFonts w:ascii="Calibri" w:hAnsi="Calibri" w:cs="Calibri"/>
+          <w:color w:val="404040" w:themeColor="text1" w:themeTint="BF"/>
+          <w:sz w:val="22"/>
+          <w:szCs w:val="22"/>
+        </w:rPr>
+        <w:t xml:space="preserve"> device logic using OOP principles and clean architecture</w:t>
+      </w:r>
+    </w:p>
+    <w:p>
+      <w:pPr>
+        <w:pStyle w:val="ListParagraph"/>
+        <w:numPr>
+          <w:ilvl w:val="0"/>
+          <w:numId w:val="3"/>
+        </w:numPr>
+        <w:spacing w:line="276" w:lineRule="auto"/>
+        <w:rPr>
+          <w:rFonts w:ascii="Calibri" w:hAnsi="Calibri" w:cs="Calibri"/>
+          <w:color w:val="404040" w:themeColor="text1" w:themeTint="BF"/>
+          <w:sz w:val="22"/>
+          <w:szCs w:val="22"/>
+        </w:rPr>
+      </w:pPr>
+      <w:r>
+        <w:rPr>
+          <w:rFonts w:ascii="Calibri" w:hAnsi="Calibri" w:cs="Calibri"/>
+          <w:color w:val="404040" w:themeColor="text1" w:themeTint="BF"/>
+          <w:sz w:val="22"/>
+          <w:szCs w:val="22"/>
+        </w:rPr>
+        <w:t>Design and maintain database structures and system-level architecture in collaboration with product and technical leadership</w:t>
+      </w:r>
+    </w:p>
+    <w:p>
+      <w:pPr>
+        <w:pStyle w:val="ListParagraph"/>
+        <w:numPr>
+          <w:ilvl w:val="0"/>
+          <w:numId w:val="3"/>
+        </w:numPr>
+        <w:spacing w:line="276" w:lineRule="auto"/>
+        <w:rPr>
+          <w:rFonts w:ascii="Calibri" w:hAnsi="Calibri" w:cs="Calibri"/>
+          <w:color w:val="404040" w:themeColor="text1" w:themeTint="BF"/>
+          <w:sz w:val="22"/>
+          <w:szCs w:val="22"/>
+        </w:rPr>
+      </w:pPr>
+      <w:r>
+        <w:rPr>
+          <w:rFonts w:ascii="Calibri" w:hAnsi="Calibri" w:cs="Calibri"/>
+          <w:color w:val="404040" w:themeColor="text1" w:themeTint="BF"/>
+          <w:sz w:val="22"/>
+          <w:szCs w:val="22"/>
+        </w:rPr>
+        <w:t>Work in an Agile team using Git and Jira</w:t>
+      </w:r>
+    </w:p>
+    <w:p>
+      <w:pPr>
+        <w:pStyle w:val="ListParagraph"/>
+        <w:numPr>
+          <w:ilvl w:val="0"/>
+          <w:numId w:val="3"/>
+        </w:numPr>
+        <w:spacing w:line="276" w:lineRule="auto"/>
+        <w:rPr>
+          <w:rFonts w:ascii="Calibri" w:hAnsi="Calibri" w:cs="Calibri"/>
+          <w:color w:val="404040" w:themeColor="text1" w:themeTint="BF"/>
+          <w:sz w:val="22"/>
+          <w:szCs w:val="22"/>
+        </w:rPr>
+      </w:pPr>
+      <w:r>
+        <w:rPr>
+          <w:rFonts w:ascii="Calibri" w:hAnsi="Calibri" w:cs="Calibri"/>
+          <w:color w:val="404040" w:themeColor="text1" w:themeTint="BF"/>
+          <w:sz w:val="22"/>
+          <w:szCs w:val="22"/>
+        </w:rPr>
+        <w:t>Built</w:t>
+      </w:r>
+      <w:r>
+        <w:rPr>
+          <w:rFonts w:ascii="Calibri" w:hAnsi="Calibri" w:cs="Calibri"/>
+          <w:color w:val="404040" w:themeColor="text1" w:themeTint="BF"/>
+          <w:sz w:val="22"/>
+          <w:szCs w:val="22"/>
+        </w:rPr>
+        <w:t xml:space="preserve"> a scalable load</w:t>
+      </w:r>
+      <w:r>
+        <w:rPr>
+          <w:rFonts w:ascii="Calibri" w:hAnsi="Calibri" w:cs="Calibri"/>
+          <w:color w:val="404040" w:themeColor="text1" w:themeTint="BF"/>
+          <w:sz w:val="22"/>
+          <w:szCs w:val="22"/>
+        </w:rPr>
+        <w:t>-</w:t>
+      </w:r>
+      <w:r>
+        <w:rPr>
+          <w:rFonts w:ascii="Calibri" w:hAnsi="Calibri" w:cs="Calibri"/>
+          <w:color w:val="404040" w:themeColor="text1" w:themeTint="BF"/>
+          <w:sz w:val="22"/>
+          <w:szCs w:val="22"/>
+        </w:rPr>
+        <w:t>testing tool to simulate thou</w:t>
+      </w:r>
+      <w:r>
+        <w:rPr>
+          <w:rFonts w:ascii="Calibri" w:hAnsi="Calibri" w:cs="Calibri"/>
+          <w:color w:val="404040" w:themeColor="text1" w:themeTint="BF"/>
+          <w:sz w:val="22"/>
+          <w:szCs w:val="22"/>
+        </w:rPr>
+        <w:t>sands of devices</w:t>
+      </w:r>
+    </w:p>
+    <w:p>
+      <w:pPr>
+        <w:pStyle w:val="ListParagraph"/>
+        <w:numPr>
+          <w:ilvl w:val="0"/>
+          <w:numId w:val="3"/>
+        </w:numPr>
+        <w:spacing w:line="276" w:lineRule="auto"/>
+        <w:rPr>
+          <w:rFonts w:ascii="Calibri" w:hAnsi="Calibri" w:cs="Calibri"/>
+          <w:color w:val="404040" w:themeColor="text1" w:themeTint="BF"/>
+          <w:sz w:val="22"/>
+          <w:szCs w:val="22"/>
+        </w:rPr>
+      </w:pPr>
+      <w:r>
+        <w:rPr>
+          <w:rFonts w:ascii="Calibri" w:hAnsi="Calibri" w:cs="Calibri"/>
+          <w:color w:val="404040" w:themeColor="text1" w:themeTint="BF"/>
+          <w:sz w:val="22"/>
+          <w:szCs w:val="22"/>
+        </w:rPr>
+        <w:t>Developed</w:t>
+      </w:r>
+      <w:r>
+        <w:rPr>
+          <w:rFonts w:ascii="Calibri" w:hAnsi="Calibri" w:cs="Calibri"/>
+          <w:color w:val="404040" w:themeColor="text1" w:themeTint="BF"/>
+          <w:sz w:val="22"/>
+          <w:szCs w:val="22"/>
+        </w:rPr>
+        <w:t xml:space="preserve"> a desktop tool using WinForms to tr</w:t>
+      </w:r>
+      <w:r>
+        <w:rPr>
+          <w:rFonts w:ascii="Calibri" w:hAnsi="Calibri" w:cs="Calibri"/>
+          <w:color w:val="404040" w:themeColor="text1" w:themeTint="BF"/>
+          <w:sz w:val="22"/>
+          <w:szCs w:val="22"/>
+        </w:rPr>
+        <w:t>a</w:t>
+      </w:r>
+      <w:r>
+        <w:rPr>
+          <w:rFonts w:ascii="Calibri" w:hAnsi="Calibri" w:cs="Calibri"/>
+          <w:color w:val="404040" w:themeColor="text1" w:themeTint="BF"/>
+          <w:sz w:val="22"/>
+          <w:szCs w:val="22"/>
+        </w:rPr>
+        <w:t>ck and simulate Redis m</w:t>
+      </w:r>
+      <w:r>
+        <w:rPr>
+          <w:rFonts w:ascii="Calibri" w:hAnsi="Calibri" w:cs="Calibri"/>
+          <w:color w:val="404040" w:themeColor="text1" w:themeTint="BF"/>
+          <w:sz w:val="22"/>
+          <w:szCs w:val="22"/>
+        </w:rPr>
+        <w:t>e</w:t>
+      </w:r>
+      <w:r>
+        <w:rPr>
+          <w:rFonts w:ascii="Calibri" w:hAnsi="Calibri" w:cs="Calibri"/>
+          <w:color w:val="404040" w:themeColor="text1" w:themeTint="BF"/>
+          <w:sz w:val="22"/>
+          <w:szCs w:val="22"/>
+        </w:rPr>
+        <w:t>ssages</w:t>
+      </w:r>
+    </w:p>
+    <w:p>
+      <w:pPr>
+        <w:pStyle w:val="ListParagraph"/>
+        <w:numPr>
+          <w:ilvl w:val="0"/>
+          <w:numId w:val="3"/>
+        </w:numPr>
+        <w:spacing w:line="276" w:lineRule="auto"/>
+        <w:rPr>
+          <w:rFonts w:ascii="Calibri" w:hAnsi="Calibri" w:cs="Calibri"/>
+          <w:color w:val="404040" w:themeColor="text1" w:themeTint="BF"/>
+          <w:sz w:val="22"/>
+          <w:szCs w:val="22"/>
+        </w:rPr>
+      </w:pPr>
+      <w:r>
+        <w:rPr>
+          <w:rFonts w:ascii="Calibri" w:hAnsi="Calibri" w:cs="Calibri"/>
+          <w:color w:val="404040" w:themeColor="text1" w:themeTint="BF"/>
+          <w:sz w:val="22"/>
+          <w:szCs w:val="22"/>
+        </w:rPr>
+        <w:t>Actively participate in all major initiatives across the system</w:t>
       </w:r>
     </w:p>
     <w:tbl>
@@ -1114,23 +1869,14 @@
                 <w:bCs/>
                 <w:color w:val="000000" w:themeColor="text1"/>
               </w:rPr>
-              <w:t xml:space="preserve">Backend Developer </w:t>
+              <w:t xml:space="preserve">Full Stack Developer </w:t>
             </w:r>
             <w:r>
               <w:rPr>
                 <w:rFonts w:ascii="Calibri" w:hAnsi="Calibri" w:cs="Calibri"/>
                 <w:color w:val="000000" w:themeColor="text1"/>
               </w:rPr>
-              <w:t>|</w:t>
-            </w:r>
-            <w:r>
-              <w:rPr>
-                <w:rFonts w:ascii="Calibri" w:hAnsi="Calibri" w:cs="Calibri"/>
-                <w:b/>
-                <w:bCs/>
-                <w:color w:val="000000" w:themeColor="text1"/>
-              </w:rPr>
-              <w:t xml:space="preserve"> </w:t>
+              <w:t xml:space="preserve">| </w:t>
             </w:r>
             <w:proofErr w:type="spellStart"/>
             <w:r>
@@ -1138,7 +1884,7 @@
                 <w:rFonts w:ascii="Calibri" w:hAnsi="Calibri" w:cs="Calibri"/>
                 <w:color w:val="808080" w:themeColor="background1" w:themeShade="80"/>
               </w:rPr>
-              <w:t>Galcon</w:t>
+              <w:t>Minicy</w:t>
             </w:r>
             <w:proofErr w:type="spellEnd"/>
             <w:r>
@@ -1146,7 +1892,7 @@
                 <w:rFonts w:ascii="Calibri" w:hAnsi="Calibri" w:cs="Calibri"/>
                 <w:color w:val="808080" w:themeColor="background1" w:themeShade="80"/>
               </w:rPr>
-              <w:t xml:space="preserve"> Computerized Control Systems</w:t>
+              <w:t xml:space="preserve"> Catom LTD</w:t>
             </w:r>
           </w:p>
         </w:tc>
@@ -1156,23 +1902,26 @@
           </w:tcPr>
           <w:p>
             <w:pPr>
+              <w:tabs>
+                <w:tab w:val="left" w:pos="0"/>
+              </w:tabs>
               <w:spacing w:line="276" w:lineRule="auto"/>
               <w:jc w:val="right"/>
+              <w:rPr>
+                <w:rFonts w:ascii="Calibri" w:hAnsi="Calibri" w:cs="Calibri"/>
+                <w:color w:val="808080" w:themeColor="background1" w:themeShade="80"/>
+                <w:sz w:val="22"/>
+                <w:szCs w:val="22"/>
+              </w:rPr>
+            </w:pPr>
+            <w:r>
               <w:rPr>
                 <w:rFonts w:ascii="Calibri" w:hAnsi="Calibri" w:cs="Calibri"/>
                 <w:color w:val="404040" w:themeColor="text1" w:themeTint="BF"/>
                 <w:sz w:val="22"/>
                 <w:szCs w:val="22"/>
               </w:rPr>
-            </w:pPr>
-            <w:r>
-              <w:rPr>
-                <w:rFonts w:ascii="Calibri" w:hAnsi="Calibri" w:cs="Calibri"/>
-                <w:color w:val="404040" w:themeColor="text1" w:themeTint="BF"/>
-                <w:sz w:val="22"/>
-                <w:szCs w:val="22"/>
-              </w:rPr>
-              <w:t>April 2023 – Present</w:t>
+              <w:t>August 2021 – March 2023</w:t>
             </w:r>
           </w:p>
         </w:tc>
@@ -1195,7 +1944,18 @@
           <w:sz w:val="22"/>
           <w:szCs w:val="22"/>
         </w:rPr>
-        <w:t>Develop</w:t>
+        <w:t xml:space="preserve">Developed and maintained an energy control system using </w:t>
+      </w:r>
+      <w:r>
+        <w:rPr>
+          <w:rFonts w:ascii="Calibri" w:hAnsi="Calibri" w:cs="Calibri"/>
+          <w:b/>
+          <w:bCs/>
+          <w:color w:val="404040" w:themeColor="text1" w:themeTint="BF"/>
+          <w:sz w:val="22"/>
+          <w:szCs w:val="22"/>
+        </w:rPr>
+        <w:t>C#, ASP.Net and SQL Server</w:t>
       </w:r>
       <w:r>
         <w:rPr>
@@ -1205,96 +1965,6 @@
           <w:szCs w:val="22"/>
         </w:rPr>
         <w:t xml:space="preserve"> </w:t>
-      </w:r>
-      <w:r>
-        <w:rPr>
-          <w:rFonts w:ascii="Calibri" w:hAnsi="Calibri" w:cs="Calibri"/>
-          <w:color w:val="404040" w:themeColor="text1" w:themeTint="BF"/>
-          <w:sz w:val="22"/>
-          <w:szCs w:val="22"/>
-        </w:rPr>
-        <w:t xml:space="preserve">smart farm </w:t>
-      </w:r>
-      <w:r>
-        <w:rPr>
-          <w:rFonts w:ascii="Calibri" w:hAnsi="Calibri" w:cs="Calibri"/>
-          <w:color w:val="404040" w:themeColor="text1" w:themeTint="BF"/>
-          <w:sz w:val="22"/>
-          <w:szCs w:val="22"/>
-        </w:rPr>
-        <w:t>controllers using</w:t>
-      </w:r>
-      <w:r>
-        <w:rPr>
-          <w:rFonts w:ascii="Calibri" w:hAnsi="Calibri" w:cs="Calibri"/>
-          <w:color w:val="404040" w:themeColor="text1" w:themeTint="BF"/>
-          <w:sz w:val="22"/>
-          <w:szCs w:val="22"/>
-        </w:rPr>
-        <w:t xml:space="preserve"> C#</w:t>
-      </w:r>
-      <w:r>
-        <w:rPr>
-          <w:rFonts w:ascii="Calibri" w:hAnsi="Calibri" w:cs="Calibri"/>
-          <w:color w:val="404040" w:themeColor="text1" w:themeTint="BF"/>
-          <w:sz w:val="22"/>
-          <w:szCs w:val="22"/>
-        </w:rPr>
-        <w:t>, .N</w:t>
-      </w:r>
-      <w:r>
-        <w:rPr>
-          <w:rFonts w:ascii="Calibri" w:hAnsi="Calibri" w:cs="Calibri"/>
-          <w:color w:val="404040" w:themeColor="text1" w:themeTint="BF"/>
-          <w:sz w:val="22"/>
-          <w:szCs w:val="22"/>
-        </w:rPr>
-        <w:t>ET</w:t>
-      </w:r>
-      <w:r>
-        <w:rPr>
-          <w:rFonts w:ascii="Calibri" w:hAnsi="Calibri" w:cs="Calibri"/>
-          <w:color w:val="404040" w:themeColor="text1" w:themeTint="BF"/>
-          <w:sz w:val="22"/>
-          <w:szCs w:val="22"/>
-        </w:rPr>
-        <w:t>,</w:t>
-      </w:r>
-      <w:r>
-        <w:rPr>
-          <w:rFonts w:ascii="Calibri" w:hAnsi="Calibri" w:cs="Calibri"/>
-          <w:color w:val="404040" w:themeColor="text1" w:themeTint="BF"/>
-          <w:sz w:val="22"/>
-          <w:szCs w:val="22"/>
-        </w:rPr>
-        <w:t xml:space="preserve"> Node.js,</w:t>
-      </w:r>
-      <w:r>
-        <w:rPr>
-          <w:rFonts w:ascii="Calibri" w:hAnsi="Calibri" w:cs="Calibri"/>
-          <w:color w:val="404040" w:themeColor="text1" w:themeTint="BF"/>
-          <w:sz w:val="22"/>
-          <w:szCs w:val="22"/>
-        </w:rPr>
-        <w:t xml:space="preserve"> SQL Server,</w:t>
-      </w:r>
-      <w:r>
-        <w:rPr>
-          <w:rFonts w:ascii="Calibri" w:hAnsi="Calibri" w:cs="Calibri"/>
-          <w:color w:val="404040" w:themeColor="text1" w:themeTint="BF"/>
-          <w:sz w:val="22"/>
-          <w:szCs w:val="22"/>
-        </w:rPr>
-        <w:t xml:space="preserve"> </w:t>
-      </w:r>
-      <w:r>
-        <w:rPr>
-          <w:rFonts w:ascii="Calibri" w:hAnsi="Calibri" w:cs="Calibri"/>
-          <w:color w:val="404040" w:themeColor="text1" w:themeTint="BF"/>
-          <w:sz w:val="22"/>
-          <w:szCs w:val="22"/>
-        </w:rPr>
-        <w:t>Redis</w:t>
       </w:r>
     </w:p>
     <w:p>
@@ -1302,7 +1972,7 @@
         <w:pStyle w:val="ListParagraph"/>
         <w:numPr>
           <w:ilvl w:val="0"/>
-          <w:numId w:val="3"/>
+          <w:numId w:val="2"/>
         </w:numPr>
         <w:spacing w:line="276" w:lineRule="auto"/>
         <w:rPr>
@@ -1319,43 +1989,25 @@
           <w:sz w:val="22"/>
           <w:szCs w:val="22"/>
         </w:rPr>
-        <w:t>Build and optimiz</w:t>
-      </w:r>
-      <w:r>
-        <w:rPr>
-          <w:rFonts w:ascii="Calibri" w:hAnsi="Calibri" w:cs="Calibri"/>
-          <w:color w:val="404040" w:themeColor="text1" w:themeTint="BF"/>
-          <w:sz w:val="22"/>
-          <w:szCs w:val="22"/>
-        </w:rPr>
-        <w:t>e</w:t>
-      </w:r>
-      <w:r>
-        <w:rPr>
-          <w:rFonts w:ascii="Calibri" w:hAnsi="Calibri" w:cs="Calibri"/>
-          <w:color w:val="404040" w:themeColor="text1" w:themeTint="BF"/>
-          <w:sz w:val="22"/>
-          <w:szCs w:val="22"/>
-        </w:rPr>
-        <w:t xml:space="preserve"> R</w:t>
-      </w:r>
-      <w:r>
-        <w:rPr>
-          <w:rFonts w:ascii="Calibri" w:hAnsi="Calibri" w:cs="Calibri"/>
-          <w:color w:val="404040" w:themeColor="text1" w:themeTint="BF"/>
-          <w:sz w:val="22"/>
-          <w:szCs w:val="22"/>
-        </w:rPr>
-        <w:t>EST</w:t>
-      </w:r>
-      <w:r>
-        <w:rPr>
-          <w:rFonts w:ascii="Calibri" w:hAnsi="Calibri" w:cs="Calibri"/>
-          <w:color w:val="404040" w:themeColor="text1" w:themeTint="BF"/>
-          <w:sz w:val="22"/>
-          <w:szCs w:val="22"/>
-        </w:rPr>
-        <w:t xml:space="preserve"> API</w:t>
+        <w:t xml:space="preserve">Designed </w:t>
+      </w:r>
+      <w:r>
+        <w:rPr>
+          <w:rFonts w:ascii="Calibri" w:hAnsi="Calibri" w:cs="Calibri"/>
+          <w:color w:val="404040" w:themeColor="text1" w:themeTint="BF"/>
+          <w:sz w:val="22"/>
+          <w:szCs w:val="22"/>
+        </w:rPr>
+        <w:t>datab</w:t>
+      </w:r>
+      <w:r>
+        <w:rPr>
+          <w:rFonts w:ascii="Calibri" w:hAnsi="Calibri" w:cs="Calibri"/>
+          <w:color w:val="404040" w:themeColor="text1" w:themeTint="BF"/>
+          <w:sz w:val="22"/>
+          <w:szCs w:val="22"/>
+        </w:rPr>
+        <w:t xml:space="preserve">ase </w:t>
       </w:r>
       <w:r>
         <w:rPr>
@@ -1373,34 +2025,7 @@
           <w:sz w:val="22"/>
           <w:szCs w:val="22"/>
         </w:rPr>
-        <w:t xml:space="preserve"> and</w:t>
-      </w:r>
-      <w:r>
-        <w:rPr>
-          <w:rFonts w:ascii="Calibri" w:hAnsi="Calibri" w:cs="Calibri"/>
-          <w:color w:val="404040" w:themeColor="text1" w:themeTint="BF"/>
-          <w:sz w:val="22"/>
-          <w:szCs w:val="22"/>
-        </w:rPr>
-        <w:t xml:space="preserve"> backend</w:t>
-      </w:r>
-      <w:r>
-        <w:rPr>
-          <w:rFonts w:ascii="Calibri" w:hAnsi="Calibri" w:cs="Calibri"/>
-          <w:color w:val="404040" w:themeColor="text1" w:themeTint="BF"/>
-          <w:sz w:val="22"/>
-          <w:szCs w:val="22"/>
-        </w:rPr>
-        <w:t xml:space="preserve"> communication server</w:t>
-      </w:r>
-      <w:r>
-        <w:rPr>
-          <w:rFonts w:ascii="Calibri" w:hAnsi="Calibri" w:cs="Calibri"/>
-          <w:color w:val="404040" w:themeColor="text1" w:themeTint="BF"/>
-          <w:sz w:val="22"/>
-          <w:szCs w:val="22"/>
-        </w:rPr>
-        <w:t>s</w:t>
+        <w:t>tructure</w:t>
       </w:r>
     </w:p>
     <w:p>
@@ -1408,7 +2033,7 @@
         <w:pStyle w:val="ListParagraph"/>
         <w:numPr>
           <w:ilvl w:val="0"/>
-          <w:numId w:val="3"/>
+          <w:numId w:val="2"/>
         </w:numPr>
         <w:spacing w:line="276" w:lineRule="auto"/>
         <w:rPr>
@@ -1425,115 +2050,61 @@
           <w:sz w:val="22"/>
           <w:szCs w:val="22"/>
         </w:rPr>
-        <w:t>C</w:t>
-      </w:r>
-      <w:r>
-        <w:rPr>
-          <w:rFonts w:ascii="Calibri" w:hAnsi="Calibri" w:cs="Calibri"/>
-          <w:color w:val="404040" w:themeColor="text1" w:themeTint="BF"/>
-          <w:sz w:val="22"/>
-          <w:szCs w:val="22"/>
-        </w:rPr>
-        <w:t>ollaborat</w:t>
-      </w:r>
-      <w:r>
-        <w:rPr>
-          <w:rFonts w:ascii="Calibri" w:hAnsi="Calibri" w:cs="Calibri"/>
-          <w:color w:val="404040" w:themeColor="text1" w:themeTint="BF"/>
-          <w:sz w:val="22"/>
-          <w:szCs w:val="22"/>
-        </w:rPr>
-        <w:t>e closely</w:t>
-      </w:r>
-      <w:r>
-        <w:rPr>
-          <w:rFonts w:ascii="Calibri" w:hAnsi="Calibri" w:cs="Calibri"/>
-          <w:color w:val="404040" w:themeColor="text1" w:themeTint="BF"/>
-          <w:sz w:val="22"/>
-          <w:szCs w:val="22"/>
-        </w:rPr>
-        <w:t xml:space="preserve"> with Product Manager and Embedded team</w:t>
-      </w:r>
-      <w:r>
-        <w:rPr>
-          <w:rFonts w:ascii="Calibri" w:hAnsi="Calibri" w:cs="Calibri"/>
-          <w:color w:val="404040" w:themeColor="text1" w:themeTint="BF"/>
-          <w:sz w:val="22"/>
-          <w:szCs w:val="22"/>
-        </w:rPr>
-        <w:t xml:space="preserve"> to</w:t>
-      </w:r>
-      <w:r>
-        <w:rPr>
-          <w:rFonts w:ascii="Calibri" w:hAnsi="Calibri" w:cs="Calibri"/>
-          <w:color w:val="404040" w:themeColor="text1" w:themeTint="BF"/>
-          <w:sz w:val="22"/>
-          <w:szCs w:val="22"/>
-        </w:rPr>
-        <w:t xml:space="preserve"> design</w:t>
-      </w:r>
-      <w:r>
-        <w:rPr>
-          <w:rFonts w:ascii="Calibri" w:hAnsi="Calibri" w:cs="Calibri"/>
-          <w:color w:val="404040" w:themeColor="text1" w:themeTint="BF"/>
-          <w:sz w:val="22"/>
-          <w:szCs w:val="22"/>
-        </w:rPr>
-        <w:t xml:space="preserve"> database</w:t>
-      </w:r>
-      <w:r>
-        <w:rPr>
-          <w:rFonts w:ascii="Calibri" w:hAnsi="Calibri" w:cs="Calibri"/>
-          <w:color w:val="404040" w:themeColor="text1" w:themeTint="BF"/>
-          <w:sz w:val="22"/>
-          <w:szCs w:val="22"/>
-        </w:rPr>
-        <w:t xml:space="preserve"> structures</w:t>
-      </w:r>
-      <w:r>
-        <w:rPr>
-          <w:rFonts w:ascii="Calibri" w:hAnsi="Calibri" w:cs="Calibri"/>
-          <w:color w:val="404040" w:themeColor="text1" w:themeTint="BF"/>
-          <w:sz w:val="22"/>
-          <w:szCs w:val="22"/>
-        </w:rPr>
-        <w:t>,</w:t>
-      </w:r>
-      <w:r>
-        <w:rPr>
-          <w:rFonts w:ascii="Calibri" w:hAnsi="Calibri" w:cs="Calibri"/>
-          <w:color w:val="404040" w:themeColor="text1" w:themeTint="BF"/>
-          <w:sz w:val="22"/>
-          <w:szCs w:val="22"/>
-        </w:rPr>
-        <w:t xml:space="preserve"> algorithms</w:t>
-      </w:r>
-      <w:r>
-        <w:rPr>
-          <w:rFonts w:ascii="Calibri" w:hAnsi="Calibri" w:cs="Calibri"/>
-          <w:color w:val="404040" w:themeColor="text1" w:themeTint="BF"/>
-          <w:sz w:val="22"/>
-          <w:szCs w:val="22"/>
-        </w:rPr>
-        <w:t xml:space="preserve"> and </w:t>
-      </w:r>
-      <w:r>
-        <w:rPr>
-          <w:rFonts w:ascii="Calibri" w:hAnsi="Calibri" w:cs="Calibri"/>
-          <w:color w:val="404040" w:themeColor="text1" w:themeTint="BF"/>
-          <w:sz w:val="22"/>
-          <w:szCs w:val="22"/>
-        </w:rPr>
-        <w:t xml:space="preserve">communication </w:t>
-      </w:r>
-      <w:r>
-        <w:rPr>
-          <w:rFonts w:ascii="Calibri" w:hAnsi="Calibri" w:cs="Calibri"/>
-          <w:color w:val="404040" w:themeColor="text1" w:themeTint="BF"/>
-          <w:sz w:val="22"/>
-          <w:szCs w:val="22"/>
-        </w:rPr>
-        <w:t>protocols</w:t>
+        <w:t>Optimized SQL procedures, reduc</w:t>
+      </w:r>
+      <w:r>
+        <w:rPr>
+          <w:rFonts w:ascii="Calibri" w:hAnsi="Calibri" w:cs="Calibri"/>
+          <w:color w:val="404040" w:themeColor="text1" w:themeTint="BF"/>
+          <w:sz w:val="22"/>
+          <w:szCs w:val="22"/>
+        </w:rPr>
+        <w:t>ing</w:t>
+      </w:r>
+      <w:r>
+        <w:rPr>
+          <w:rFonts w:ascii="Calibri" w:hAnsi="Calibri" w:cs="Calibri"/>
+          <w:color w:val="404040" w:themeColor="text1" w:themeTint="BF"/>
+          <w:sz w:val="22"/>
+          <w:szCs w:val="22"/>
+        </w:rPr>
+        <w:t xml:space="preserve"> report and bill</w:t>
+      </w:r>
+      <w:r>
+        <w:rPr>
+          <w:rFonts w:ascii="Calibri" w:hAnsi="Calibri" w:cs="Calibri"/>
+          <w:color w:val="404040" w:themeColor="text1" w:themeTint="BF"/>
+          <w:sz w:val="22"/>
+          <w:szCs w:val="22"/>
+        </w:rPr>
+        <w:t>ing</w:t>
+      </w:r>
+      <w:r>
+        <w:rPr>
+          <w:rFonts w:ascii="Calibri" w:hAnsi="Calibri" w:cs="Calibri"/>
+          <w:color w:val="404040" w:themeColor="text1" w:themeTint="BF"/>
+          <w:sz w:val="22"/>
+          <w:szCs w:val="22"/>
+        </w:rPr>
+        <w:t xml:space="preserve"> generation</w:t>
+      </w:r>
+      <w:r>
+        <w:rPr>
+          <w:rFonts w:ascii="Calibri" w:hAnsi="Calibri" w:cs="Calibri"/>
+          <w:color w:val="404040" w:themeColor="text1" w:themeTint="BF"/>
+          <w:sz w:val="22"/>
+          <w:szCs w:val="22"/>
+        </w:rPr>
+        <w:t xml:space="preserve"> </w:t>
+      </w:r>
+      <w:r>
+        <w:rPr>
+          <w:rFonts w:ascii="Calibri" w:hAnsi="Calibri" w:cs="Calibri"/>
+          <w:color w:val="404040" w:themeColor="text1" w:themeTint="BF"/>
+          <w:sz w:val="22"/>
+          <w:szCs w:val="22"/>
+        </w:rPr>
+        <w:t>time</w:t>
       </w:r>
     </w:p>
     <w:p>
@@ -1541,7 +2112,7 @@
         <w:pStyle w:val="ListParagraph"/>
         <w:numPr>
           <w:ilvl w:val="0"/>
-          <w:numId w:val="3"/>
+          <w:numId w:val="2"/>
         </w:numPr>
         <w:spacing w:line="276" w:lineRule="auto"/>
         <w:rPr>
@@ -1558,145 +2129,23 @@
           <w:sz w:val="22"/>
           <w:szCs w:val="22"/>
         </w:rPr>
-        <w:t>Work in an Agile team using Git and Jira</w:t>
+        <w:t>Developed Windows Services for background tasks</w:t>
       </w:r>
     </w:p>
     <w:p>
       <w:pPr>
-        <w:pStyle w:val="ListParagraph"/>
-        <w:numPr>
-          <w:ilvl w:val="0"/>
-          <w:numId w:val="3"/>
-        </w:numPr>
-        <w:spacing w:line="276" w:lineRule="auto"/>
-        <w:rPr>
-          <w:rFonts w:ascii="Calibri" w:hAnsi="Calibri" w:cs="Calibri"/>
-          <w:color w:val="404040" w:themeColor="text1" w:themeTint="BF"/>
-          <w:sz w:val="22"/>
-          <w:szCs w:val="22"/>
-        </w:rPr>
-      </w:pPr>
-      <w:r>
-        <w:rPr>
-          <w:rFonts w:ascii="Calibri" w:hAnsi="Calibri" w:cs="Calibri"/>
-          <w:color w:val="404040" w:themeColor="text1" w:themeTint="BF"/>
-          <w:sz w:val="22"/>
-          <w:szCs w:val="22"/>
-        </w:rPr>
-        <w:t>Developed a scalable load testing tool to simulate thou</w:t>
-      </w:r>
-      <w:r>
-        <w:rPr>
-          <w:rFonts w:ascii="Calibri" w:hAnsi="Calibri" w:cs="Calibri"/>
-          <w:color w:val="404040" w:themeColor="text1" w:themeTint="BF"/>
-          <w:sz w:val="22"/>
-          <w:szCs w:val="22"/>
-        </w:rPr>
-        <w:t>sands of devices</w:t>
-      </w:r>
-    </w:p>
-    <w:p>
-      <w:pPr>
-        <w:pStyle w:val="ListParagraph"/>
-        <w:numPr>
-          <w:ilvl w:val="0"/>
-          <w:numId w:val="3"/>
-        </w:numPr>
-        <w:spacing w:line="276" w:lineRule="auto"/>
-        <w:rPr>
-          <w:rFonts w:ascii="Calibri" w:hAnsi="Calibri" w:cs="Calibri"/>
-          <w:color w:val="404040" w:themeColor="text1" w:themeTint="BF"/>
-          <w:sz w:val="22"/>
-          <w:szCs w:val="22"/>
-        </w:rPr>
-      </w:pPr>
-      <w:r>
-        <w:rPr>
-          <w:rFonts w:ascii="Calibri" w:hAnsi="Calibri" w:cs="Calibri"/>
-          <w:color w:val="404040" w:themeColor="text1" w:themeTint="BF"/>
-          <w:sz w:val="22"/>
-          <w:szCs w:val="22"/>
-        </w:rPr>
-        <w:t>Created</w:t>
-      </w:r>
-      <w:r>
-        <w:rPr>
-          <w:rFonts w:ascii="Calibri" w:hAnsi="Calibri" w:cs="Calibri"/>
-          <w:color w:val="404040" w:themeColor="text1" w:themeTint="BF"/>
-          <w:sz w:val="22"/>
-          <w:szCs w:val="22"/>
-        </w:rPr>
-        <w:t xml:space="preserve"> a desktop tool using WinForms to tr</w:t>
-      </w:r>
-      <w:r>
-        <w:rPr>
-          <w:rFonts w:ascii="Calibri" w:hAnsi="Calibri" w:cs="Calibri"/>
-          <w:color w:val="404040" w:themeColor="text1" w:themeTint="BF"/>
-          <w:sz w:val="22"/>
-          <w:szCs w:val="22"/>
-        </w:rPr>
-        <w:t>a</w:t>
-      </w:r>
-      <w:r>
-        <w:rPr>
-          <w:rFonts w:ascii="Calibri" w:hAnsi="Calibri" w:cs="Calibri"/>
-          <w:color w:val="404040" w:themeColor="text1" w:themeTint="BF"/>
-          <w:sz w:val="22"/>
-          <w:szCs w:val="22"/>
-        </w:rPr>
-        <w:t>ck and simulate Redis m</w:t>
-      </w:r>
-      <w:r>
-        <w:rPr>
-          <w:rFonts w:ascii="Calibri" w:hAnsi="Calibri" w:cs="Calibri"/>
-          <w:color w:val="404040" w:themeColor="text1" w:themeTint="BF"/>
-          <w:sz w:val="22"/>
-          <w:szCs w:val="22"/>
-        </w:rPr>
-        <w:t>e</w:t>
-      </w:r>
-      <w:r>
-        <w:rPr>
-          <w:rFonts w:ascii="Calibri" w:hAnsi="Calibri" w:cs="Calibri"/>
-          <w:color w:val="404040" w:themeColor="text1" w:themeTint="BF"/>
-          <w:sz w:val="22"/>
-          <w:szCs w:val="22"/>
-        </w:rPr>
-        <w:t>ssages</w:t>
-      </w:r>
-    </w:p>
-    <w:p>
-      <w:pPr>
-        <w:pStyle w:val="ListParagraph"/>
-        <w:numPr>
-          <w:ilvl w:val="0"/>
-          <w:numId w:val="3"/>
-        </w:numPr>
-        <w:spacing w:line="276" w:lineRule="auto"/>
-        <w:rPr>
-          <w:rFonts w:ascii="Calibri" w:hAnsi="Calibri" w:cs="Calibri"/>
-          <w:color w:val="404040" w:themeColor="text1" w:themeTint="BF"/>
-          <w:sz w:val="22"/>
-          <w:szCs w:val="22"/>
-        </w:rPr>
-      </w:pPr>
-      <w:r>
-        <w:rPr>
-          <w:rFonts w:ascii="Calibri" w:hAnsi="Calibri" w:cs="Calibri"/>
-          <w:color w:val="404040" w:themeColor="text1" w:themeTint="BF"/>
-          <w:sz w:val="22"/>
-          <w:szCs w:val="22"/>
-        </w:rPr>
-        <w:t xml:space="preserve">Actively involved in all major projects across </w:t>
-      </w:r>
-      <w:r>
-        <w:rPr>
-          <w:rFonts w:ascii="Calibri" w:hAnsi="Calibri" w:cs="Calibri"/>
-          <w:color w:val="404040" w:themeColor="text1" w:themeTint="BF"/>
-          <w:sz w:val="22"/>
-          <w:szCs w:val="22"/>
-        </w:rPr>
-        <w:t>the product</w:t>
+        <w:pStyle w:val="Style1"/>
+        <w:rPr>
+          <w:rFonts w:ascii="Calibri" w:hAnsi="Calibri" w:cs="Calibri"/>
+          <w:i/>
+          <w:iCs/>
+        </w:rPr>
+      </w:pPr>
+      <w:r>
+        <w:rPr>
+          <w:rFonts w:ascii="Calibri" w:hAnsi="Calibri" w:cs="Calibri"/>
+        </w:rPr>
+        <w:t>Education</w:t>
       </w:r>
     </w:p>
     <w:tbl>
@@ -1743,46 +2192,53 @@
                 <w:bCs/>
                 <w:color w:val="000000" w:themeColor="text1"/>
               </w:rPr>
-              <w:t xml:space="preserve">Full Stack Developer </w:t>
+              <w:t>Full Stack Developer</w:t>
             </w:r>
             <w:r>
               <w:rPr>
                 <w:rFonts w:ascii="Calibri" w:hAnsi="Calibri" w:cs="Calibri"/>
+                <w:b/>
+                <w:bCs/>
                 <w:color w:val="000000" w:themeColor="text1"/>
-              </w:rPr>
-              <w:t xml:space="preserve">| </w:t>
-            </w:r>
-            <w:proofErr w:type="spellStart"/>
-            <w:r>
-              <w:rPr>
-                <w:rFonts w:ascii="Calibri" w:hAnsi="Calibri" w:cs="Calibri"/>
-                <w:color w:val="808080" w:themeColor="background1" w:themeShade="80"/>
-              </w:rPr>
-              <w:t>Minicy</w:t>
-            </w:r>
-            <w:proofErr w:type="spellEnd"/>
-            <w:r>
-              <w:rPr>
-                <w:rFonts w:ascii="Calibri" w:hAnsi="Calibri" w:cs="Calibri"/>
-                <w:color w:val="808080" w:themeColor="background1" w:themeShade="80"/>
               </w:rPr>
               <w:t xml:space="preserve"> </w:t>
             </w:r>
-            <w:proofErr w:type="spellStart"/>
             <w:r>
               <w:rPr>
                 <w:rFonts w:ascii="Calibri" w:hAnsi="Calibri" w:cs="Calibri"/>
+                <w:color w:val="000000" w:themeColor="text1"/>
+              </w:rPr>
+              <w:t>|</w:t>
+            </w:r>
+            <w:r>
+              <w:rPr>
+                <w:rFonts w:ascii="Calibri" w:hAnsi="Calibri" w:cs="Calibri"/>
+                <w:b/>
+                <w:bCs/>
+                <w:color w:val="000000" w:themeColor="text1"/>
+              </w:rPr>
+              <w:t xml:space="preserve"> </w:t>
+            </w:r>
+            <w:r>
+              <w:rPr>
+                <w:rFonts w:ascii="Calibri" w:hAnsi="Calibri" w:cs="Calibri"/>
                 <w:color w:val="808080" w:themeColor="background1" w:themeShade="80"/>
               </w:rPr>
-              <w:t>Catom</w:t>
+              <w:t>John Bryce</w:t>
             </w:r>
-            <w:proofErr w:type="spellEnd"/>
             <w:r>
               <w:rPr>
                 <w:rFonts w:ascii="Calibri" w:hAnsi="Calibri" w:cs="Calibri"/>
                 <w:color w:val="808080" w:themeColor="background1" w:themeShade="80"/>
               </w:rPr>
-              <w:t xml:space="preserve"> LTD</w:t>
+              <w:t xml:space="preserve">, </w:t>
+            </w:r>
+            <w:r>
+              <w:rPr>
+                <w:rFonts w:ascii="Calibri" w:hAnsi="Calibri" w:cs="Calibri"/>
+                <w:color w:val="808080" w:themeColor="background1" w:themeShade="80"/>
+              </w:rPr>
+              <w:t>Haifa</w:t>
             </w:r>
           </w:p>
         </w:tc>
@@ -1799,19 +2255,19 @@
               <w:jc w:val="right"/>
               <w:rPr>
                 <w:rFonts w:ascii="Calibri" w:hAnsi="Calibri" w:cs="Calibri"/>
-                <w:color w:val="808080" w:themeColor="background1" w:themeShade="80"/>
-                <w:sz w:val="22"/>
-                <w:szCs w:val="22"/>
-              </w:rPr>
-            </w:pPr>
-            <w:r>
-              <w:rPr>
-                <w:rFonts w:ascii="Calibri" w:hAnsi="Calibri" w:cs="Calibri"/>
                 <w:color w:val="404040" w:themeColor="text1" w:themeTint="BF"/>
                 <w:sz w:val="22"/>
                 <w:szCs w:val="22"/>
               </w:rPr>
-              <w:t>August 2021 – March 2023</w:t>
+            </w:pPr>
+            <w:r>
+              <w:rPr>
+                <w:rFonts w:ascii="Calibri" w:hAnsi="Calibri" w:cs="Calibri"/>
+                <w:color w:val="404040" w:themeColor="text1" w:themeTint="BF"/>
+                <w:sz w:val="22"/>
+                <w:szCs w:val="22"/>
+              </w:rPr>
+              <w:t>March 2020 – April 2021</w:t>
             </w:r>
           </w:p>
         </w:tc>
@@ -1819,191 +2275,8 @@
     </w:tbl>
     <w:p>
       <w:pPr>
-        <w:spacing w:after="0" w:line="276" w:lineRule="auto"/>
-        <w:rPr>
-          <w:rFonts w:ascii="Calibri" w:hAnsi="Calibri" w:cs="Calibri"/>
-          <w:color w:val="404040" w:themeColor="text1" w:themeTint="BF"/>
-          <w:sz w:val="22"/>
-          <w:szCs w:val="22"/>
-        </w:rPr>
-      </w:pPr>
-      <w:r>
-        <w:rPr>
-          <w:rFonts w:ascii="Calibri" w:hAnsi="Calibri" w:cs="Calibri"/>
-          <w:color w:val="404040" w:themeColor="text1" w:themeTint="BF"/>
-          <w:sz w:val="22"/>
-          <w:szCs w:val="22"/>
-        </w:rPr>
-        <w:t xml:space="preserve">Developed and maintained an energy control system using C#, ASP.Net and SQL Server </w:t>
-      </w:r>
-    </w:p>
-    <w:p>
-      <w:pPr>
-        <w:pStyle w:val="ListParagraph"/>
-        <w:numPr>
-          <w:ilvl w:val="0"/>
-          <w:numId w:val="2"/>
-        </w:numPr>
-        <w:spacing w:line="276" w:lineRule="auto"/>
-        <w:rPr>
-          <w:rFonts w:ascii="Calibri" w:hAnsi="Calibri" w:cs="Calibri"/>
-          <w:color w:val="404040" w:themeColor="text1" w:themeTint="BF"/>
-          <w:sz w:val="22"/>
-          <w:szCs w:val="22"/>
-        </w:rPr>
-      </w:pPr>
-      <w:r>
-        <w:rPr>
-          <w:rFonts w:ascii="Calibri" w:hAnsi="Calibri" w:cs="Calibri"/>
-          <w:color w:val="404040" w:themeColor="text1" w:themeTint="BF"/>
-          <w:sz w:val="22"/>
-          <w:szCs w:val="22"/>
-        </w:rPr>
-        <w:t xml:space="preserve">Designed </w:t>
-      </w:r>
-      <w:r>
-        <w:rPr>
-          <w:rFonts w:ascii="Calibri" w:hAnsi="Calibri" w:cs="Calibri"/>
-          <w:color w:val="404040" w:themeColor="text1" w:themeTint="BF"/>
-          <w:sz w:val="22"/>
-          <w:szCs w:val="22"/>
-        </w:rPr>
-        <w:t>datab</w:t>
-      </w:r>
-      <w:r>
-        <w:rPr>
-          <w:rFonts w:ascii="Calibri" w:hAnsi="Calibri" w:cs="Calibri"/>
-          <w:color w:val="404040" w:themeColor="text1" w:themeTint="BF"/>
-          <w:sz w:val="22"/>
-          <w:szCs w:val="22"/>
-        </w:rPr>
-        <w:t>ase Structure</w:t>
-      </w:r>
-    </w:p>
-    <w:p>
-      <w:pPr>
-        <w:pStyle w:val="ListParagraph"/>
-        <w:numPr>
-          <w:ilvl w:val="0"/>
-          <w:numId w:val="2"/>
-        </w:numPr>
-        <w:spacing w:line="276" w:lineRule="auto"/>
-        <w:rPr>
-          <w:rFonts w:ascii="Calibri" w:hAnsi="Calibri" w:cs="Calibri"/>
-          <w:color w:val="404040" w:themeColor="text1" w:themeTint="BF"/>
-          <w:sz w:val="22"/>
-          <w:szCs w:val="22"/>
-        </w:rPr>
-      </w:pPr>
-      <w:r>
-        <w:rPr>
-          <w:rFonts w:ascii="Calibri" w:hAnsi="Calibri" w:cs="Calibri"/>
-          <w:color w:val="404040" w:themeColor="text1" w:themeTint="BF"/>
-          <w:sz w:val="22"/>
-          <w:szCs w:val="22"/>
-        </w:rPr>
-        <w:t>Optimized SQL procedures, reduc</w:t>
-      </w:r>
-      <w:r>
-        <w:rPr>
-          <w:rFonts w:ascii="Calibri" w:hAnsi="Calibri" w:cs="Calibri"/>
-          <w:color w:val="404040" w:themeColor="text1" w:themeTint="BF"/>
-          <w:sz w:val="22"/>
-          <w:szCs w:val="22"/>
-        </w:rPr>
-        <w:t>ing</w:t>
-      </w:r>
-      <w:r>
-        <w:rPr>
-          <w:rFonts w:ascii="Calibri" w:hAnsi="Calibri" w:cs="Calibri"/>
-          <w:color w:val="404040" w:themeColor="text1" w:themeTint="BF"/>
-          <w:sz w:val="22"/>
-          <w:szCs w:val="22"/>
-        </w:rPr>
-        <w:t xml:space="preserve"> reports and bill</w:t>
-      </w:r>
-      <w:r>
-        <w:rPr>
-          <w:rFonts w:ascii="Calibri" w:hAnsi="Calibri" w:cs="Calibri"/>
-          <w:color w:val="404040" w:themeColor="text1" w:themeTint="BF"/>
-          <w:sz w:val="22"/>
-          <w:szCs w:val="22"/>
-        </w:rPr>
-        <w:t>ing</w:t>
-      </w:r>
-      <w:r>
-        <w:rPr>
-          <w:rFonts w:ascii="Calibri" w:hAnsi="Calibri" w:cs="Calibri"/>
-          <w:color w:val="404040" w:themeColor="text1" w:themeTint="BF"/>
-          <w:sz w:val="22"/>
-          <w:szCs w:val="22"/>
-        </w:rPr>
-        <w:t xml:space="preserve"> generation</w:t>
-      </w:r>
-      <w:r>
-        <w:rPr>
-          <w:rFonts w:ascii="Calibri" w:hAnsi="Calibri" w:cs="Calibri"/>
-          <w:color w:val="404040" w:themeColor="text1" w:themeTint="BF"/>
-          <w:sz w:val="22"/>
-          <w:szCs w:val="22"/>
-        </w:rPr>
-        <w:t xml:space="preserve"> </w:t>
-      </w:r>
-      <w:r>
-        <w:rPr>
-          <w:rFonts w:ascii="Calibri" w:hAnsi="Calibri" w:cs="Calibri"/>
-          <w:color w:val="404040" w:themeColor="text1" w:themeTint="BF"/>
-          <w:sz w:val="22"/>
-          <w:szCs w:val="22"/>
-        </w:rPr>
-        <w:t>time</w:t>
-      </w:r>
-    </w:p>
-    <w:p>
-      <w:pPr>
-        <w:pStyle w:val="ListParagraph"/>
-        <w:numPr>
-          <w:ilvl w:val="0"/>
-          <w:numId w:val="2"/>
-        </w:numPr>
-        <w:spacing w:line="276" w:lineRule="auto"/>
-        <w:rPr>
-          <w:rFonts w:ascii="Calibri" w:hAnsi="Calibri" w:cs="Calibri"/>
-          <w:color w:val="404040" w:themeColor="text1" w:themeTint="BF"/>
-          <w:sz w:val="22"/>
-          <w:szCs w:val="22"/>
-        </w:rPr>
-      </w:pPr>
-      <w:r>
-        <w:rPr>
-          <w:rFonts w:ascii="Calibri" w:hAnsi="Calibri" w:cs="Calibri"/>
-          <w:color w:val="404040" w:themeColor="text1" w:themeTint="BF"/>
-          <w:sz w:val="22"/>
-          <w:szCs w:val="22"/>
-        </w:rPr>
-        <w:t>Developed Windows Services for background tasks</w:t>
-      </w:r>
-    </w:p>
-    <w:p>
-      <w:pPr>
-        <w:pStyle w:val="Style1"/>
-        <w:rPr>
-          <w:rFonts w:ascii="Calibri" w:hAnsi="Calibri" w:cs="Calibri"/>
-          <w:color w:val="404040" w:themeColor="text1" w:themeTint="BF"/>
-          <w:sz w:val="22"/>
-        </w:rPr>
-      </w:pPr>
-      <w:r>
-        <w:rPr>
-          <w:rFonts w:ascii="Calibri" w:hAnsi="Calibri" w:cs="Calibri"/>
-        </w:rPr>
-        <w:t>My Projects</w:t>
-      </w:r>
-    </w:p>
-    <w:p>
-      <w:pPr>
         <w:tabs>
-          <w:tab w:val="left" w:pos="8931"/>
+          <w:tab w:val="left" w:pos="8505"/>
         </w:tabs>
         <w:spacing w:after="0" w:line="276" w:lineRule="auto"/>
         <w:rPr>
@@ -2013,786 +2286,14 @@
           <w:szCs w:val="22"/>
         </w:rPr>
       </w:pPr>
-      <w:proofErr w:type="spellStart"/>
-      <w:r>
-        <w:rPr>
-          <w:rFonts w:ascii="Calibri" w:hAnsi="Calibri" w:cs="Calibri"/>
-          <w:b/>
-          <w:bCs/>
-          <w:color w:val="000000" w:themeColor="text1"/>
-        </w:rPr>
-        <w:t>WorkingHoursAPI</w:t>
-      </w:r>
-      <w:proofErr w:type="spellEnd"/>
-      <w:r>
-        <w:rPr>
-          <w:rFonts w:ascii="Calibri" w:hAnsi="Calibri" w:cs="Calibri"/>
-          <w:b/>
-          <w:bCs/>
-          <w:color w:val="000000" w:themeColor="text1"/>
-        </w:rPr>
-        <w:t xml:space="preserve"> </w:t>
-      </w:r>
-      <w:r>
-        <w:rPr>
-          <w:rFonts w:ascii="Calibri" w:hAnsi="Calibri" w:cs="Calibri"/>
-          <w:color w:val="000000" w:themeColor="text1"/>
-        </w:rPr>
-        <w:t>|</w:t>
-      </w:r>
-      <w:r>
-        <w:rPr>
-          <w:rFonts w:ascii="Calibri" w:hAnsi="Calibri" w:cs="Calibri"/>
-          <w:b/>
-          <w:bCs/>
-          <w:color w:val="000000" w:themeColor="text1"/>
-        </w:rPr>
-        <w:t xml:space="preserve"> </w:t>
-      </w:r>
-      <w:r>
-        <w:rPr>
-          <w:rFonts w:ascii="Calibri" w:hAnsi="Calibri" w:cs="Calibri"/>
-          <w:color w:val="808080" w:themeColor="background1" w:themeShade="80"/>
-        </w:rPr>
-        <w:t xml:space="preserve">2024 – 2025 | </w:t>
-      </w:r>
-      <w:hyperlink r:id="rId11" w:tooltip="https://github.com/SergeyZimakov/WorkingHoursAPI" w:history="1">
-        <w:r>
-          <w:rPr>
-            <w:rStyle w:val="Hyperlink"/>
-            <w:rFonts w:ascii="Calibri" w:hAnsi="Calibri" w:cs="Calibri"/>
-          </w:rPr>
-          <w:t>Git</w:t>
-        </w:r>
-      </w:hyperlink>
-      <w:r>
-        <w:rPr>
-          <w:rFonts w:ascii="Calibri" w:hAnsi="Calibri" w:cs="Calibri"/>
-          <w:color w:val="808080" w:themeColor="background1" w:themeShade="80"/>
-        </w:rPr>
-        <w:t xml:space="preserve"> </w:t>
-      </w:r>
-      <w:r>
-        <w:rPr>
-          <w:rFonts w:ascii="Calibri" w:hAnsi="Calibri" w:cs="Calibri"/>
-          <w:b/>
-          <w:bCs/>
-          <w:color w:val="000000" w:themeColor="text1"/>
-        </w:rPr>
-        <w:tab/>
-      </w:r>
-    </w:p>
-    <w:p>
-      <w:pPr>
-        <w:spacing w:after="0" w:line="276" w:lineRule="auto"/>
-        <w:rPr>
-          <w:rFonts w:ascii="Calibri" w:hAnsi="Calibri" w:cs="Calibri"/>
-          <w:color w:val="404040" w:themeColor="text1" w:themeTint="BF"/>
-          <w:sz w:val="22"/>
-          <w:szCs w:val="22"/>
-        </w:rPr>
-      </w:pPr>
-      <w:r>
-        <w:rPr>
-          <w:rFonts w:ascii="Calibri" w:hAnsi="Calibri" w:cs="Calibri"/>
-          <w:color w:val="404040" w:themeColor="text1" w:themeTint="BF"/>
-          <w:sz w:val="22"/>
-          <w:szCs w:val="22"/>
-        </w:rPr>
-        <w:t>Technologies: C#, PostgreSQL</w:t>
-      </w:r>
-    </w:p>
-    <w:p>
-      <w:pPr>
-        <w:spacing w:after="0" w:line="276" w:lineRule="auto"/>
-        <w:rPr>
-          <w:rFonts w:ascii="Calibri" w:hAnsi="Calibri" w:cs="Calibri"/>
-          <w:color w:val="404040" w:themeColor="text1" w:themeTint="BF"/>
-          <w:sz w:val="22"/>
-          <w:szCs w:val="22"/>
-        </w:rPr>
-      </w:pPr>
-      <w:r>
-        <w:rPr>
-          <w:rFonts w:ascii="Calibri" w:hAnsi="Calibri" w:cs="Calibri"/>
-          <w:color w:val="404040" w:themeColor="text1" w:themeTint="BF"/>
-          <w:sz w:val="22"/>
-          <w:szCs w:val="22"/>
-        </w:rPr>
-        <w:t>Main Purposes of the project:</w:t>
-      </w:r>
-    </w:p>
-    <w:p>
-      <w:pPr>
-        <w:pStyle w:val="ListParagraph"/>
-        <w:numPr>
-          <w:ilvl w:val="0"/>
-          <w:numId w:val="3"/>
-        </w:numPr>
-        <w:spacing w:line="276" w:lineRule="auto"/>
-        <w:rPr>
-          <w:rFonts w:ascii="Calibri" w:hAnsi="Calibri" w:cs="Calibri"/>
-          <w:color w:val="404040" w:themeColor="text1" w:themeTint="BF"/>
-          <w:sz w:val="22"/>
-          <w:szCs w:val="22"/>
-        </w:rPr>
-      </w:pPr>
-      <w:r>
-        <w:rPr>
-          <w:rFonts w:ascii="Calibri" w:hAnsi="Calibri" w:cs="Calibri"/>
-          <w:color w:val="404040" w:themeColor="text1" w:themeTint="BF"/>
-          <w:sz w:val="22"/>
-          <w:szCs w:val="22"/>
-        </w:rPr>
-        <w:t>Build</w:t>
-      </w:r>
-      <w:r>
-        <w:rPr>
-          <w:rFonts w:ascii="Calibri" w:hAnsi="Calibri" w:cs="Calibri"/>
-          <w:color w:val="404040" w:themeColor="text1" w:themeTint="BF"/>
-          <w:sz w:val="22"/>
-          <w:szCs w:val="22"/>
-        </w:rPr>
-        <w:t xml:space="preserve"> </w:t>
-      </w:r>
-      <w:r>
-        <w:rPr>
-          <w:rFonts w:ascii="Calibri" w:hAnsi="Calibri" w:cs="Calibri"/>
-          <w:color w:val="404040" w:themeColor="text1" w:themeTint="BF"/>
-          <w:sz w:val="22"/>
-          <w:szCs w:val="22"/>
-        </w:rPr>
-        <w:t xml:space="preserve">a </w:t>
-      </w:r>
-      <w:r>
-        <w:rPr>
-          <w:rFonts w:ascii="Calibri" w:hAnsi="Calibri" w:cs="Calibri"/>
-          <w:color w:val="404040" w:themeColor="text1" w:themeTint="BF"/>
-          <w:sz w:val="22"/>
-          <w:szCs w:val="22"/>
-        </w:rPr>
-        <w:t xml:space="preserve">REST API </w:t>
-      </w:r>
-      <w:r>
-        <w:rPr>
-          <w:rFonts w:ascii="Calibri" w:hAnsi="Calibri" w:cs="Calibri"/>
-          <w:color w:val="404040" w:themeColor="text1" w:themeTint="BF"/>
-          <w:sz w:val="22"/>
-          <w:szCs w:val="22"/>
-        </w:rPr>
-        <w:t xml:space="preserve">for tracking work shifts </w:t>
-      </w:r>
-      <w:r>
-        <w:rPr>
-          <w:rFonts w:ascii="Calibri" w:hAnsi="Calibri" w:cs="Calibri"/>
-          <w:color w:val="404040" w:themeColor="text1" w:themeTint="BF"/>
-          <w:sz w:val="22"/>
-          <w:szCs w:val="22"/>
-        </w:rPr>
-        <w:t>using C#</w:t>
-      </w:r>
-      <w:r>
-        <w:rPr>
-          <w:rFonts w:ascii="Calibri" w:hAnsi="Calibri" w:cs="Calibri"/>
-          <w:color w:val="404040" w:themeColor="text1" w:themeTint="BF"/>
-          <w:sz w:val="22"/>
-          <w:szCs w:val="22"/>
-        </w:rPr>
-        <w:t xml:space="preserve"> and .NET</w:t>
-      </w:r>
-    </w:p>
-    <w:p>
-      <w:pPr>
-        <w:pStyle w:val="ListParagraph"/>
-        <w:numPr>
-          <w:ilvl w:val="0"/>
-          <w:numId w:val="3"/>
-        </w:numPr>
-        <w:spacing w:line="276" w:lineRule="auto"/>
-        <w:rPr>
-          <w:rFonts w:ascii="Calibri" w:hAnsi="Calibri" w:cs="Calibri"/>
-          <w:color w:val="404040" w:themeColor="text1" w:themeTint="BF"/>
-          <w:sz w:val="22"/>
-          <w:szCs w:val="22"/>
-        </w:rPr>
-      </w:pPr>
-      <w:r>
-        <w:rPr>
-          <w:rFonts w:ascii="Calibri" w:hAnsi="Calibri" w:cs="Calibri"/>
-          <w:color w:val="404040" w:themeColor="text1" w:themeTint="BF"/>
-          <w:sz w:val="22"/>
-          <w:szCs w:val="22"/>
-        </w:rPr>
-        <w:t>Explore</w:t>
-      </w:r>
-      <w:r>
-        <w:rPr>
-          <w:rFonts w:ascii="Calibri" w:hAnsi="Calibri" w:cs="Calibri"/>
-          <w:color w:val="404040" w:themeColor="text1" w:themeTint="BF"/>
-          <w:sz w:val="22"/>
-          <w:szCs w:val="22"/>
-        </w:rPr>
-        <w:t xml:space="preserve"> PostgreSQL and </w:t>
-      </w:r>
-      <w:proofErr w:type="spellStart"/>
-      <w:r>
-        <w:rPr>
-          <w:rFonts w:ascii="Calibri" w:hAnsi="Calibri" w:cs="Calibri"/>
-          <w:color w:val="404040" w:themeColor="text1" w:themeTint="BF"/>
-          <w:sz w:val="22"/>
-          <w:szCs w:val="22"/>
-        </w:rPr>
-        <w:t>pgAdmin</w:t>
-      </w:r>
-      <w:proofErr w:type="spellEnd"/>
-      <w:r>
-        <w:rPr>
-          <w:rFonts w:ascii="Calibri" w:hAnsi="Calibri" w:cs="Calibri"/>
-          <w:color w:val="404040" w:themeColor="text1" w:themeTint="BF"/>
-          <w:sz w:val="22"/>
-          <w:szCs w:val="22"/>
-        </w:rPr>
-        <w:t xml:space="preserve"> for database management</w:t>
-      </w:r>
-    </w:p>
-    <w:p>
-      <w:pPr>
-        <w:pStyle w:val="ListParagraph"/>
-        <w:numPr>
-          <w:ilvl w:val="0"/>
-          <w:numId w:val="3"/>
-        </w:numPr>
-        <w:spacing w:line="276" w:lineRule="auto"/>
-        <w:rPr>
-          <w:rFonts w:ascii="Calibri" w:hAnsi="Calibri" w:cs="Calibri"/>
-          <w:color w:val="404040" w:themeColor="text1" w:themeTint="BF"/>
-          <w:sz w:val="22"/>
-          <w:szCs w:val="22"/>
-        </w:rPr>
-      </w:pPr>
-      <w:r>
-        <w:rPr>
-          <w:rFonts w:ascii="Calibri" w:hAnsi="Calibri" w:cs="Calibri"/>
-          <w:color w:val="404040" w:themeColor="text1" w:themeTint="BF"/>
-          <w:sz w:val="22"/>
-          <w:szCs w:val="22"/>
-        </w:rPr>
-        <w:t>Practice using</w:t>
-      </w:r>
-      <w:r>
-        <w:rPr>
-          <w:rFonts w:ascii="Calibri" w:hAnsi="Calibri" w:cs="Calibri"/>
-          <w:color w:val="404040" w:themeColor="text1" w:themeTint="BF"/>
-          <w:sz w:val="22"/>
-          <w:szCs w:val="22"/>
-        </w:rPr>
-        <w:t xml:space="preserve"> </w:t>
-      </w:r>
-      <w:r>
-        <w:rPr>
-          <w:rFonts w:ascii="Calibri" w:hAnsi="Calibri" w:cs="Calibri"/>
-          <w:color w:val="404040" w:themeColor="text1" w:themeTint="BF"/>
-          <w:sz w:val="22"/>
-          <w:szCs w:val="22"/>
-        </w:rPr>
-        <w:t>Entit</w:t>
-      </w:r>
-      <w:r>
-        <w:rPr>
-          <w:rFonts w:ascii="Calibri" w:hAnsi="Calibri" w:cs="Calibri"/>
-          <w:color w:val="404040" w:themeColor="text1" w:themeTint="BF"/>
-          <w:sz w:val="22"/>
-          <w:szCs w:val="22"/>
-        </w:rPr>
-        <w:t>y Framework to interact with</w:t>
-      </w:r>
-      <w:r>
-        <w:rPr>
-          <w:rFonts w:ascii="Calibri" w:hAnsi="Calibri" w:cs="Calibri"/>
-          <w:color w:val="404040" w:themeColor="text1" w:themeTint="BF"/>
-          <w:sz w:val="22"/>
-          <w:szCs w:val="22"/>
-        </w:rPr>
-        <w:t xml:space="preserve"> the</w:t>
-      </w:r>
-      <w:r>
-        <w:rPr>
-          <w:rFonts w:ascii="Calibri" w:hAnsi="Calibri" w:cs="Calibri"/>
-          <w:color w:val="404040" w:themeColor="text1" w:themeTint="BF"/>
-          <w:sz w:val="22"/>
-          <w:szCs w:val="22"/>
-        </w:rPr>
-        <w:t xml:space="preserve"> database</w:t>
-      </w:r>
-    </w:p>
-    <w:p>
-      <w:pPr>
-        <w:tabs>
-          <w:tab w:val="left" w:pos="8931"/>
-        </w:tabs>
-        <w:spacing w:after="0" w:line="276" w:lineRule="auto"/>
-        <w:rPr>
-          <w:rFonts w:ascii="Calibri" w:hAnsi="Calibri" w:cs="Calibri"/>
-          <w:b/>
-          <w:bCs/>
-          <w:color w:val="000000" w:themeColor="text1"/>
-        </w:rPr>
-      </w:pPr>
-    </w:p>
-    <w:p>
-      <w:pPr>
-        <w:tabs>
-          <w:tab w:val="left" w:pos="8931"/>
-        </w:tabs>
-        <w:spacing w:after="0" w:line="276" w:lineRule="auto"/>
-        <w:rPr>
-          <w:rFonts w:ascii="Calibri" w:hAnsi="Calibri" w:cs="Calibri"/>
-          <w:b/>
-          <w:bCs/>
-          <w:color w:val="000000" w:themeColor="text1"/>
-        </w:rPr>
-      </w:pPr>
-    </w:p>
-    <w:p>
-      <w:pPr>
-        <w:tabs>
-          <w:tab w:val="left" w:pos="8931"/>
-        </w:tabs>
-        <w:spacing w:after="0" w:line="276" w:lineRule="auto"/>
-        <w:rPr>
-          <w:rFonts w:ascii="Calibri" w:hAnsi="Calibri" w:cs="Calibri"/>
-          <w:b/>
-          <w:bCs/>
-          <w:color w:val="000000" w:themeColor="text1"/>
-        </w:rPr>
-      </w:pPr>
-    </w:p>
-    <w:p>
-      <w:pPr>
-        <w:tabs>
-          <w:tab w:val="left" w:pos="8931"/>
-        </w:tabs>
-        <w:spacing w:after="0" w:line="276" w:lineRule="auto"/>
-        <w:rPr>
-          <w:rFonts w:ascii="Calibri" w:hAnsi="Calibri" w:cs="Calibri"/>
-          <w:b/>
-          <w:bCs/>
-          <w:color w:val="000000" w:themeColor="text1"/>
-        </w:rPr>
-      </w:pPr>
-    </w:p>
-    <w:p>
-      <w:pPr>
-        <w:tabs>
-          <w:tab w:val="left" w:pos="8931"/>
-        </w:tabs>
-        <w:spacing w:after="0" w:line="276" w:lineRule="auto"/>
-        <w:rPr>
-          <w:rFonts w:ascii="Calibri" w:hAnsi="Calibri" w:cs="Calibri"/>
-          <w:color w:val="404040" w:themeColor="text1" w:themeTint="BF"/>
-          <w:sz w:val="22"/>
-          <w:szCs w:val="22"/>
-        </w:rPr>
-      </w:pPr>
-      <w:proofErr w:type="spellStart"/>
-      <w:r>
-        <w:rPr>
-          <w:rFonts w:ascii="Calibri" w:hAnsi="Calibri" w:cs="Calibri"/>
-          <w:b/>
-          <w:bCs/>
-          <w:color w:val="000000" w:themeColor="text1"/>
-        </w:rPr>
-        <w:t>CMake</w:t>
-      </w:r>
-      <w:proofErr w:type="spellEnd"/>
-      <w:r>
-        <w:rPr>
-          <w:rFonts w:ascii="Calibri" w:hAnsi="Calibri" w:cs="Calibri"/>
-          <w:b/>
-          <w:bCs/>
-          <w:color w:val="000000" w:themeColor="text1"/>
-        </w:rPr>
-        <w:t xml:space="preserve"> </w:t>
-      </w:r>
-      <w:r>
-        <w:rPr>
-          <w:rFonts w:ascii="Calibri" w:hAnsi="Calibri" w:cs="Calibri"/>
-          <w:color w:val="000000" w:themeColor="text1"/>
-        </w:rPr>
-        <w:t>|</w:t>
-      </w:r>
-      <w:r>
-        <w:rPr>
-          <w:rFonts w:ascii="Calibri" w:hAnsi="Calibri" w:cs="Calibri"/>
-          <w:b/>
-          <w:bCs/>
-          <w:color w:val="000000" w:themeColor="text1"/>
-        </w:rPr>
-        <w:t xml:space="preserve"> </w:t>
-      </w:r>
-      <w:r>
-        <w:rPr>
-          <w:rFonts w:ascii="Calibri" w:hAnsi="Calibri" w:cs="Calibri"/>
-          <w:color w:val="808080" w:themeColor="background1" w:themeShade="80"/>
-        </w:rPr>
-        <w:t xml:space="preserve">2022 | </w:t>
-      </w:r>
-      <w:hyperlink r:id="rId12" w:tooltip="https://github.com/SergeyZimakov/CMake-2022" w:history="1">
-        <w:r>
-          <w:rPr>
-            <w:rStyle w:val="Hyperlink"/>
-            <w:rFonts w:ascii="Calibri" w:hAnsi="Calibri" w:cs="Calibri"/>
-          </w:rPr>
-          <w:t>Git</w:t>
-        </w:r>
-      </w:hyperlink>
-      <w:r>
-        <w:rPr>
-          <w:rFonts w:ascii="Calibri" w:hAnsi="Calibri" w:cs="Calibri"/>
-          <w:color w:val="808080" w:themeColor="background1" w:themeShade="80"/>
-        </w:rPr>
-        <w:t xml:space="preserve"> </w:t>
-      </w:r>
-      <w:r>
-        <w:rPr>
-          <w:rFonts w:ascii="Calibri" w:hAnsi="Calibri" w:cs="Calibri"/>
-          <w:b/>
-          <w:bCs/>
-          <w:color w:val="000000" w:themeColor="text1"/>
-        </w:rPr>
-        <w:tab/>
-      </w:r>
-    </w:p>
-    <w:p>
-      <w:pPr>
-        <w:spacing w:after="0" w:line="276" w:lineRule="auto"/>
-        <w:rPr>
-          <w:rFonts w:ascii="Calibri" w:hAnsi="Calibri" w:cs="Calibri"/>
-          <w:color w:val="404040" w:themeColor="text1" w:themeTint="BF"/>
-          <w:sz w:val="22"/>
-          <w:szCs w:val="22"/>
-        </w:rPr>
-      </w:pPr>
-      <w:r>
-        <w:rPr>
-          <w:rFonts w:ascii="Calibri" w:hAnsi="Calibri" w:cs="Calibri"/>
-          <w:color w:val="404040" w:themeColor="text1" w:themeTint="BF"/>
-          <w:sz w:val="22"/>
-          <w:szCs w:val="22"/>
-        </w:rPr>
-        <w:t xml:space="preserve">Technologies: CI/CD Actions, </w:t>
-      </w:r>
-      <w:proofErr w:type="spellStart"/>
-      <w:r>
-        <w:rPr>
-          <w:rFonts w:ascii="Calibri" w:hAnsi="Calibri" w:cs="Calibri"/>
-          <w:color w:val="404040" w:themeColor="text1" w:themeTint="BF"/>
-          <w:sz w:val="22"/>
-          <w:szCs w:val="22"/>
-        </w:rPr>
-        <w:t>CMake</w:t>
-      </w:r>
-      <w:proofErr w:type="spellEnd"/>
-      <w:r>
-        <w:rPr>
-          <w:rFonts w:ascii="Calibri" w:hAnsi="Calibri" w:cs="Calibri"/>
-          <w:color w:val="404040" w:themeColor="text1" w:themeTint="BF"/>
-          <w:sz w:val="22"/>
-          <w:szCs w:val="22"/>
-        </w:rPr>
-        <w:t>, Docker, C++</w:t>
-      </w:r>
-    </w:p>
-    <w:p>
-      <w:pPr>
-        <w:spacing w:after="0" w:line="276" w:lineRule="auto"/>
-        <w:rPr>
-          <w:rFonts w:ascii="Calibri" w:hAnsi="Calibri" w:cs="Calibri"/>
-          <w:color w:val="404040" w:themeColor="text1" w:themeTint="BF"/>
-          <w:sz w:val="22"/>
-          <w:szCs w:val="22"/>
-        </w:rPr>
-      </w:pPr>
-      <w:r>
-        <w:rPr>
-          <w:rFonts w:ascii="Calibri" w:hAnsi="Calibri" w:cs="Calibri"/>
-          <w:color w:val="404040" w:themeColor="text1" w:themeTint="BF"/>
-          <w:sz w:val="22"/>
-          <w:szCs w:val="22"/>
-        </w:rPr>
-        <w:t>Main Purposes of the project:</w:t>
-      </w:r>
-    </w:p>
-    <w:p>
-      <w:pPr>
-        <w:pStyle w:val="ListParagraph"/>
-        <w:numPr>
-          <w:ilvl w:val="0"/>
-          <w:numId w:val="3"/>
-        </w:numPr>
-        <w:spacing w:line="276" w:lineRule="auto"/>
-        <w:rPr>
-          <w:rFonts w:ascii="Calibri" w:hAnsi="Calibri" w:cs="Calibri"/>
-          <w:color w:val="404040" w:themeColor="text1" w:themeTint="BF"/>
-          <w:sz w:val="22"/>
-          <w:szCs w:val="22"/>
-        </w:rPr>
-      </w:pPr>
-      <w:r>
-        <w:rPr>
-          <w:rFonts w:ascii="Calibri" w:hAnsi="Calibri" w:cs="Calibri"/>
-          <w:color w:val="404040" w:themeColor="text1" w:themeTint="BF"/>
-          <w:sz w:val="22"/>
-          <w:szCs w:val="22"/>
-        </w:rPr>
-        <w:t xml:space="preserve">Learn to create </w:t>
-      </w:r>
-      <w:r>
-        <w:rPr>
-          <w:rFonts w:ascii="Calibri" w:hAnsi="Calibri" w:cs="Calibri"/>
-          <w:color w:val="404040" w:themeColor="text1" w:themeTint="BF"/>
-          <w:sz w:val="22"/>
-          <w:szCs w:val="22"/>
-        </w:rPr>
-        <w:t xml:space="preserve">a </w:t>
-      </w:r>
-      <w:r>
-        <w:rPr>
-          <w:rFonts w:ascii="Calibri" w:hAnsi="Calibri" w:cs="Calibri"/>
-          <w:color w:val="404040" w:themeColor="text1" w:themeTint="BF"/>
-          <w:sz w:val="22"/>
-          <w:szCs w:val="22"/>
-        </w:rPr>
-        <w:t>simple</w:t>
-      </w:r>
-      <w:r>
-        <w:rPr>
-          <w:rFonts w:ascii="Calibri" w:hAnsi="Calibri" w:cs="Calibri"/>
-          <w:color w:val="404040" w:themeColor="text1" w:themeTint="BF"/>
-          <w:sz w:val="22"/>
-          <w:szCs w:val="22"/>
-        </w:rPr>
-        <w:t xml:space="preserve"> C++</w:t>
-      </w:r>
-      <w:r>
-        <w:rPr>
-          <w:rFonts w:ascii="Calibri" w:hAnsi="Calibri" w:cs="Calibri"/>
-          <w:color w:val="404040" w:themeColor="text1" w:themeTint="BF"/>
-          <w:sz w:val="22"/>
-          <w:szCs w:val="22"/>
-        </w:rPr>
-        <w:t xml:space="preserve"> project</w:t>
-      </w:r>
-      <w:r>
-        <w:rPr>
-          <w:rFonts w:ascii="Calibri" w:hAnsi="Calibri" w:cs="Calibri"/>
-          <w:color w:val="404040" w:themeColor="text1" w:themeTint="BF"/>
-          <w:sz w:val="22"/>
-          <w:szCs w:val="22"/>
-        </w:rPr>
-        <w:t xml:space="preserve"> with cross-platform support using </w:t>
-      </w:r>
-      <w:proofErr w:type="spellStart"/>
-      <w:r>
-        <w:rPr>
-          <w:rFonts w:ascii="Calibri" w:hAnsi="Calibri" w:cs="Calibri"/>
-          <w:color w:val="404040" w:themeColor="text1" w:themeTint="BF"/>
-          <w:sz w:val="22"/>
-          <w:szCs w:val="22"/>
-        </w:rPr>
-        <w:t>CMake</w:t>
-      </w:r>
-      <w:proofErr w:type="spellEnd"/>
-      <w:r>
-        <w:rPr>
-          <w:rFonts w:ascii="Calibri" w:hAnsi="Calibri" w:cs="Calibri"/>
-          <w:color w:val="404040" w:themeColor="text1" w:themeTint="BF"/>
-          <w:sz w:val="22"/>
-          <w:szCs w:val="22"/>
-        </w:rPr>
-        <w:t xml:space="preserve"> and Docker</w:t>
-      </w:r>
-      <w:r>
-        <w:rPr>
-          <w:rFonts w:ascii="Calibri" w:hAnsi="Calibri" w:cs="Calibri"/>
-          <w:color w:val="404040" w:themeColor="text1" w:themeTint="BF"/>
-          <w:sz w:val="22"/>
-          <w:szCs w:val="22"/>
-        </w:rPr>
-        <w:t xml:space="preserve"> </w:t>
-      </w:r>
-    </w:p>
-    <w:p>
-      <w:pPr>
-        <w:pStyle w:val="ListParagraph"/>
-        <w:numPr>
-          <w:ilvl w:val="0"/>
-          <w:numId w:val="3"/>
-        </w:numPr>
-        <w:spacing w:line="276" w:lineRule="auto"/>
-        <w:rPr>
-          <w:rFonts w:ascii="Calibri" w:hAnsi="Calibri" w:cs="Calibri"/>
-          <w:color w:val="404040" w:themeColor="text1" w:themeTint="BF"/>
-          <w:sz w:val="22"/>
-          <w:szCs w:val="22"/>
-        </w:rPr>
-      </w:pPr>
-      <w:r>
-        <w:rPr>
-          <w:rFonts w:ascii="Calibri" w:hAnsi="Calibri" w:cs="Calibri"/>
-          <w:color w:val="404040" w:themeColor="text1" w:themeTint="BF"/>
-          <w:sz w:val="22"/>
-          <w:szCs w:val="22"/>
-        </w:rPr>
-        <w:t>Practice</w:t>
-      </w:r>
-      <w:r>
-        <w:rPr>
-          <w:rFonts w:ascii="Calibri" w:hAnsi="Calibri" w:cs="Calibri"/>
-          <w:color w:val="404040" w:themeColor="text1" w:themeTint="BF"/>
-          <w:sz w:val="22"/>
-          <w:szCs w:val="22"/>
-        </w:rPr>
-        <w:t xml:space="preserve"> setting up</w:t>
-      </w:r>
-      <w:r>
-        <w:rPr>
-          <w:rFonts w:ascii="Calibri" w:hAnsi="Calibri" w:cs="Calibri"/>
-          <w:color w:val="404040" w:themeColor="text1" w:themeTint="BF"/>
-          <w:sz w:val="22"/>
-          <w:szCs w:val="22"/>
-        </w:rPr>
-        <w:t xml:space="preserve"> </w:t>
-      </w:r>
-      <w:r>
-        <w:rPr>
-          <w:rFonts w:ascii="Calibri" w:hAnsi="Calibri" w:cs="Calibri"/>
-          <w:color w:val="404040" w:themeColor="text1" w:themeTint="BF"/>
-          <w:sz w:val="22"/>
-          <w:szCs w:val="22"/>
-        </w:rPr>
-        <w:t>CI/CD</w:t>
-      </w:r>
-      <w:r>
-        <w:rPr>
-          <w:rFonts w:ascii="Calibri" w:hAnsi="Calibri" w:cs="Calibri"/>
-          <w:color w:val="404040" w:themeColor="text1" w:themeTint="BF"/>
-          <w:sz w:val="22"/>
-          <w:szCs w:val="22"/>
-        </w:rPr>
-        <w:t xml:space="preserve"> pipelines to automatically</w:t>
-      </w:r>
-      <w:r>
-        <w:rPr>
-          <w:rFonts w:ascii="Calibri" w:hAnsi="Calibri" w:cs="Calibri"/>
-          <w:color w:val="404040" w:themeColor="text1" w:themeTint="BF"/>
-          <w:sz w:val="22"/>
-          <w:szCs w:val="22"/>
-        </w:rPr>
-        <w:t xml:space="preserve"> build and deploy the project</w:t>
-      </w:r>
-    </w:p>
-    <w:p>
-      <w:pPr>
-        <w:pStyle w:val="ListParagraph"/>
-        <w:numPr>
-          <w:ilvl w:val="0"/>
-          <w:numId w:val="3"/>
-        </w:numPr>
-        <w:spacing w:line="276" w:lineRule="auto"/>
-        <w:rPr>
-          <w:rFonts w:ascii="Calibri" w:hAnsi="Calibri" w:cs="Calibri"/>
-          <w:color w:val="404040" w:themeColor="text1" w:themeTint="BF"/>
-          <w:sz w:val="22"/>
-          <w:szCs w:val="22"/>
-        </w:rPr>
-      </w:pPr>
-      <w:r>
-        <w:rPr>
-          <w:rFonts w:ascii="Calibri" w:hAnsi="Calibri" w:cs="Calibri"/>
-          <w:color w:val="404040" w:themeColor="text1" w:themeTint="BF"/>
-          <w:sz w:val="22"/>
-          <w:szCs w:val="22"/>
-        </w:rPr>
-        <w:t xml:space="preserve">Practice </w:t>
-      </w:r>
-      <w:r>
-        <w:rPr>
-          <w:rFonts w:ascii="Calibri" w:hAnsi="Calibri" w:cs="Calibri"/>
-          <w:color w:val="404040" w:themeColor="text1" w:themeTint="BF"/>
-          <w:sz w:val="22"/>
-          <w:szCs w:val="22"/>
-        </w:rPr>
-        <w:t>working in a</w:t>
-      </w:r>
-      <w:r>
-        <w:rPr>
-          <w:rFonts w:ascii="Calibri" w:hAnsi="Calibri" w:cs="Calibri"/>
-          <w:color w:val="404040" w:themeColor="text1" w:themeTint="BF"/>
-          <w:sz w:val="22"/>
-          <w:szCs w:val="22"/>
-        </w:rPr>
-        <w:t xml:space="preserve"> Linux </w:t>
-      </w:r>
-      <w:r>
-        <w:rPr>
-          <w:rFonts w:ascii="Calibri" w:hAnsi="Calibri" w:cs="Calibri"/>
-          <w:color w:val="404040" w:themeColor="text1" w:themeTint="BF"/>
-          <w:sz w:val="22"/>
-          <w:szCs w:val="22"/>
-        </w:rPr>
-        <w:t>environment</w:t>
-      </w:r>
-    </w:p>
-    <w:p>
-      <w:pPr>
-        <w:spacing w:line="276" w:lineRule="auto"/>
-        <w:rPr>
-          <w:rFonts w:ascii="Calibri" w:hAnsi="Calibri" w:cs="Calibri"/>
-          <w:i/>
-          <w:iCs/>
-          <w:color w:val="404040" w:themeColor="text1" w:themeTint="BF"/>
-          <w:sz w:val="22"/>
-          <w:szCs w:val="22"/>
-        </w:rPr>
-      </w:pPr>
-      <w:r>
-        <w:rPr>
-          <w:rFonts w:ascii="Calibri" w:hAnsi="Calibri" w:cs="Calibri"/>
-          <w:i/>
-          <w:iCs/>
-          <w:color w:val="404040" w:themeColor="text1" w:themeTint="BF"/>
-          <w:sz w:val="22"/>
-          <w:szCs w:val="22"/>
-        </w:rPr>
-        <w:t xml:space="preserve">More projects on Git </w:t>
-      </w:r>
-      <w:r>
-        <w:rPr>
-          <w:rFonts w:ascii="Calibri" w:hAnsi="Calibri" w:cs="Calibri"/>
-          <w:i/>
-          <w:iCs/>
-          <w:color w:val="404040" w:themeColor="text1" w:themeTint="BF"/>
-          <w:sz w:val="22"/>
-          <w:szCs w:val="22"/>
-        </w:rPr>
-        <w:t>page</w:t>
-      </w:r>
-    </w:p>
-    <w:p>
-      <w:pPr>
-        <w:pStyle w:val="Style1"/>
-        <w:rPr>
-          <w:rFonts w:ascii="Calibri" w:hAnsi="Calibri" w:cs="Calibri"/>
-          <w:i/>
-          <w:iCs/>
-        </w:rPr>
-      </w:pPr>
-      <w:r>
-        <w:rPr>
-          <w:rFonts w:ascii="Calibri" w:hAnsi="Calibri" w:cs="Calibri"/>
-        </w:rPr>
-        <w:t>Education</w:t>
+      <w:r>
+        <w:rPr>
+          <w:rFonts w:ascii="Calibri" w:hAnsi="Calibri" w:cs="Calibri"/>
+          <w:color w:val="404040" w:themeColor="text1" w:themeTint="BF"/>
+          <w:sz w:val="22"/>
+          <w:szCs w:val="22"/>
+        </w:rPr>
+        <w:t>Graduated with honours</w:t>
       </w:r>
     </w:p>
     <w:tbl>
@@ -2839,7 +2340,14 @@
                 <w:bCs/>
                 <w:color w:val="000000" w:themeColor="text1"/>
               </w:rPr>
-              <w:t>Full Stack Developer</w:t>
+              <w:t xml:space="preserve">Programming Engineer </w:t>
+            </w:r>
+            <w:r>
+              <w:rPr>
+                <w:rFonts w:ascii="Calibri" w:hAnsi="Calibri" w:cs="Calibri"/>
+                <w:color w:val="000000" w:themeColor="text1"/>
+              </w:rPr>
+              <w:t>|</w:t>
             </w:r>
             <w:r>
               <w:rPr>
@@ -2853,40 +2361,26 @@
             <w:r>
               <w:rPr>
                 <w:rFonts w:ascii="Calibri" w:hAnsi="Calibri" w:cs="Calibri"/>
-                <w:color w:val="000000" w:themeColor="text1"/>
-              </w:rPr>
-              <w:t>|</w:t>
+                <w:color w:val="808080" w:themeColor="background1" w:themeShade="80"/>
+              </w:rPr>
+              <w:t>ORT Braude</w:t>
             </w:r>
             <w:r>
               <w:rPr>
                 <w:rFonts w:ascii="Calibri" w:hAnsi="Calibri" w:cs="Calibri"/>
-                <w:b/>
-                <w:bCs/>
-                <w:color w:val="000000" w:themeColor="text1"/>
-              </w:rPr>
-              <w:t xml:space="preserve"> </w:t>
-            </w:r>
-            <w:r>
-              <w:rPr>
-                <w:rFonts w:ascii="Calibri" w:hAnsi="Calibri" w:cs="Calibri"/>
-                <w:color w:val="808080" w:themeColor="background1" w:themeShade="80"/>
-              </w:rPr>
-              <w:t>John Bryce</w:t>
-            </w:r>
-            <w:r>
-              <w:rPr>
-                <w:rFonts w:ascii="Calibri" w:hAnsi="Calibri" w:cs="Calibri"/>
                 <w:color w:val="808080" w:themeColor="background1" w:themeShade="80"/>
               </w:rPr>
               <w:t xml:space="preserve">, </w:t>
             </w:r>
+            <w:proofErr w:type="spellStart"/>
             <w:r>
               <w:rPr>
                 <w:rFonts w:ascii="Calibri" w:hAnsi="Calibri" w:cs="Calibri"/>
                 <w:color w:val="808080" w:themeColor="background1" w:themeShade="80"/>
               </w:rPr>
-              <w:t>Haifa</w:t>
+              <w:t>Karmiel</w:t>
             </w:r>
+            <w:proofErr w:type="spellEnd"/>
           </w:p>
         </w:tc>
         <w:tc>
@@ -2914,7 +2408,7 @@
                 <w:sz w:val="22"/>
                 <w:szCs w:val="22"/>
               </w:rPr>
-              <w:t>March 2020 – April 2021</w:t>
+              <w:t>October 2018 – March 2020</w:t>
             </w:r>
           </w:p>
         </w:tc>
@@ -2923,7 +2417,7 @@
     <w:p>
       <w:pPr>
         <w:tabs>
-          <w:tab w:val="left" w:pos="8505"/>
+          <w:tab w:val="left" w:pos="8222"/>
         </w:tabs>
         <w:spacing w:after="0" w:line="276" w:lineRule="auto"/>
         <w:rPr>
@@ -2940,7 +2434,7 @@
           <w:sz w:val="22"/>
           <w:szCs w:val="22"/>
         </w:rPr>
-        <w:t>Graduated with honours</w:t>
+        <w:t>Paused due to personal circumstances</w:t>
       </w:r>
     </w:p>
     <w:tbl>
@@ -2987,7 +2481,7 @@
                 <w:bCs/>
                 <w:color w:val="000000" w:themeColor="text1"/>
               </w:rPr>
-              <w:t xml:space="preserve">Programming Engineer </w:t>
+              <w:t xml:space="preserve">Electro-mechanical Junior Engineer </w:t>
             </w:r>
             <w:r>
               <w:rPr>
@@ -3010,17 +2504,8 @@
                 <w:rFonts w:ascii="Calibri" w:hAnsi="Calibri" w:cs="Calibri"/>
                 <w:color w:val="808080" w:themeColor="background1" w:themeShade="80"/>
               </w:rPr>
-              <w:t xml:space="preserve">ORT </w:t>
+              <w:t>ORT Braude</w:t>
             </w:r>
-            <w:proofErr w:type="spellStart"/>
-            <w:r>
-              <w:rPr>
-                <w:rFonts w:ascii="Calibri" w:hAnsi="Calibri" w:cs="Calibri"/>
-                <w:color w:val="808080" w:themeColor="background1" w:themeShade="80"/>
-              </w:rPr>
-              <w:t>Braude</w:t>
-            </w:r>
-            <w:proofErr w:type="spellEnd"/>
             <w:r>
               <w:rPr>
                 <w:rFonts w:ascii="Calibri" w:hAnsi="Calibri" w:cs="Calibri"/>
@@ -3064,156 +2549,6 @@
                 <w:sz w:val="22"/>
                 <w:szCs w:val="22"/>
               </w:rPr>
-              <w:t>October 2018 – March 2020</w:t>
-            </w:r>
-          </w:p>
-        </w:tc>
-      </w:tr>
-    </w:tbl>
-    <w:p>
-      <w:pPr>
-        <w:tabs>
-          <w:tab w:val="left" w:pos="8222"/>
-        </w:tabs>
-        <w:spacing w:after="0" w:line="276" w:lineRule="auto"/>
-        <w:rPr>
-          <w:rFonts w:ascii="Calibri" w:hAnsi="Calibri" w:cs="Calibri"/>
-          <w:color w:val="404040" w:themeColor="text1" w:themeTint="BF"/>
-          <w:sz w:val="22"/>
-          <w:szCs w:val="22"/>
-        </w:rPr>
-      </w:pPr>
-      <w:r>
-        <w:rPr>
-          <w:rFonts w:ascii="Calibri" w:hAnsi="Calibri" w:cs="Calibri"/>
-          <w:color w:val="404040" w:themeColor="text1" w:themeTint="BF"/>
-          <w:sz w:val="22"/>
-          <w:szCs w:val="22"/>
-        </w:rPr>
-        <w:t>Paused due to personal circumstances</w:t>
-      </w:r>
-    </w:p>
-    <w:tbl>
-      <w:tblPr>
-        <w:tblStyle w:val="TableGrid"/>
-        <w:tblW w:w="0" w:type="auto"/>
-        <w:tblBorders>
-          <w:top w:val="none" w:sz="0" w:space="0" w:color="auto"/>
-          <w:left w:val="none" w:sz="0" w:space="0" w:color="auto"/>
-          <w:bottom w:val="none" w:sz="0" w:space="0" w:color="auto"/>
-          <w:right w:val="none" w:sz="0" w:space="0" w:color="auto"/>
-          <w:insideH w:val="none" w:sz="0" w:space="0" w:color="auto"/>
-          <w:insideV w:val="none" w:sz="0" w:space="0" w:color="auto"/>
-        </w:tblBorders>
-        <w:tblCellMar>
-          <w:left w:w="0" w:type="dxa"/>
-          <w:right w:w="0" w:type="dxa"/>
-        </w:tblCellMar>
-        <w:tblLook w:val="04A0" w:firstRow="1" w:lastRow="0" w:firstColumn="1" w:lastColumn="0" w:noHBand="0" w:noVBand="1"/>
-      </w:tblPr>
-      <w:tblGrid>
-        <w:gridCol w:w="6374"/>
-        <w:gridCol w:w="4416"/>
-      </w:tblGrid>
-      <w:tr>
-        <w:tc>
-          <w:tcPr>
-            <w:tcW w:w="6374" w:type="dxa"/>
-          </w:tcPr>
-          <w:p>
-            <w:pPr>
-              <w:spacing w:line="276" w:lineRule="auto"/>
-              <w:rPr>
-                <w:rFonts w:ascii="Calibri" w:hAnsi="Calibri" w:cs="Calibri"/>
-                <w:b/>
-                <w:bCs/>
-                <w:color w:val="000000" w:themeColor="text1"/>
-              </w:rPr>
-            </w:pPr>
-            <w:r>
-              <w:rPr>
-                <w:rFonts w:ascii="Calibri" w:hAnsi="Calibri" w:cs="Calibri"/>
-                <w:b/>
-                <w:bCs/>
-                <w:color w:val="000000" w:themeColor="text1"/>
-              </w:rPr>
-              <w:t xml:space="preserve">Electro-mechanical Junior Engineer </w:t>
-            </w:r>
-            <w:r>
-              <w:rPr>
-                <w:rFonts w:ascii="Calibri" w:hAnsi="Calibri" w:cs="Calibri"/>
-                <w:color w:val="000000" w:themeColor="text1"/>
-              </w:rPr>
-              <w:t>|</w:t>
-            </w:r>
-            <w:r>
-              <w:rPr>
-                <w:rFonts w:ascii="Calibri" w:hAnsi="Calibri" w:cs="Calibri"/>
-                <w:b/>
-                <w:bCs/>
-                <w:color w:val="000000" w:themeColor="text1"/>
-              </w:rPr>
-              <w:t xml:space="preserve"> </w:t>
-            </w:r>
-            <w:r>
-              <w:rPr>
-                <w:rFonts w:ascii="Calibri" w:hAnsi="Calibri" w:cs="Calibri"/>
-                <w:color w:val="808080" w:themeColor="background1" w:themeShade="80"/>
-              </w:rPr>
-              <w:t xml:space="preserve">ORT </w:t>
-            </w:r>
-            <w:proofErr w:type="spellStart"/>
-            <w:r>
-              <w:rPr>
-                <w:rFonts w:ascii="Calibri" w:hAnsi="Calibri" w:cs="Calibri"/>
-                <w:color w:val="808080" w:themeColor="background1" w:themeShade="80"/>
-              </w:rPr>
-              <w:t>Braude</w:t>
-            </w:r>
-            <w:proofErr w:type="spellEnd"/>
-            <w:r>
-              <w:rPr>
-                <w:rFonts w:ascii="Calibri" w:hAnsi="Calibri" w:cs="Calibri"/>
-                <w:color w:val="808080" w:themeColor="background1" w:themeShade="80"/>
-              </w:rPr>
-              <w:t xml:space="preserve">, </w:t>
-            </w:r>
-            <w:proofErr w:type="spellStart"/>
-            <w:r>
-              <w:rPr>
-                <w:rFonts w:ascii="Calibri" w:hAnsi="Calibri" w:cs="Calibri"/>
-                <w:color w:val="808080" w:themeColor="background1" w:themeShade="80"/>
-              </w:rPr>
-              <w:t>Karmiel</w:t>
-            </w:r>
-            <w:proofErr w:type="spellEnd"/>
-          </w:p>
-        </w:tc>
-        <w:tc>
-          <w:tcPr>
-            <w:tcW w:w="4416" w:type="dxa"/>
-          </w:tcPr>
-          <w:p>
-            <w:pPr>
-              <w:tabs>
-                <w:tab w:val="left" w:pos="0"/>
-              </w:tabs>
-              <w:spacing w:line="276" w:lineRule="auto"/>
-              <w:jc w:val="right"/>
-              <w:rPr>
-                <w:rFonts w:ascii="Calibri" w:hAnsi="Calibri" w:cs="Calibri"/>
-                <w:color w:val="404040" w:themeColor="text1" w:themeTint="BF"/>
-                <w:sz w:val="22"/>
-                <w:szCs w:val="22"/>
-              </w:rPr>
-            </w:pPr>
-            <w:r>
-              <w:rPr>
-                <w:rFonts w:ascii="Calibri" w:hAnsi="Calibri" w:cs="Calibri"/>
-                <w:color w:val="404040" w:themeColor="text1" w:themeTint="BF"/>
-                <w:sz w:val="22"/>
-                <w:szCs w:val="22"/>
-              </w:rPr>
               <w:t>October</w:t>
             </w:r>
             <w:r>
@@ -3299,8 +2634,25 @@
     </w:p>
     <w:p>
       <w:pPr>
+        <w:pStyle w:val="Style1"/>
+        <w:rPr>
+          <w:rFonts w:ascii="Calibri" w:hAnsi="Calibri" w:cs="Calibri"/>
+          <w:color w:val="404040" w:themeColor="text1" w:themeTint="BF"/>
+          <w:sz w:val="22"/>
+        </w:rPr>
+      </w:pPr>
+      <w:r>
+        <w:rPr>
+          <w:rFonts w:ascii="Calibri" w:hAnsi="Calibri" w:cs="Calibri"/>
+        </w:rPr>
+        <w:lastRenderedPageBreak/>
+        <w:t>Projects</w:t>
+      </w:r>
+    </w:p>
+    <w:p>
+      <w:pPr>
         <w:tabs>
-          <w:tab w:val="left" w:pos="8505"/>
+          <w:tab w:val="left" w:pos="8931"/>
         </w:tabs>
         <w:spacing w:after="0" w:line="276" w:lineRule="auto"/>
         <w:rPr>
@@ -3310,85 +2662,448 @@
           <w:szCs w:val="22"/>
         </w:rPr>
       </w:pPr>
+      <w:proofErr w:type="spellStart"/>
+      <w:r>
+        <w:rPr>
+          <w:rFonts w:ascii="Calibri" w:hAnsi="Calibri" w:cs="Calibri"/>
+          <w:b/>
+          <w:bCs/>
+          <w:color w:val="000000" w:themeColor="text1"/>
+        </w:rPr>
+        <w:t>WorkingHoursAPI</w:t>
+      </w:r>
+      <w:proofErr w:type="spellEnd"/>
+      <w:r>
+        <w:rPr>
+          <w:rFonts w:ascii="Calibri" w:hAnsi="Calibri" w:cs="Calibri"/>
+          <w:b/>
+          <w:bCs/>
+          <w:color w:val="000000" w:themeColor="text1"/>
+        </w:rPr>
+        <w:t xml:space="preserve"> </w:t>
+      </w:r>
+      <w:r>
+        <w:rPr>
+          <w:rFonts w:ascii="Calibri" w:hAnsi="Calibri" w:cs="Calibri"/>
+          <w:color w:val="000000" w:themeColor="text1"/>
+        </w:rPr>
+        <w:t>|</w:t>
+      </w:r>
+      <w:r>
+        <w:rPr>
+          <w:rFonts w:ascii="Calibri" w:hAnsi="Calibri" w:cs="Calibri"/>
+          <w:b/>
+          <w:bCs/>
+          <w:color w:val="000000" w:themeColor="text1"/>
+        </w:rPr>
+        <w:t xml:space="preserve"> </w:t>
+      </w:r>
+      <w:r>
+        <w:rPr>
+          <w:rFonts w:ascii="Calibri" w:hAnsi="Calibri" w:cs="Calibri"/>
+          <w:color w:val="808080" w:themeColor="background1" w:themeShade="80"/>
+        </w:rPr>
+        <w:t xml:space="preserve">2024 – 2025 | </w:t>
+      </w:r>
+      <w:hyperlink r:id="rId11" w:tooltip="https://github.com/SergeyZimakov/WorkingHoursAPI" w:history="1">
+        <w:r>
+          <w:rPr>
+            <w:rStyle w:val="Hyperlink"/>
+            <w:rFonts w:ascii="Calibri" w:hAnsi="Calibri" w:cs="Calibri"/>
+          </w:rPr>
+          <w:t>Git</w:t>
+        </w:r>
+      </w:hyperlink>
+      <w:r>
+        <w:rPr>
+          <w:rFonts w:ascii="Calibri" w:hAnsi="Calibri" w:cs="Calibri"/>
+          <w:color w:val="808080" w:themeColor="background1" w:themeShade="80"/>
+        </w:rPr>
+        <w:t xml:space="preserve"> </w:t>
+      </w:r>
+      <w:r>
+        <w:rPr>
+          <w:rFonts w:ascii="Calibri" w:hAnsi="Calibri" w:cs="Calibri"/>
+          <w:b/>
+          <w:bCs/>
+          <w:color w:val="000000" w:themeColor="text1"/>
+        </w:rPr>
+        <w:tab/>
+      </w:r>
     </w:p>
     <w:p>
       <w:pPr>
-        <w:pStyle w:val="Style1"/>
-        <w:rPr>
-          <w:rFonts w:ascii="Calibri" w:hAnsi="Calibri" w:cs="Calibri"/>
-          <w:color w:val="404040" w:themeColor="text1" w:themeTint="BF"/>
-          <w:sz w:val="22"/>
-        </w:rPr>
-      </w:pPr>
-      <w:r>
-        <w:rPr>
-          <w:rFonts w:ascii="Calibri" w:hAnsi="Calibri" w:cs="Calibri"/>
-        </w:rPr>
-        <w:t>Languages</w:t>
+        <w:spacing w:after="0" w:line="276" w:lineRule="auto"/>
+        <w:rPr>
+          <w:rFonts w:ascii="Calibri" w:hAnsi="Calibri" w:cs="Calibri"/>
+          <w:color w:val="404040" w:themeColor="text1" w:themeTint="BF"/>
+          <w:sz w:val="22"/>
+          <w:szCs w:val="22"/>
+        </w:rPr>
+      </w:pPr>
+      <w:r>
+        <w:rPr>
+          <w:rFonts w:ascii="Calibri" w:hAnsi="Calibri" w:cs="Calibri"/>
+          <w:color w:val="404040" w:themeColor="text1" w:themeTint="BF"/>
+          <w:sz w:val="22"/>
+          <w:szCs w:val="22"/>
+        </w:rPr>
+        <w:t>Technologies: C#, PostgreSQL</w:t>
       </w:r>
     </w:p>
     <w:p>
       <w:pPr>
-        <w:spacing w:line="276" w:lineRule="auto"/>
-        <w:rPr>
-          <w:rFonts w:ascii="Calibri" w:hAnsi="Calibri" w:cs="Calibri"/>
-          <w:color w:val="404040" w:themeColor="text1" w:themeTint="BF"/>
-          <w:sz w:val="22"/>
-          <w:szCs w:val="22"/>
-          <w:lang w:val="en-US"/>
-        </w:rPr>
-      </w:pPr>
+        <w:spacing w:after="0" w:line="276" w:lineRule="auto"/>
+        <w:rPr>
+          <w:rFonts w:ascii="Calibri" w:hAnsi="Calibri" w:cs="Calibri"/>
+          <w:color w:val="404040" w:themeColor="text1" w:themeTint="BF"/>
+          <w:sz w:val="22"/>
+          <w:szCs w:val="22"/>
+        </w:rPr>
+      </w:pPr>
+      <w:r>
+        <w:rPr>
+          <w:rFonts w:ascii="Calibri" w:hAnsi="Calibri" w:cs="Calibri"/>
+          <w:color w:val="404040" w:themeColor="text1" w:themeTint="BF"/>
+          <w:sz w:val="22"/>
+          <w:szCs w:val="22"/>
+        </w:rPr>
+        <w:t xml:space="preserve">Built a REST API for tracking work shifts. Practiced PostgreSQL management with </w:t>
+      </w:r>
+      <w:proofErr w:type="spellStart"/>
+      <w:r>
+        <w:rPr>
+          <w:rFonts w:ascii="Calibri" w:hAnsi="Calibri" w:cs="Calibri"/>
+          <w:color w:val="404040" w:themeColor="text1" w:themeTint="BF"/>
+          <w:sz w:val="22"/>
+          <w:szCs w:val="22"/>
+        </w:rPr>
+        <w:t>pgAdmin</w:t>
+      </w:r>
+      <w:proofErr w:type="spellEnd"/>
+      <w:r>
+        <w:rPr>
+          <w:rFonts w:ascii="Calibri" w:hAnsi="Calibri" w:cs="Calibri"/>
+          <w:color w:val="404040" w:themeColor="text1" w:themeTint="BF"/>
+          <w:sz w:val="22"/>
+          <w:szCs w:val="22"/>
+        </w:rPr>
+        <w:t xml:space="preserve"> and data access using Entity Framework Core</w:t>
+      </w:r>
+      <w:r>
+        <w:rPr>
+          <w:rFonts w:ascii="Calibri" w:hAnsi="Calibri" w:cs="Calibri"/>
+          <w:color w:val="404040" w:themeColor="text1" w:themeTint="BF"/>
+          <w:sz w:val="22"/>
+          <w:szCs w:val="22"/>
+        </w:rPr>
+        <w:t>.</w:t>
+      </w:r>
+    </w:p>
+    <w:p>
+      <w:pPr>
+        <w:tabs>
+          <w:tab w:val="left" w:pos="8931"/>
+        </w:tabs>
+        <w:spacing w:after="0" w:line="276" w:lineRule="auto"/>
+        <w:rPr>
+          <w:rFonts w:ascii="Calibri" w:hAnsi="Calibri" w:cs="Calibri"/>
+          <w:color w:val="404040" w:themeColor="text1" w:themeTint="BF"/>
+          <w:sz w:val="22"/>
+          <w:szCs w:val="22"/>
+        </w:rPr>
+      </w:pPr>
+      <w:proofErr w:type="spellStart"/>
       <w:r>
         <w:rPr>
           <w:rFonts w:ascii="Calibri" w:hAnsi="Calibri" w:cs="Calibri"/>
           <w:b/>
           <w:bCs/>
-          <w:lang w:val="en-US"/>
-        </w:rPr>
-        <w:t>Hebrew</w:t>
-      </w:r>
-      <w:r>
-        <w:rPr>
-          <w:rFonts w:ascii="Calibri" w:hAnsi="Calibri" w:cs="Calibri"/>
-          <w:color w:val="404040" w:themeColor="text1" w:themeTint="BF"/>
-          <w:lang w:val="en-US"/>
+          <w:color w:val="000000" w:themeColor="text1"/>
+        </w:rPr>
+        <w:t>CMake</w:t>
+      </w:r>
+      <w:proofErr w:type="spellEnd"/>
+      <w:r>
+        <w:rPr>
+          <w:rFonts w:ascii="Calibri" w:hAnsi="Calibri" w:cs="Calibri"/>
+          <w:b/>
+          <w:bCs/>
+          <w:color w:val="000000" w:themeColor="text1"/>
+        </w:rPr>
+        <w:t xml:space="preserve"> Project</w:t>
+      </w:r>
+      <w:r>
+        <w:rPr>
+          <w:rFonts w:ascii="Calibri" w:hAnsi="Calibri" w:cs="Calibri"/>
+          <w:b/>
+          <w:bCs/>
+          <w:color w:val="000000" w:themeColor="text1"/>
         </w:rPr>
         <w:t xml:space="preserve"> </w:t>
       </w:r>
       <w:r>
         <w:rPr>
           <w:rFonts w:ascii="Calibri" w:hAnsi="Calibri" w:cs="Calibri"/>
-          <w:color w:val="404040" w:themeColor="text1" w:themeTint="BF"/>
-          <w:sz w:val="22"/>
-          <w:szCs w:val="22"/>
-          <w:lang w:val="en-US"/>
-        </w:rPr>
-        <w:t>–</w:t>
-      </w:r>
-      <w:r>
-        <w:rPr>
-          <w:rFonts w:ascii="Calibri" w:hAnsi="Calibri" w:cs="Calibri"/>
-          <w:color w:val="404040" w:themeColor="text1" w:themeTint="BF"/>
-          <w:sz w:val="22"/>
-          <w:szCs w:val="22"/>
-          <w:lang w:val="en-US"/>
+          <w:color w:val="000000" w:themeColor="text1"/>
+        </w:rPr>
+        <w:t>|</w:t>
+      </w:r>
+      <w:r>
+        <w:rPr>
+          <w:rFonts w:ascii="Calibri" w:hAnsi="Calibri" w:cs="Calibri"/>
+          <w:b/>
+          <w:bCs/>
+          <w:color w:val="000000" w:themeColor="text1"/>
         </w:rPr>
         <w:t xml:space="preserve"> </w:t>
       </w:r>
       <w:r>
         <w:rPr>
           <w:rFonts w:ascii="Calibri" w:hAnsi="Calibri" w:cs="Calibri"/>
-          <w:color w:val="404040" w:themeColor="text1" w:themeTint="BF"/>
-          <w:sz w:val="22"/>
-          <w:szCs w:val="22"/>
-          <w:lang w:val="en-US"/>
-        </w:rPr>
-        <w:t xml:space="preserve">Native </w:t>
+          <w:color w:val="808080" w:themeColor="background1" w:themeShade="80"/>
+        </w:rPr>
+        <w:t xml:space="preserve">2022 | </w:t>
+      </w:r>
+      <w:hyperlink r:id="rId12" w:tooltip="https://github.com/SergeyZimakov/CMake-2022" w:history="1">
+        <w:r>
+          <w:rPr>
+            <w:rStyle w:val="Hyperlink"/>
+            <w:rFonts w:ascii="Calibri" w:hAnsi="Calibri" w:cs="Calibri"/>
+          </w:rPr>
+          <w:t>Git</w:t>
+        </w:r>
+      </w:hyperlink>
+      <w:r>
+        <w:rPr>
+          <w:rFonts w:ascii="Calibri" w:hAnsi="Calibri" w:cs="Calibri"/>
+          <w:color w:val="808080" w:themeColor="background1" w:themeShade="80"/>
+        </w:rPr>
+        <w:t xml:space="preserve"> </w:t>
+      </w:r>
+      <w:r>
+        <w:rPr>
+          <w:rFonts w:ascii="Calibri" w:hAnsi="Calibri" w:cs="Calibri"/>
+          <w:b/>
+          <w:bCs/>
+          <w:color w:val="000000" w:themeColor="text1"/>
+        </w:rPr>
+        <w:tab/>
       </w:r>
     </w:p>
     <w:p>
       <w:pPr>
+        <w:spacing w:after="0" w:line="276" w:lineRule="auto"/>
+        <w:rPr>
+          <w:rFonts w:ascii="Calibri" w:hAnsi="Calibri" w:cs="Calibri"/>
+          <w:color w:val="404040" w:themeColor="text1" w:themeTint="BF"/>
+          <w:sz w:val="22"/>
+          <w:szCs w:val="22"/>
+        </w:rPr>
+      </w:pPr>
+      <w:r>
+        <w:rPr>
+          <w:rFonts w:ascii="Calibri" w:hAnsi="Calibri" w:cs="Calibri"/>
+          <w:color w:val="404040" w:themeColor="text1" w:themeTint="BF"/>
+          <w:sz w:val="22"/>
+          <w:szCs w:val="22"/>
+        </w:rPr>
+        <w:t xml:space="preserve">Technologies: CI/CD Actions, </w:t>
+      </w:r>
+      <w:proofErr w:type="spellStart"/>
+      <w:r>
+        <w:rPr>
+          <w:rFonts w:ascii="Calibri" w:hAnsi="Calibri" w:cs="Calibri"/>
+          <w:color w:val="404040" w:themeColor="text1" w:themeTint="BF"/>
+          <w:sz w:val="22"/>
+          <w:szCs w:val="22"/>
+        </w:rPr>
+        <w:t>CMake</w:t>
+      </w:r>
+      <w:proofErr w:type="spellEnd"/>
+      <w:r>
+        <w:rPr>
+          <w:rFonts w:ascii="Calibri" w:hAnsi="Calibri" w:cs="Calibri"/>
+          <w:color w:val="404040" w:themeColor="text1" w:themeTint="BF"/>
+          <w:sz w:val="22"/>
+          <w:szCs w:val="22"/>
+        </w:rPr>
+        <w:t>, Docker, C++</w:t>
+      </w:r>
+    </w:p>
+    <w:p>
+      <w:pPr>
+        <w:spacing w:after="0" w:line="276" w:lineRule="auto"/>
+        <w:rPr>
+          <w:rFonts w:ascii="Calibri" w:hAnsi="Calibri" w:cs="Calibri"/>
+          <w:color w:val="404040" w:themeColor="text1" w:themeTint="BF"/>
+          <w:sz w:val="22"/>
+          <w:szCs w:val="22"/>
+        </w:rPr>
+      </w:pPr>
+      <w:r>
+        <w:rPr>
+          <w:rFonts w:ascii="Calibri" w:hAnsi="Calibri" w:cs="Calibri"/>
+          <w:color w:val="404040" w:themeColor="text1" w:themeTint="BF"/>
+          <w:sz w:val="22"/>
+          <w:szCs w:val="22"/>
+        </w:rPr>
+        <w:t xml:space="preserve">Created a cross-platform C++ project using </w:t>
+      </w:r>
+      <w:proofErr w:type="spellStart"/>
+      <w:r>
+        <w:rPr>
+          <w:rFonts w:ascii="Calibri" w:hAnsi="Calibri" w:cs="Calibri"/>
+          <w:color w:val="404040" w:themeColor="text1" w:themeTint="BF"/>
+          <w:sz w:val="22"/>
+          <w:szCs w:val="22"/>
+        </w:rPr>
+        <w:t>CMake</w:t>
+      </w:r>
+      <w:proofErr w:type="spellEnd"/>
+      <w:r>
+        <w:rPr>
+          <w:rFonts w:ascii="Calibri" w:hAnsi="Calibri" w:cs="Calibri"/>
+          <w:color w:val="404040" w:themeColor="text1" w:themeTint="BF"/>
+          <w:sz w:val="22"/>
+          <w:szCs w:val="22"/>
+        </w:rPr>
+        <w:t xml:space="preserve"> and Docker with automated CI/CD pipelines</w:t>
+      </w:r>
+      <w:r>
+        <w:rPr>
+          <w:rFonts w:ascii="Calibri" w:hAnsi="Calibri" w:cs="Calibri"/>
+          <w:color w:val="404040" w:themeColor="text1" w:themeTint="BF"/>
+          <w:sz w:val="22"/>
+          <w:szCs w:val="22"/>
+        </w:rPr>
+        <w:t>.</w:t>
+      </w:r>
+    </w:p>
+    <w:p>
+      <w:pPr>
         <w:spacing w:line="276" w:lineRule="auto"/>
+        <w:rPr>
+          <w:rFonts w:ascii="Calibri" w:hAnsi="Calibri" w:cs="Calibri"/>
+          <w:i/>
+          <w:iCs/>
+          <w:color w:val="404040" w:themeColor="text1" w:themeTint="BF"/>
+          <w:sz w:val="22"/>
+          <w:szCs w:val="22"/>
+        </w:rPr>
+      </w:pPr>
+      <w:r>
+        <w:rPr>
+          <w:rFonts w:ascii="Calibri" w:hAnsi="Calibri" w:cs="Calibri"/>
+          <w:i/>
+          <w:iCs/>
+          <w:color w:val="404040" w:themeColor="text1" w:themeTint="BF"/>
+          <w:sz w:val="22"/>
+          <w:szCs w:val="22"/>
+        </w:rPr>
+        <w:t>(</w:t>
+      </w:r>
+      <w:r>
+        <w:rPr>
+          <w:rFonts w:ascii="Calibri" w:hAnsi="Calibri" w:cs="Calibri"/>
+          <w:i/>
+          <w:iCs/>
+          <w:color w:val="404040" w:themeColor="text1" w:themeTint="BF"/>
+          <w:sz w:val="22"/>
+          <w:szCs w:val="22"/>
+        </w:rPr>
+        <w:t>More projects on Git</w:t>
+      </w:r>
+      <w:r>
+        <w:rPr>
+          <w:rFonts w:ascii="Calibri" w:hAnsi="Calibri" w:cs="Calibri"/>
+          <w:i/>
+          <w:iCs/>
+          <w:color w:val="404040" w:themeColor="text1" w:themeTint="BF"/>
+          <w:sz w:val="22"/>
+          <w:szCs w:val="22"/>
+        </w:rPr>
+        <w:t>Hub)</w:t>
+      </w:r>
+    </w:p>
+    <w:p>
+      <w:pPr>
+        <w:pStyle w:val="Style1"/>
+        <w:rPr>
+          <w:rFonts w:ascii="Calibri" w:hAnsi="Calibri" w:cs="Calibri"/>
+          <w:color w:val="404040" w:themeColor="text1" w:themeTint="BF"/>
+          <w:sz w:val="22"/>
+        </w:rPr>
+      </w:pPr>
+      <w:r>
+        <w:rPr>
+          <w:rFonts w:ascii="Calibri" w:hAnsi="Calibri" w:cs="Calibri"/>
+        </w:rPr>
+        <w:t>Languages</w:t>
+      </w:r>
+    </w:p>
+    <w:p>
+      <w:pPr>
+        <w:spacing w:after="0" w:line="276" w:lineRule="auto"/>
+        <w:rPr>
+          <w:rFonts w:ascii="Calibri" w:hAnsi="Calibri" w:cs="Calibri"/>
+          <w:color w:val="404040" w:themeColor="text1" w:themeTint="BF"/>
+          <w:sz w:val="22"/>
+          <w:szCs w:val="22"/>
+          <w:lang w:val="en-US"/>
+        </w:rPr>
+      </w:pPr>
+      <w:r>
+        <w:rPr>
+          <w:rFonts w:ascii="Calibri" w:hAnsi="Calibri" w:cs="Calibri"/>
+          <w:b/>
+          <w:bCs/>
+          <w:lang w:val="en-US"/>
+        </w:rPr>
+        <w:t>Hebrew</w:t>
+      </w:r>
+      <w:r>
+        <w:rPr>
+          <w:rFonts w:ascii="Calibri" w:hAnsi="Calibri" w:cs="Calibri"/>
+          <w:color w:val="404040" w:themeColor="text1" w:themeTint="BF"/>
+          <w:lang w:val="en-US"/>
+        </w:rPr>
+        <w:t xml:space="preserve"> </w:t>
+      </w:r>
+      <w:r>
+        <w:rPr>
+          <w:rFonts w:ascii="Calibri" w:hAnsi="Calibri" w:cs="Calibri"/>
+          <w:color w:val="404040" w:themeColor="text1" w:themeTint="BF"/>
+          <w:sz w:val="22"/>
+          <w:szCs w:val="22"/>
+          <w:lang w:val="en-US"/>
+        </w:rPr>
+        <w:t>–</w:t>
+      </w:r>
+      <w:r>
+        <w:rPr>
+          <w:rFonts w:ascii="Calibri" w:hAnsi="Calibri" w:cs="Calibri"/>
+          <w:color w:val="404040" w:themeColor="text1" w:themeTint="BF"/>
+          <w:sz w:val="22"/>
+          <w:szCs w:val="22"/>
+          <w:lang w:val="en-US"/>
+        </w:rPr>
+        <w:t xml:space="preserve"> </w:t>
+      </w:r>
+      <w:r>
+        <w:rPr>
+          <w:rFonts w:ascii="Calibri" w:hAnsi="Calibri" w:cs="Calibri"/>
+          <w:color w:val="404040" w:themeColor="text1" w:themeTint="BF"/>
+          <w:sz w:val="22"/>
+          <w:szCs w:val="22"/>
+          <w:lang w:val="en-US"/>
+        </w:rPr>
+        <w:t xml:space="preserve">Native </w:t>
+      </w:r>
+    </w:p>
+    <w:p>
+      <w:pPr>
+        <w:spacing w:after="0" w:line="276" w:lineRule="auto"/>
         <w:rPr>
           <w:rFonts w:ascii="Calibri" w:hAnsi="Calibri" w:cs="Calibri"/>
           <w:color w:val="404040" w:themeColor="text1" w:themeTint="BF"/>
@@ -3516,7 +3231,7 @@
 </file>
 
 <file path=word/numbering.xml><?xml version="1.0" encoding="utf-8"?>
-<w:numbering xmlns:wpc="http://schemas.microsoft.com/office/word/2010/wordprocessingCanvas" xmlns:cx="http://schemas.microsoft.com/office/drawing/2014/chartex" xmlns:cx1="http://schemas.microsoft.com/office/drawing/2015/9/8/chartex" xmlns:cx2="http://schemas.microsoft.com/office/drawing/2015/10/21/chartex" xmlns:cx3="http://schemas.microsoft.com/office/drawing/2016/5/9/chartex" xmlns:cx4="http://schemas.microsoft.com/office/drawing/2016/5/10/chartex" xmlns:cx5="http://schemas.microsoft.com/office/drawing/2016/5/11/chartex" xmlns:cx6="http://schemas.microsoft.com/office/drawing/2016/5/12/chartex" xmlns:cx7="http://schemas.microsoft.com/office/drawing/2016/5/13/chartex" xmlns:cx8="http://schemas.microsoft.com/office/drawing/2016/5/14/chartex" xmlns:mc="http://schemas.openxmlformats.org/markup-compatibility/2006" xmlns:aink="http://schemas.microsoft.com/office/drawing/2016/ink" xmlns:am3d="http://schemas.microsoft.com/office/drawing/2017/model3d" xmlns:o="urn:schemas-microsoft-com:office:office" xmlns:oel="http://schemas.microsoft.com/office/2019/extlst" xmlns:r="http://schemas.openxmlformats.org/officeDocument/2006/relationships" xmlns:m="http://schemas.openxmlformats.org/officeDocument/2006/math" xmlns:v="urn:schemas-microsoft-com:vml" xmlns:wp14="http://schemas.microsoft.com/office/word/2010/wordprocessingDrawing" xmlns:wp="http://schemas.openxmlformats.org/drawingml/2006/wordprocessingDrawing" xmlns:w10="urn:schemas-microsoft-com:office:word" xmlns:w="http://schemas.openxmlformats.org/wordprocessingml/2006/main" xmlns:w14="http://schemas.microsoft.com/office/word/2010/wordml" xmlns:w15="http://schemas.microsoft.com/office/word/2012/wordml" xmlns:w16cex="http://schemas.microsoft.com/office/word/2018/wordml/cex" xmlns:w16cid="http://schemas.microsoft.com/office/word/2016/wordml/cid" xmlns:w16="http://schemas.microsoft.com/office/word/2018/wordml" xmlns:w16sdtdh="http://schemas.microsoft.com/office/word/2020/wordml/sdtdatahash" xmlns:w16se="http://schemas.microsoft.com/office/word/2015/wordml/symex" xmlns:wpg="http://schemas.microsoft.com/office/word/2010/wordprocessingGroup" xmlns:wpi="http://schemas.microsoft.com/office/word/2010/wordprocessingInk" xmlns:wne="http://schemas.microsoft.com/office/word/2006/wordml" xmlns:wps="http://schemas.microsoft.com/office/word/2010/wordprocessingShape" mc:Ignorable="w14 w15 w16se w16cid w16 w16cex w16sdtdh wp14">
+<w:numbering xmlns:wpc="http://schemas.microsoft.com/office/word/2010/wordprocessingCanvas" xmlns:cx="http://schemas.microsoft.com/office/drawing/2014/chartex" xmlns:cx1="http://schemas.microsoft.com/office/drawing/2015/9/8/chartex" xmlns:cx2="http://schemas.microsoft.com/office/drawing/2015/10/21/chartex" xmlns:cx3="http://schemas.microsoft.com/office/drawing/2016/5/9/chartex" xmlns:cx4="http://schemas.microsoft.com/office/drawing/2016/5/10/chartex" xmlns:cx5="http://schemas.microsoft.com/office/drawing/2016/5/11/chartex" xmlns:cx6="http://schemas.microsoft.com/office/drawing/2016/5/12/chartex" xmlns:cx7="http://schemas.microsoft.com/office/drawing/2016/5/13/chartex" xmlns:cx8="http://schemas.microsoft.com/office/drawing/2016/5/14/chartex" xmlns:mc="http://schemas.openxmlformats.org/markup-compatibility/2006" xmlns:aink="http://schemas.microsoft.com/office/drawing/2016/ink" xmlns:am3d="http://schemas.microsoft.com/office/drawing/2017/model3d" xmlns:o="urn:schemas-microsoft-com:office:office" xmlns:oel="http://schemas.microsoft.com/office/2019/extlst" xmlns:r="http://schemas.openxmlformats.org/officeDocument/2006/relationships" xmlns:m="http://schemas.openxmlformats.org/officeDocument/2006/math" xmlns:v="urn:schemas-microsoft-com:vml" xmlns:wp14="http://schemas.microsoft.com/office/word/2010/wordprocessingDrawing" xmlns:wp="http://schemas.openxmlformats.org/drawingml/2006/wordprocessingDrawing" xmlns:w10="urn:schemas-microsoft-com:office:word" xmlns:w="http://schemas.openxmlformats.org/wordprocessingml/2006/main" xmlns:w14="http://schemas.microsoft.com/office/word/2010/wordml" xmlns:w15="http://schemas.microsoft.com/office/word/2012/wordml" xmlns:w16cex="http://schemas.microsoft.com/office/word/2018/wordml/cex" xmlns:w16cid="http://schemas.microsoft.com/office/word/2016/wordml/cid" xmlns:w16="http://schemas.microsoft.com/office/word/2018/wordml" xmlns:w16du="http://schemas.microsoft.com/office/word/2023/wordml/word16du" xmlns:w16sdtdh="http://schemas.microsoft.com/office/word/2020/wordml/sdtdatahash" xmlns:w16sdtfl="http://schemas.microsoft.com/office/word/2024/wordml/sdtformatlock" xmlns:w16se="http://schemas.microsoft.com/office/word/2015/wordml/symex" xmlns:wpg="http://schemas.microsoft.com/office/word/2010/wordprocessingGroup" xmlns:wpi="http://schemas.microsoft.com/office/word/2010/wordprocessingInk" xmlns:wne="http://schemas.microsoft.com/office/word/2006/wordml" xmlns:wps="http://schemas.microsoft.com/office/word/2010/wordprocessingShape" mc:Ignorable="w14 w15 w16se w16cid w16 w16cex w16sdtdh w16sdtfl w16du wp14">
   <w:abstractNum w:abstractNumId="0" w15:restartNumberingAfterBreak="0">
     <w:nsid w:val="343763A7"/>
     <w:multiLevelType w:val="hybridMultilevel"/>
@@ -3869,7 +3584,7 @@
 </file>
 
 <file path=word/styles.xml><?xml version="1.0" encoding="utf-8"?>
-<w:styles xmlns:mc="http://schemas.openxmlformats.org/markup-compatibility/2006" xmlns:r="http://schemas.openxmlformats.org/officeDocument/2006/relationships" xmlns:w="http://schemas.openxmlformats.org/wordprocessingml/2006/main" xmlns:w14="http://schemas.microsoft.com/office/word/2010/wordml" xmlns:w15="http://schemas.microsoft.com/office/word/2012/wordml" xmlns:w16cex="http://schemas.microsoft.com/office/word/2018/wordml/cex" xmlns:w16cid="http://schemas.microsoft.com/office/word/2016/wordml/cid" xmlns:w16="http://schemas.microsoft.com/office/word/2018/wordml" xmlns:w16sdtdh="http://schemas.microsoft.com/office/word/2020/wordml/sdtdatahash" xmlns:w16se="http://schemas.microsoft.com/office/word/2015/wordml/symex" mc:Ignorable="w14 w15 w16se w16cid w16 w16cex w16sdtdh">
+<w:styles xmlns:mc="http://schemas.openxmlformats.org/markup-compatibility/2006" xmlns:r="http://schemas.openxmlformats.org/officeDocument/2006/relationships" xmlns:w="http://schemas.openxmlformats.org/wordprocessingml/2006/main" xmlns:w14="http://schemas.microsoft.com/office/word/2010/wordml" xmlns:w15="http://schemas.microsoft.com/office/word/2012/wordml" xmlns:w16cex="http://schemas.microsoft.com/office/word/2018/wordml/cex" xmlns:w16cid="http://schemas.microsoft.com/office/word/2016/wordml/cid" xmlns:w16="http://schemas.microsoft.com/office/word/2018/wordml" xmlns:w16du="http://schemas.microsoft.com/office/word/2023/wordml/word16du" xmlns:w16sdtdh="http://schemas.microsoft.com/office/word/2020/wordml/sdtdatahash" xmlns:w16sdtfl="http://schemas.microsoft.com/office/word/2024/wordml/sdtformatlock" xmlns:w16se="http://schemas.microsoft.com/office/word/2015/wordml/symex" mc:Ignorable="w14 w15 w16se w16cid w16 w16cex w16sdtdh w16sdtfl w16du">
   <w:docDefaults>
     <w:rPrDefault>
       <w:rPr>
@@ -4273,7 +3988,6 @@
   <w:style w:type="character" w:default="1" w:styleId="DefaultParagraphFont">
     <w:name w:val="Default Paragraph Font"/>
     <w:uiPriority w:val="1"/>
-    <w:semiHidden/>
     <w:unhideWhenUsed/>
   </w:style>
   <w:style w:type="table" w:default="1" w:styleId="TableNormal">

--- a/cv/Zimakov_Resume_Eng.docx
+++ b/cv/Zimakov_Resume_Eng.docx
@@ -52,17 +52,7 @@
           <w:szCs w:val="32"/>
           <w:lang w:val="en-US"/>
         </w:rPr>
-        <w:t xml:space="preserve">Backend </w:t>
-      </w:r>
-      <w:r>
-        <w:rPr>
-          <w:rFonts w:ascii="Calibri" w:hAnsi="Calibri" w:cs="Calibri"/>
-          <w:color w:val="215E99" w:themeColor="text2" w:themeTint="BF"/>
-          <w:sz w:val="32"/>
-          <w:szCs w:val="32"/>
-          <w:lang w:val="en-US"/>
-        </w:rPr>
-        <w:t>Developer</w:t>
+        <w:t>Backend &amp; Embedded Software Engineer</w:t>
       </w:r>
       <w:r>
         <w:rPr>
@@ -85,7 +75,7 @@
         <w:rPr>
           <w:rStyle w:val="Hyperlink"/>
           <w:rFonts w:ascii="Calibri" w:hAnsi="Calibri" w:cs="Calibri"/>
-          <w:color w:val="auto"/>
+          <w:color w:val="77206D" w:themeColor="accent5" w:themeShade="BF"/>
           <w:sz w:val="22"/>
           <w:szCs w:val="22"/>
           <w:lang w:val="en-US"/>
@@ -189,6 +179,7 @@
         <w:rPr>
           <w:rStyle w:val="Hyperlink"/>
           <w:rFonts w:ascii="Calibri" w:hAnsi="Calibri" w:cs="Calibri"/>
+          <w:color w:val="D86DCB" w:themeColor="accent5" w:themeTint="99"/>
           <w:sz w:val="22"/>
           <w:szCs w:val="22"/>
         </w:rPr>
@@ -343,6 +334,9 @@
     <w:p>
       <w:pPr>
         <w:pStyle w:val="Style1"/>
+        <w:pBdr>
+          <w:bottom w:val="single" w:sz="12" w:space="0" w:color="215E99" w:themeColor="text2" w:themeTint="BF"/>
+        </w:pBdr>
         <w:rPr>
           <w:rStyle w:val="FollowedHyperlink"/>
           <w:rFonts w:ascii="Calibri" w:hAnsi="Calibri" w:cs="Calibri"/>
@@ -386,7 +380,40 @@
           <w:sz w:val="22"/>
           <w:szCs w:val="22"/>
         </w:rPr>
-        <w:t>C#, Node.js and SQL</w:t>
+        <w:t xml:space="preserve">C#, </w:t>
+      </w:r>
+      <w:r>
+        <w:rPr>
+          <w:rFonts w:ascii="Calibri" w:hAnsi="Calibri" w:cs="Calibri"/>
+          <w:b/>
+          <w:bCs/>
+          <w:color w:val="404040" w:themeColor="text1" w:themeTint="BF"/>
+          <w:sz w:val="22"/>
+          <w:szCs w:val="22"/>
+        </w:rPr>
+        <w:t>.N</w:t>
+      </w:r>
+      <w:r>
+        <w:rPr>
+          <w:rFonts w:ascii="Calibri" w:hAnsi="Calibri" w:cs="Calibri"/>
+          <w:b/>
+          <w:bCs/>
+          <w:color w:val="404040" w:themeColor="text1" w:themeTint="BF"/>
+          <w:sz w:val="22"/>
+          <w:szCs w:val="22"/>
+        </w:rPr>
+        <w:t>et</w:t>
+      </w:r>
+      <w:r>
+        <w:rPr>
+          <w:rFonts w:ascii="Calibri" w:hAnsi="Calibri" w:cs="Calibri"/>
+          <w:b/>
+          <w:bCs/>
+          <w:color w:val="404040" w:themeColor="text1" w:themeTint="BF"/>
+          <w:sz w:val="22"/>
+          <w:szCs w:val="22"/>
+        </w:rPr>
+        <w:t xml:space="preserve"> and SQL</w:t>
       </w:r>
       <w:r>
         <w:rPr>
@@ -565,16 +592,7 @@
           <w:sz w:val="22"/>
           <w:szCs w:val="22"/>
         </w:rPr>
-        <w:t xml:space="preserve"> on </w:t>
-      </w:r>
-      <w:r>
-        <w:rPr>
-          <w:rFonts w:ascii="Calibri" w:hAnsi="Calibri" w:cs="Calibri"/>
-          <w:color w:val="404040" w:themeColor="text1" w:themeTint="BF"/>
-          <w:sz w:val="22"/>
-          <w:szCs w:val="22"/>
-        </w:rPr>
-        <w:t>performance</w:t>
+        <w:t xml:space="preserve"> on performance</w:t>
       </w:r>
       <w:r>
         <w:rPr>
@@ -647,6 +665,15 @@
           <w:szCs w:val="22"/>
         </w:rPr>
         <w:t>.</w:t>
+      </w:r>
+      <w:r>
+        <w:rPr>
+          <w:rFonts w:ascii="Calibri" w:hAnsi="Calibri" w:cs="Calibri"/>
+          <w:color w:val="404040" w:themeColor="text1" w:themeTint="BF"/>
+          <w:sz w:val="22"/>
+          <w:szCs w:val="22"/>
+        </w:rPr>
+        <w:t xml:space="preserve"> Great problem-solving skills.</w:t>
       </w:r>
     </w:p>
     <w:p>
@@ -744,6 +771,36 @@
           <w:szCs w:val="22"/>
           <w:lang w:val="en-US"/>
         </w:rPr>
+        <w:t>et</w:t>
+      </w:r>
+      <w:r>
+        <w:rPr>
+          <w:rFonts w:ascii="Calibri" w:hAnsi="Calibri" w:cs="Calibri"/>
+          <w:color w:val="404040" w:themeColor="text1" w:themeTint="BF"/>
+          <w:sz w:val="22"/>
+          <w:szCs w:val="22"/>
+          <w:lang w:val="en-US"/>
+        </w:rPr>
+        <w:t>,</w:t>
+      </w:r>
+      <w:r>
+        <w:rPr>
+          <w:rFonts w:ascii="Calibri" w:hAnsi="Calibri" w:cs="Calibri"/>
+          <w:color w:val="404040" w:themeColor="text1" w:themeTint="BF"/>
+          <w:sz w:val="22"/>
+          <w:szCs w:val="22"/>
+          <w:lang w:val="en-US"/>
+        </w:rPr>
+        <w:t xml:space="preserve"> ASP.N</w:t>
+      </w:r>
+      <w:r>
+        <w:rPr>
+          <w:rFonts w:ascii="Calibri" w:hAnsi="Calibri" w:cs="Calibri"/>
+          <w:color w:val="404040" w:themeColor="text1" w:themeTint="BF"/>
+          <w:sz w:val="22"/>
+          <w:szCs w:val="22"/>
+          <w:lang w:val="en-US"/>
+        </w:rPr>
         <w:t>ET</w:t>
       </w:r>
       <w:r>
@@ -764,36 +821,6 @@
           <w:szCs w:val="22"/>
           <w:lang w:val="en-US"/>
         </w:rPr>
-        <w:t xml:space="preserve"> ASP.N</w:t>
-      </w:r>
-      <w:r>
-        <w:rPr>
-          <w:rFonts w:ascii="Calibri" w:hAnsi="Calibri" w:cs="Calibri"/>
-          <w:color w:val="404040" w:themeColor="text1" w:themeTint="BF"/>
-          <w:sz w:val="22"/>
-          <w:szCs w:val="22"/>
-          <w:lang w:val="en-US"/>
-        </w:rPr>
-        <w:t>ET</w:t>
-      </w:r>
-      <w:r>
-        <w:rPr>
-          <w:rFonts w:ascii="Calibri" w:hAnsi="Calibri" w:cs="Calibri"/>
-          <w:color w:val="404040" w:themeColor="text1" w:themeTint="BF"/>
-          <w:sz w:val="22"/>
-          <w:szCs w:val="22"/>
-          <w:lang w:val="en-US"/>
-        </w:rPr>
-        <w:t>,</w:t>
-      </w:r>
-      <w:r>
-        <w:rPr>
-          <w:rFonts w:ascii="Calibri" w:hAnsi="Calibri" w:cs="Calibri"/>
-          <w:color w:val="404040" w:themeColor="text1" w:themeTint="BF"/>
-          <w:sz w:val="22"/>
-          <w:szCs w:val="22"/>
-          <w:lang w:val="en-US"/>
-        </w:rPr>
         <w:t xml:space="preserve"> </w:t>
       </w:r>
       <w:r>
@@ -844,20 +871,8 @@
           <w:szCs w:val="22"/>
           <w:lang w:val="en-US"/>
         </w:rPr>
-        <w:t xml:space="preserve">, </w:t>
-      </w:r>
-      <w:proofErr w:type="spellStart"/>
-      <w:r>
-        <w:rPr>
-          <w:rFonts w:ascii="Calibri" w:hAnsi="Calibri" w:cs="Calibri"/>
-          <w:color w:val="404040" w:themeColor="text1" w:themeTint="BF"/>
-          <w:sz w:val="22"/>
-          <w:szCs w:val="22"/>
-          <w:lang w:val="en-US"/>
-        </w:rPr>
-        <w:t>CMake</w:t>
-      </w:r>
-      <w:proofErr w:type="spellEnd"/>
+        <w:t>, CMake</w:t>
+      </w:r>
     </w:p>
     <w:p>
       <w:pPr>
@@ -1070,27 +1085,77 @@
           <w:szCs w:val="22"/>
           <w:lang w:val="en-US"/>
         </w:rPr>
-        <w:t xml:space="preserve">: CI/CD, Docker, </w:t>
-      </w:r>
-      <w:r>
-        <w:rPr>
-          <w:rFonts w:ascii="Calibri" w:hAnsi="Calibri" w:cs="Calibri"/>
-          <w:color w:val="404040" w:themeColor="text1" w:themeTint="BF"/>
-          <w:sz w:val="22"/>
-          <w:szCs w:val="22"/>
-          <w:lang w:val="en-US"/>
-        </w:rPr>
-        <w:t>Git, Jira</w:t>
-      </w:r>
-      <w:r>
-        <w:rPr>
-          <w:rFonts w:ascii="Calibri" w:hAnsi="Calibri" w:cs="Calibri"/>
-          <w:color w:val="404040" w:themeColor="text1" w:themeTint="BF"/>
-          <w:sz w:val="22"/>
-          <w:szCs w:val="22"/>
-          <w:lang w:val="en-US"/>
-        </w:rPr>
-        <w:t>, Agile</w:t>
+        <w:t xml:space="preserve">: </w:t>
+      </w:r>
+      <w:r>
+        <w:rPr>
+          <w:rFonts w:ascii="Calibri" w:hAnsi="Calibri" w:cs="Calibri"/>
+          <w:color w:val="404040" w:themeColor="text1" w:themeTint="BF"/>
+          <w:sz w:val="22"/>
+          <w:szCs w:val="22"/>
+          <w:lang w:val="en-US"/>
+        </w:rPr>
+        <w:t xml:space="preserve">Git, </w:t>
+      </w:r>
+      <w:r>
+        <w:rPr>
+          <w:rFonts w:ascii="Calibri" w:hAnsi="Calibri" w:cs="Calibri"/>
+          <w:color w:val="404040" w:themeColor="text1" w:themeTint="BF"/>
+          <w:sz w:val="22"/>
+          <w:szCs w:val="22"/>
+          <w:lang w:val="en-US"/>
+        </w:rPr>
+        <w:t>CI/CD, Docker</w:t>
+      </w:r>
+      <w:r>
+        <w:rPr>
+          <w:rFonts w:ascii="Calibri" w:hAnsi="Calibri" w:cs="Calibri"/>
+          <w:color w:val="404040" w:themeColor="text1" w:themeTint="BF"/>
+          <w:sz w:val="22"/>
+          <w:szCs w:val="22"/>
+          <w:lang w:val="en-US"/>
+        </w:rPr>
+        <w:t xml:space="preserve">, </w:t>
+      </w:r>
+      <w:r>
+        <w:rPr>
+          <w:rFonts w:ascii="Calibri" w:hAnsi="Calibri" w:cs="Calibri"/>
+          <w:color w:val="404040" w:themeColor="text1" w:themeTint="BF"/>
+          <w:sz w:val="22"/>
+          <w:szCs w:val="22"/>
+          <w:lang w:val="en-US"/>
+        </w:rPr>
+        <w:t>Kubernetes, Grafana</w:t>
+      </w:r>
+      <w:r>
+        <w:rPr>
+          <w:rFonts w:ascii="Calibri" w:hAnsi="Calibri" w:cs="Calibri"/>
+          <w:color w:val="404040" w:themeColor="text1" w:themeTint="BF"/>
+          <w:sz w:val="22"/>
+          <w:szCs w:val="22"/>
+          <w:lang w:val="en-US"/>
+        </w:rPr>
+        <w:t xml:space="preserve">, </w:t>
+      </w:r>
+      <w:r>
+        <w:rPr>
+          <w:rFonts w:ascii="Calibri" w:hAnsi="Calibri" w:cs="Calibri"/>
+          <w:color w:val="404040" w:themeColor="text1" w:themeTint="BF"/>
+          <w:sz w:val="22"/>
+          <w:szCs w:val="22"/>
+          <w:lang w:val="en-US"/>
+        </w:rPr>
+        <w:t xml:space="preserve">AWS services, </w:t>
+      </w:r>
+      <w:r>
+        <w:rPr>
+          <w:rFonts w:ascii="Calibri" w:hAnsi="Calibri" w:cs="Calibri"/>
+          <w:color w:val="404040" w:themeColor="text1" w:themeTint="BF"/>
+          <w:sz w:val="22"/>
+          <w:szCs w:val="22"/>
+          <w:lang w:val="en-US"/>
+        </w:rPr>
+        <w:t>Jira, Agile</w:t>
       </w:r>
     </w:p>
     <w:p>
@@ -1112,7 +1177,7 @@
           <w:color w:val="404040" w:themeColor="text1" w:themeTint="BF"/>
           <w:lang w:val="en-US"/>
         </w:rPr>
-        <w:t>Familiar With</w:t>
+        <w:t>Frontend/UI(familiar)</w:t>
       </w:r>
       <w:r>
         <w:rPr>
@@ -1142,7 +1207,17 @@
           <w:szCs w:val="22"/>
           <w:lang w:val="en-US"/>
         </w:rPr>
-        <w:t>Kubernetes, Grafana, Angular, React, Flutter</w:t>
+        <w:t>WPF, Razor Pages</w:t>
+      </w:r>
+      <w:r>
+        <w:rPr>
+          <w:rFonts w:ascii="Calibri" w:hAnsi="Calibri" w:cs="Calibri"/>
+          <w:color w:val="404040" w:themeColor="text1" w:themeTint="BF"/>
+          <w:sz w:val="22"/>
+          <w:szCs w:val="22"/>
+          <w:lang w:val="en-US"/>
+        </w:rPr>
+        <w:t>, Angular, React, Flutter</w:t>
       </w:r>
     </w:p>
     <w:p>
@@ -1260,21 +1335,12 @@
               </w:rPr>
               <w:t xml:space="preserve"> </w:t>
             </w:r>
-            <w:proofErr w:type="spellStart"/>
             <w:r>
               <w:rPr>
                 <w:rFonts w:ascii="Calibri" w:hAnsi="Calibri" w:cs="Calibri"/>
                 <w:color w:val="808080" w:themeColor="background1" w:themeShade="80"/>
               </w:rPr>
-              <w:t>Galcon</w:t>
-            </w:r>
-            <w:proofErr w:type="spellEnd"/>
-            <w:r>
-              <w:rPr>
-                <w:rFonts w:ascii="Calibri" w:hAnsi="Calibri" w:cs="Calibri"/>
-                <w:color w:val="808080" w:themeColor="background1" w:themeShade="80"/>
-              </w:rPr>
-              <w:t xml:space="preserve"> Computerized Control Systems</w:t>
+              <w:t>Galcon Computerized Control Systems</w:t>
             </w:r>
           </w:p>
         </w:tc>
@@ -1334,7 +1400,7 @@
           <w:sz w:val="22"/>
           <w:szCs w:val="22"/>
         </w:rPr>
-        <w:t>C#, C++, .NET, Node.js, SQL Server, MQTT and Red</w:t>
+        <w:t>C#, C++, .N</w:t>
       </w:r>
       <w:r>
         <w:rPr>
@@ -1345,7 +1411,62 @@
           <w:sz w:val="22"/>
           <w:szCs w:val="22"/>
         </w:rPr>
+        <w:t>et</w:t>
+      </w:r>
+      <w:r>
+        <w:rPr>
+          <w:rFonts w:ascii="Calibri" w:hAnsi="Calibri" w:cs="Calibri"/>
+          <w:b/>
+          <w:bCs/>
+          <w:color w:val="404040" w:themeColor="text1" w:themeTint="BF"/>
+          <w:sz w:val="22"/>
+          <w:szCs w:val="22"/>
+        </w:rPr>
+        <w:t>, Node.js, SQL Server, MQTT</w:t>
+      </w:r>
+      <w:r>
+        <w:rPr>
+          <w:rFonts w:ascii="Calibri" w:hAnsi="Calibri" w:cs="Calibri"/>
+          <w:b/>
+          <w:bCs/>
+          <w:color w:val="404040" w:themeColor="text1" w:themeTint="BF"/>
+          <w:sz w:val="22"/>
+          <w:szCs w:val="22"/>
+        </w:rPr>
+        <w:t xml:space="preserve">, </w:t>
+      </w:r>
+      <w:r>
+        <w:rPr>
+          <w:rFonts w:ascii="Calibri" w:hAnsi="Calibri" w:cs="Calibri"/>
+          <w:b/>
+          <w:bCs/>
+          <w:color w:val="404040" w:themeColor="text1" w:themeTint="BF"/>
+          <w:sz w:val="22"/>
+          <w:szCs w:val="22"/>
+        </w:rPr>
+        <w:t>Red</w:t>
+      </w:r>
+      <w:r>
+        <w:rPr>
+          <w:rFonts w:ascii="Calibri" w:hAnsi="Calibri" w:cs="Calibri"/>
+          <w:b/>
+          <w:bCs/>
+          <w:color w:val="404040" w:themeColor="text1" w:themeTint="BF"/>
+          <w:sz w:val="22"/>
+          <w:szCs w:val="22"/>
+        </w:rPr>
         <w:t>is</w:t>
+      </w:r>
+      <w:r>
+        <w:rPr>
+          <w:rFonts w:ascii="Calibri" w:hAnsi="Calibri" w:cs="Calibri"/>
+          <w:b/>
+          <w:bCs/>
+          <w:color w:val="404040" w:themeColor="text1" w:themeTint="BF"/>
+          <w:sz w:val="22"/>
+          <w:szCs w:val="22"/>
+        </w:rPr>
+        <w:t xml:space="preserve"> and AWS Cloud Services</w:t>
       </w:r>
     </w:p>
     <w:p>
@@ -1495,7 +1616,61 @@
           <w:sz w:val="22"/>
           <w:szCs w:val="22"/>
         </w:rPr>
-        <w:t xml:space="preserve">Embedded </w:t>
+        <w:t>Embedded involvement</w:t>
+      </w:r>
+      <w:r>
+        <w:rPr>
+          <w:rFonts w:ascii="Calibri" w:hAnsi="Calibri" w:cs="Calibri"/>
+          <w:color w:val="404040" w:themeColor="text1" w:themeTint="BF"/>
+          <w:sz w:val="22"/>
+          <w:szCs w:val="22"/>
+        </w:rPr>
+        <w:t>:</w:t>
+      </w:r>
+      <w:r>
+        <w:rPr>
+          <w:rFonts w:ascii="Calibri" w:hAnsi="Calibri" w:cs="Calibri"/>
+          <w:color w:val="404040" w:themeColor="text1" w:themeTint="BF"/>
+          <w:sz w:val="22"/>
+          <w:szCs w:val="22"/>
+        </w:rPr>
+        <w:t xml:space="preserve"> actively contribute to a major refactor</w:t>
+      </w:r>
+      <w:r>
+        <w:rPr>
+          <w:rFonts w:ascii="Calibri" w:hAnsi="Calibri" w:cs="Calibri"/>
+          <w:color w:val="404040" w:themeColor="text1" w:themeTint="BF"/>
+          <w:sz w:val="22"/>
+          <w:szCs w:val="22"/>
+        </w:rPr>
+        <w:t>ing</w:t>
+      </w:r>
+      <w:r>
+        <w:rPr>
+          <w:rFonts w:ascii="Calibri" w:hAnsi="Calibri" w:cs="Calibri"/>
+          <w:color w:val="404040" w:themeColor="text1" w:themeTint="BF"/>
+          <w:sz w:val="22"/>
+          <w:szCs w:val="22"/>
+        </w:rPr>
+        <w:t xml:space="preserve"> replacing native TCP</w:t>
+      </w:r>
+      <w:r>
+        <w:rPr>
+          <w:rFonts w:ascii="Calibri" w:hAnsi="Calibri" w:cs="Calibri"/>
+          <w:color w:val="404040" w:themeColor="text1" w:themeTint="BF"/>
+          <w:sz w:val="22"/>
+          <w:szCs w:val="22"/>
+        </w:rPr>
+        <w:t xml:space="preserve"> socket</w:t>
+      </w:r>
+      <w:r>
+        <w:rPr>
+          <w:rFonts w:ascii="Calibri" w:hAnsi="Calibri" w:cs="Calibri"/>
+          <w:color w:val="404040" w:themeColor="text1" w:themeTint="BF"/>
+          <w:sz w:val="22"/>
+          <w:szCs w:val="22"/>
+        </w:rPr>
+        <w:t xml:space="preserve"> with </w:t>
       </w:r>
       <w:r>
         <w:rPr>
@@ -1506,43 +1681,7 @@
           <w:sz w:val="22"/>
           <w:szCs w:val="22"/>
         </w:rPr>
-        <w:t>involvement</w:t>
-      </w:r>
-      <w:r>
-        <w:rPr>
-          <w:rFonts w:ascii="Calibri" w:hAnsi="Calibri" w:cs="Calibri"/>
-          <w:color w:val="404040" w:themeColor="text1" w:themeTint="BF"/>
-          <w:sz w:val="22"/>
-          <w:szCs w:val="22"/>
-        </w:rPr>
-        <w:t>:</w:t>
-      </w:r>
-      <w:r>
-        <w:rPr>
-          <w:rFonts w:ascii="Calibri" w:hAnsi="Calibri" w:cs="Calibri"/>
-          <w:color w:val="404040" w:themeColor="text1" w:themeTint="BF"/>
-          <w:sz w:val="22"/>
-          <w:szCs w:val="22"/>
-        </w:rPr>
-        <w:t xml:space="preserve"> actively contribute to a major refactor</w:t>
-      </w:r>
-      <w:r>
-        <w:rPr>
-          <w:rFonts w:ascii="Calibri" w:hAnsi="Calibri" w:cs="Calibri"/>
-          <w:color w:val="404040" w:themeColor="text1" w:themeTint="BF"/>
-          <w:sz w:val="22"/>
-          <w:szCs w:val="22"/>
-        </w:rPr>
-        <w:t>ing</w:t>
-      </w:r>
-      <w:r>
-        <w:rPr>
-          <w:rFonts w:ascii="Calibri" w:hAnsi="Calibri" w:cs="Calibri"/>
-          <w:color w:val="404040" w:themeColor="text1" w:themeTint="BF"/>
-          <w:sz w:val="22"/>
-          <w:szCs w:val="22"/>
-        </w:rPr>
-        <w:t xml:space="preserve"> replacing native TCP with </w:t>
+        <w:t>MQTT</w:t>
       </w:r>
       <w:r>
         <w:rPr>
@@ -1553,7 +1692,7 @@
           <w:sz w:val="22"/>
           <w:szCs w:val="22"/>
         </w:rPr>
-        <w:t>MQTT</w:t>
+        <w:t xml:space="preserve"> broker</w:t>
       </w:r>
       <w:r>
         <w:rPr>
@@ -1878,21 +2017,12 @@
               </w:rPr>
               <w:t xml:space="preserve">| </w:t>
             </w:r>
-            <w:proofErr w:type="spellStart"/>
             <w:r>
               <w:rPr>
                 <w:rFonts w:ascii="Calibri" w:hAnsi="Calibri" w:cs="Calibri"/>
                 <w:color w:val="808080" w:themeColor="background1" w:themeShade="80"/>
               </w:rPr>
-              <w:t>Minicy</w:t>
-            </w:r>
-            <w:proofErr w:type="spellEnd"/>
-            <w:r>
-              <w:rPr>
-                <w:rFonts w:ascii="Calibri" w:hAnsi="Calibri" w:cs="Calibri"/>
-                <w:color w:val="808080" w:themeColor="background1" w:themeShade="80"/>
-              </w:rPr>
-              <w:t xml:space="preserve"> Catom LTD</w:t>
+              <w:t>Minicy Catom LTD</w:t>
             </w:r>
           </w:p>
         </w:tc>
@@ -2372,7 +2502,6 @@
               </w:rPr>
               <w:t xml:space="preserve">, </w:t>
             </w:r>
-            <w:proofErr w:type="spellStart"/>
             <w:r>
               <w:rPr>
                 <w:rFonts w:ascii="Calibri" w:hAnsi="Calibri" w:cs="Calibri"/>
@@ -2380,7 +2509,6 @@
               </w:rPr>
               <w:t>Karmiel</w:t>
             </w:r>
-            <w:proofErr w:type="spellEnd"/>
           </w:p>
         </w:tc>
         <w:tc>
@@ -2513,7 +2641,6 @@
               </w:rPr>
               <w:t xml:space="preserve">, </w:t>
             </w:r>
-            <w:proofErr w:type="spellStart"/>
             <w:r>
               <w:rPr>
                 <w:rFonts w:ascii="Calibri" w:hAnsi="Calibri" w:cs="Calibri"/>
@@ -2521,7 +2648,6 @@
               </w:rPr>
               <w:t>Karmiel</w:t>
             </w:r>
-            <w:proofErr w:type="spellEnd"/>
           </w:p>
         </w:tc>
         <w:tc>
@@ -2662,7 +2788,6 @@
           <w:szCs w:val="22"/>
         </w:rPr>
       </w:pPr>
-      <w:proofErr w:type="spellStart"/>
       <w:r>
         <w:rPr>
           <w:rFonts w:ascii="Calibri" w:hAnsi="Calibri" w:cs="Calibri"/>
@@ -2672,7 +2797,6 @@
         </w:rPr>
         <w:t>WorkingHoursAPI</w:t>
       </w:r>
-      <w:proofErr w:type="spellEnd"/>
       <w:r>
         <w:rPr>
           <w:rFonts w:ascii="Calibri" w:hAnsi="Calibri" w:cs="Calibri"/>
@@ -2768,27 +2892,7 @@
           <w:sz w:val="22"/>
           <w:szCs w:val="22"/>
         </w:rPr>
-        <w:t xml:space="preserve">Built a REST API for tracking work shifts. Practiced PostgreSQL management with </w:t>
-      </w:r>
-      <w:proofErr w:type="spellStart"/>
-      <w:r>
-        <w:rPr>
-          <w:rFonts w:ascii="Calibri" w:hAnsi="Calibri" w:cs="Calibri"/>
-          <w:color w:val="404040" w:themeColor="text1" w:themeTint="BF"/>
-          <w:sz w:val="22"/>
-          <w:szCs w:val="22"/>
-        </w:rPr>
-        <w:t>pgAdmin</w:t>
-      </w:r>
-      <w:proofErr w:type="spellEnd"/>
-      <w:r>
-        <w:rPr>
-          <w:rFonts w:ascii="Calibri" w:hAnsi="Calibri" w:cs="Calibri"/>
-          <w:color w:val="404040" w:themeColor="text1" w:themeTint="BF"/>
-          <w:sz w:val="22"/>
-          <w:szCs w:val="22"/>
-        </w:rPr>
-        <w:t xml:space="preserve"> and data access using Entity Framework Core</w:t>
+        <w:t>Built a REST API for tracking work shifts. Practiced PostgreSQL management with pgAdmin and data access using Entity Framework Core</w:t>
       </w:r>
       <w:r>
         <w:rPr>
@@ -2813,7 +2917,6 @@
           <w:szCs w:val="22"/>
         </w:rPr>
       </w:pPr>
-      <w:proofErr w:type="spellStart"/>
       <w:r>
         <w:rPr>
           <w:rFonts w:ascii="Calibri" w:hAnsi="Calibri" w:cs="Calibri"/>
@@ -2823,7 +2926,6 @@
         </w:rPr>
         <w:t>CMake</w:t>
       </w:r>
-      <w:proofErr w:type="spellEnd"/>
       <w:r>
         <w:rPr>
           <w:rFonts w:ascii="Calibri" w:hAnsi="Calibri" w:cs="Calibri"/>
@@ -2908,27 +3010,7 @@
           <w:sz w:val="22"/>
           <w:szCs w:val="22"/>
         </w:rPr>
-        <w:t xml:space="preserve">Technologies: CI/CD Actions, </w:t>
-      </w:r>
-      <w:proofErr w:type="spellStart"/>
-      <w:r>
-        <w:rPr>
-          <w:rFonts w:ascii="Calibri" w:hAnsi="Calibri" w:cs="Calibri"/>
-          <w:color w:val="404040" w:themeColor="text1" w:themeTint="BF"/>
-          <w:sz w:val="22"/>
-          <w:szCs w:val="22"/>
-        </w:rPr>
-        <w:t>CMake</w:t>
-      </w:r>
-      <w:proofErr w:type="spellEnd"/>
-      <w:r>
-        <w:rPr>
-          <w:rFonts w:ascii="Calibri" w:hAnsi="Calibri" w:cs="Calibri"/>
-          <w:color w:val="404040" w:themeColor="text1" w:themeTint="BF"/>
-          <w:sz w:val="22"/>
-          <w:szCs w:val="22"/>
-        </w:rPr>
-        <w:t>, Docker, C++</w:t>
+        <w:t>Technologies: CI/CD Actions, CMake, Docker, C++</w:t>
       </w:r>
     </w:p>
     <w:p>
@@ -2948,27 +3030,7 @@
           <w:sz w:val="22"/>
           <w:szCs w:val="22"/>
         </w:rPr>
-        <w:t xml:space="preserve">Created a cross-platform C++ project using </w:t>
-      </w:r>
-      <w:proofErr w:type="spellStart"/>
-      <w:r>
-        <w:rPr>
-          <w:rFonts w:ascii="Calibri" w:hAnsi="Calibri" w:cs="Calibri"/>
-          <w:color w:val="404040" w:themeColor="text1" w:themeTint="BF"/>
-          <w:sz w:val="22"/>
-          <w:szCs w:val="22"/>
-        </w:rPr>
-        <w:t>CMake</w:t>
-      </w:r>
-      <w:proofErr w:type="spellEnd"/>
-      <w:r>
-        <w:rPr>
-          <w:rFonts w:ascii="Calibri" w:hAnsi="Calibri" w:cs="Calibri"/>
-          <w:color w:val="404040" w:themeColor="text1" w:themeTint="BF"/>
-          <w:sz w:val="22"/>
-          <w:szCs w:val="22"/>
-        </w:rPr>
-        <w:t xml:space="preserve"> and Docker with automated CI/CD pipelines</w:t>
+        <w:t>Created a cross-platform C++ project using CMake and Docker with automated CI/CD pipelines</w:t>
       </w:r>
       <w:r>
         <w:rPr>
@@ -3988,6 +4050,7 @@
   <w:style w:type="character" w:default="1" w:styleId="DefaultParagraphFont">
     <w:name w:val="Default Paragraph Font"/>
     <w:uiPriority w:val="1"/>
+    <w:semiHidden/>
     <w:unhideWhenUsed/>
   </w:style>
   <w:style w:type="table" w:default="1" w:styleId="TableNormal">
@@ -4104,7 +4167,7 @@
     <w:link w:val="Style1Char"/>
     <w:autoRedefine/>
     <w:qFormat/>
-    <w:rsid w:val="00482D46"/>
+    <w:rsid w:val="00DA33D6"/>
     <w:pPr>
       <w:pBdr>
         <w:bottom w:val="single" w:sz="12" w:space="1" w:color="215E99" w:themeColor="text2" w:themeTint="BF"/>
@@ -4121,7 +4184,7 @@
     <w:name w:val="Style1 Char"/>
     <w:basedOn w:val="DefaultParagraphFont"/>
     <w:link w:val="Style1"/>
-    <w:rsid w:val="00482D46"/>
+    <w:rsid w:val="00DA33D6"/>
     <w:rPr>
       <w:color w:val="215E99" w:themeColor="text2" w:themeTint="BF"/>
       <w:szCs w:val="22"/>

--- a/cv/Zimakov_Resume_Eng.docx
+++ b/cv/Zimakov_Resume_Eng.docx
@@ -369,7 +369,7 @@
           <w:sz w:val="22"/>
           <w:szCs w:val="22"/>
         </w:rPr>
-        <w:t xml:space="preserve">Experienced Backend Engineer with expertise in </w:t>
+        <w:t xml:space="preserve">Experienced Backend &amp; Embedded Software Engineer with expertise in </w:t>
       </w:r>
       <w:r>
         <w:rPr>
@@ -380,29 +380,273 @@
           <w:sz w:val="22"/>
           <w:szCs w:val="22"/>
         </w:rPr>
-        <w:t xml:space="preserve">C#, </w:t>
-      </w:r>
+        <w:t>C#, .NET, C++ and SQL</w:t>
+      </w:r>
+      <w:r>
+        <w:rPr>
+          <w:rFonts w:ascii="Calibri" w:hAnsi="Calibri" w:cs="Calibri"/>
+          <w:color w:val="404040" w:themeColor="text1" w:themeTint="BF"/>
+          <w:sz w:val="22"/>
+          <w:szCs w:val="22"/>
+        </w:rPr>
+        <w:t xml:space="preserve">. </w:t>
+      </w:r>
+      <w:r>
+        <w:rPr>
+          <w:rFonts w:ascii="Calibri" w:hAnsi="Calibri" w:cs="Calibri"/>
+          <w:color w:val="404040" w:themeColor="text1" w:themeTint="BF"/>
+          <w:sz w:val="22"/>
+          <w:szCs w:val="22"/>
+        </w:rPr>
+        <w:t>Design and d</w:t>
+      </w:r>
+      <w:r>
+        <w:rPr>
+          <w:rFonts w:ascii="Calibri" w:hAnsi="Calibri" w:cs="Calibri"/>
+          <w:color w:val="404040" w:themeColor="text1" w:themeTint="BF"/>
+          <w:sz w:val="22"/>
+          <w:szCs w:val="22"/>
+        </w:rPr>
+        <w:t>evelop reliable backend systems and embedded software for Linux-based IoT devices with a focus on clean architecture, performance and scalability</w:t>
+      </w:r>
+      <w:r>
+        <w:rPr>
+          <w:rFonts w:ascii="Calibri" w:hAnsi="Calibri" w:cs="Calibri"/>
+          <w:color w:val="404040" w:themeColor="text1" w:themeTint="BF"/>
+          <w:sz w:val="22"/>
+          <w:szCs w:val="22"/>
+        </w:rPr>
+        <w:t>.</w:t>
+      </w:r>
+    </w:p>
+    <w:p>
+      <w:pPr>
+        <w:pStyle w:val="Style1"/>
+        <w:rPr>
+          <w:rFonts w:ascii="Calibri" w:hAnsi="Calibri" w:cs="Calibri"/>
+          <w:i/>
+          <w:iCs/>
+        </w:rPr>
+      </w:pPr>
+      <w:r>
+        <w:rPr>
+          <w:rFonts w:ascii="Calibri" w:hAnsi="Calibri" w:cs="Calibri"/>
+        </w:rPr>
+        <w:t>Skills</w:t>
+      </w:r>
+    </w:p>
+    <w:p>
+      <w:pPr>
+        <w:spacing w:after="0" w:line="240" w:lineRule="auto"/>
+        <w:rPr>
+          <w:rFonts w:ascii="Calibri" w:hAnsi="Calibri" w:cs="Calibri"/>
+          <w:color w:val="404040" w:themeColor="text1" w:themeTint="BF"/>
+          <w:sz w:val="22"/>
+          <w:szCs w:val="22"/>
+          <w:lang w:val="en-US"/>
+        </w:rPr>
+      </w:pPr>
       <w:r>
         <w:rPr>
           <w:rFonts w:ascii="Calibri" w:hAnsi="Calibri" w:cs="Calibri"/>
           <w:b/>
           <w:bCs/>
           <w:color w:val="404040" w:themeColor="text1" w:themeTint="BF"/>
-          <w:sz w:val="22"/>
-          <w:szCs w:val="22"/>
+          <w:lang w:val="en-US"/>
+        </w:rPr>
+        <w:t>Languages &amp; Frameworks</w:t>
+      </w:r>
+      <w:r>
+        <w:rPr>
+          <w:rFonts w:ascii="Calibri" w:hAnsi="Calibri" w:cs="Calibri"/>
+          <w:color w:val="404040" w:themeColor="text1" w:themeTint="BF"/>
+          <w:sz w:val="22"/>
+          <w:szCs w:val="22"/>
+          <w:lang w:val="en-US"/>
+        </w:rPr>
+        <w:t xml:space="preserve">: </w:t>
+      </w:r>
+      <w:r>
+        <w:rPr>
+          <w:rFonts w:ascii="Calibri" w:hAnsi="Calibri" w:cs="Calibri"/>
+          <w:color w:val="404040" w:themeColor="text1" w:themeTint="BF"/>
+          <w:sz w:val="22"/>
+          <w:szCs w:val="22"/>
+          <w:lang w:val="en-US"/>
+        </w:rPr>
+        <w:t>C#,</w:t>
+      </w:r>
+      <w:r>
+        <w:rPr>
+          <w:rFonts w:ascii="Calibri" w:hAnsi="Calibri" w:cs="Calibri"/>
+          <w:color w:val="404040" w:themeColor="text1" w:themeTint="BF"/>
+          <w:sz w:val="22"/>
+          <w:szCs w:val="22"/>
+          <w:lang w:val="en-US"/>
+        </w:rPr>
+        <w:t xml:space="preserve"> C++,</w:t>
+      </w:r>
+      <w:r>
+        <w:rPr>
+          <w:rFonts w:ascii="Calibri" w:hAnsi="Calibri" w:cs="Calibri"/>
+          <w:color w:val="404040" w:themeColor="text1" w:themeTint="BF"/>
+          <w:sz w:val="22"/>
+          <w:szCs w:val="22"/>
+          <w:lang w:val="en-US"/>
+        </w:rPr>
+        <w:t xml:space="preserve"> </w:t>
+      </w:r>
+      <w:r>
+        <w:rPr>
+          <w:rFonts w:ascii="Calibri" w:hAnsi="Calibri" w:cs="Calibri"/>
+          <w:color w:val="404040" w:themeColor="text1" w:themeTint="BF"/>
+          <w:sz w:val="22"/>
+          <w:szCs w:val="22"/>
+          <w:lang w:val="en-US"/>
         </w:rPr>
         <w:t>.N</w:t>
       </w:r>
+      <w:r>
+        <w:rPr>
+          <w:rFonts w:ascii="Calibri" w:hAnsi="Calibri" w:cs="Calibri"/>
+          <w:color w:val="404040" w:themeColor="text1" w:themeTint="BF"/>
+          <w:sz w:val="22"/>
+          <w:szCs w:val="22"/>
+          <w:lang w:val="en-US"/>
+        </w:rPr>
+        <w:t>et</w:t>
+      </w:r>
+      <w:r>
+        <w:rPr>
+          <w:rFonts w:ascii="Calibri" w:hAnsi="Calibri" w:cs="Calibri"/>
+          <w:color w:val="404040" w:themeColor="text1" w:themeTint="BF"/>
+          <w:sz w:val="22"/>
+          <w:szCs w:val="22"/>
+          <w:lang w:val="en-US"/>
+        </w:rPr>
+        <w:t>,</w:t>
+      </w:r>
+      <w:r>
+        <w:rPr>
+          <w:rFonts w:ascii="Calibri" w:hAnsi="Calibri" w:cs="Calibri"/>
+          <w:color w:val="404040" w:themeColor="text1" w:themeTint="BF"/>
+          <w:sz w:val="22"/>
+          <w:szCs w:val="22"/>
+          <w:lang w:val="en-US"/>
+        </w:rPr>
+        <w:t xml:space="preserve"> ASP.N</w:t>
+      </w:r>
+      <w:r>
+        <w:rPr>
+          <w:rFonts w:ascii="Calibri" w:hAnsi="Calibri" w:cs="Calibri"/>
+          <w:color w:val="404040" w:themeColor="text1" w:themeTint="BF"/>
+          <w:sz w:val="22"/>
+          <w:szCs w:val="22"/>
+          <w:lang w:val="en-US"/>
+        </w:rPr>
+        <w:t>ET</w:t>
+      </w:r>
+      <w:r>
+        <w:rPr>
+          <w:rFonts w:ascii="Calibri" w:hAnsi="Calibri" w:cs="Calibri"/>
+          <w:color w:val="404040" w:themeColor="text1" w:themeTint="BF"/>
+          <w:sz w:val="22"/>
+          <w:szCs w:val="22"/>
+          <w:lang w:val="en-US"/>
+        </w:rPr>
+        <w:t>,</w:t>
+      </w:r>
+      <w:r>
+        <w:rPr>
+          <w:rFonts w:ascii="Calibri" w:hAnsi="Calibri" w:cs="Calibri"/>
+          <w:color w:val="404040" w:themeColor="text1" w:themeTint="BF"/>
+          <w:sz w:val="22"/>
+          <w:szCs w:val="22"/>
+          <w:lang w:val="en-US"/>
+        </w:rPr>
+        <w:t xml:space="preserve"> </w:t>
+      </w:r>
+      <w:r>
+        <w:rPr>
+          <w:rFonts w:ascii="Calibri" w:hAnsi="Calibri" w:cs="Calibri"/>
+          <w:color w:val="404040" w:themeColor="text1" w:themeTint="BF"/>
+          <w:sz w:val="22"/>
+          <w:szCs w:val="22"/>
+          <w:lang w:val="en-US"/>
+        </w:rPr>
+        <w:t>Node</w:t>
+      </w:r>
+      <w:r>
+        <w:rPr>
+          <w:rFonts w:ascii="Calibri" w:hAnsi="Calibri" w:cs="Calibri"/>
+          <w:color w:val="404040" w:themeColor="text1" w:themeTint="BF"/>
+          <w:sz w:val="22"/>
+          <w:szCs w:val="22"/>
+          <w:lang w:val="en-US"/>
+        </w:rPr>
+        <w:t>.js</w:t>
+      </w:r>
+      <w:r>
+        <w:rPr>
+          <w:rFonts w:ascii="Calibri" w:hAnsi="Calibri" w:cs="Calibri"/>
+          <w:color w:val="404040" w:themeColor="text1" w:themeTint="BF"/>
+          <w:sz w:val="22"/>
+          <w:szCs w:val="22"/>
+          <w:lang w:val="en-US"/>
+        </w:rPr>
+        <w:t>, SQL</w:t>
+      </w:r>
+      <w:r>
+        <w:rPr>
+          <w:rFonts w:ascii="Calibri" w:hAnsi="Calibri" w:cs="Calibri"/>
+          <w:color w:val="404040" w:themeColor="text1" w:themeTint="BF"/>
+          <w:sz w:val="22"/>
+          <w:szCs w:val="22"/>
+          <w:lang w:val="en-US"/>
+        </w:rPr>
+        <w:t>, MQTT</w:t>
+      </w:r>
+      <w:r>
+        <w:rPr>
+          <w:rFonts w:ascii="Calibri" w:hAnsi="Calibri" w:cs="Calibri"/>
+          <w:color w:val="404040" w:themeColor="text1" w:themeTint="BF"/>
+          <w:sz w:val="22"/>
+          <w:szCs w:val="22"/>
+          <w:lang w:val="en-US"/>
+        </w:rPr>
+        <w:t>, CMake</w:t>
+      </w:r>
+      <w:r>
+        <w:rPr>
+          <w:rFonts w:ascii="Calibri" w:hAnsi="Calibri" w:cs="Calibri"/>
+          <w:color w:val="404040" w:themeColor="text1" w:themeTint="BF"/>
+          <w:sz w:val="22"/>
+          <w:szCs w:val="22"/>
+          <w:lang w:val="en-US"/>
+        </w:rPr>
+        <w:t>.</w:t>
+      </w:r>
+    </w:p>
+    <w:p>
+      <w:pPr>
+        <w:spacing w:after="0" w:line="240" w:lineRule="auto"/>
+        <w:rPr>
+          <w:rFonts w:ascii="Calibri" w:hAnsi="Calibri" w:cs="Calibri"/>
+          <w:color w:val="404040" w:themeColor="text1" w:themeTint="BF"/>
+          <w:sz w:val="22"/>
+          <w:szCs w:val="22"/>
+          <w:lang w:val="en-US"/>
+        </w:rPr>
+      </w:pPr>
       <w:r>
         <w:rPr>
           <w:rFonts w:ascii="Calibri" w:hAnsi="Calibri" w:cs="Calibri"/>
           <w:b/>
           <w:bCs/>
           <w:color w:val="404040" w:themeColor="text1" w:themeTint="BF"/>
-          <w:sz w:val="22"/>
-          <w:szCs w:val="22"/>
-        </w:rPr>
-        <w:t>et</w:t>
+          <w:lang w:val="en-US"/>
+        </w:rPr>
+        <w:t>Backend</w:t>
       </w:r>
       <w:r>
         <w:rPr>
@@ -410,294 +654,413 @@
           <w:b/>
           <w:bCs/>
           <w:color w:val="404040" w:themeColor="text1" w:themeTint="BF"/>
-          <w:sz w:val="22"/>
-          <w:szCs w:val="22"/>
-        </w:rPr>
-        <w:t xml:space="preserve"> and SQL</w:t>
-      </w:r>
-      <w:r>
-        <w:rPr>
-          <w:rFonts w:ascii="Calibri" w:hAnsi="Calibri" w:cs="Calibri"/>
-          <w:color w:val="404040" w:themeColor="text1" w:themeTint="BF"/>
-          <w:sz w:val="22"/>
-          <w:szCs w:val="22"/>
-        </w:rPr>
-        <w:t>, building reliable and efficient systems.</w:t>
-      </w:r>
-      <w:r>
-        <w:rPr>
-          <w:rFonts w:ascii="Calibri" w:hAnsi="Calibri" w:cs="Calibri"/>
-          <w:color w:val="404040" w:themeColor="text1" w:themeTint="BF"/>
-          <w:sz w:val="22"/>
-          <w:szCs w:val="22"/>
+          <w:lang w:val="en-US"/>
         </w:rPr>
         <w:t xml:space="preserve"> </w:t>
+      </w:r>
+      <w:r>
+        <w:rPr>
+          <w:rFonts w:ascii="Calibri" w:hAnsi="Calibri" w:cs="Calibri"/>
+          <w:b/>
+          <w:bCs/>
+          <w:color w:val="404040" w:themeColor="text1" w:themeTint="BF"/>
+          <w:lang w:val="en-US"/>
+        </w:rPr>
+        <w:t>&amp; Systems</w:t>
+      </w:r>
+      <w:r>
+        <w:rPr>
+          <w:rFonts w:ascii="Calibri" w:hAnsi="Calibri" w:cs="Calibri"/>
+          <w:color w:val="404040" w:themeColor="text1" w:themeTint="BF"/>
+          <w:sz w:val="22"/>
+          <w:szCs w:val="22"/>
+          <w:lang w:val="en-US"/>
+        </w:rPr>
+        <w:t>: R</w:t>
+      </w:r>
+      <w:r>
+        <w:rPr>
+          <w:rFonts w:ascii="Calibri" w:hAnsi="Calibri" w:cs="Calibri"/>
+          <w:color w:val="404040" w:themeColor="text1" w:themeTint="BF"/>
+          <w:sz w:val="22"/>
+          <w:szCs w:val="22"/>
+          <w:lang w:val="en-US"/>
+        </w:rPr>
+        <w:t>EST</w:t>
+      </w:r>
+      <w:r>
+        <w:rPr>
+          <w:rFonts w:ascii="Calibri" w:hAnsi="Calibri" w:cs="Calibri"/>
+          <w:color w:val="404040" w:themeColor="text1" w:themeTint="BF"/>
+          <w:sz w:val="22"/>
+          <w:szCs w:val="22"/>
+          <w:lang w:val="en-US"/>
+        </w:rPr>
+        <w:t xml:space="preserve"> </w:t>
+      </w:r>
+      <w:r>
+        <w:rPr>
+          <w:rFonts w:ascii="Calibri" w:hAnsi="Calibri" w:cs="Calibri"/>
+          <w:color w:val="404040" w:themeColor="text1" w:themeTint="BF"/>
+          <w:sz w:val="22"/>
+          <w:szCs w:val="22"/>
+          <w:lang w:val="en-US"/>
+        </w:rPr>
+        <w:t>API</w:t>
+      </w:r>
+      <w:r>
+        <w:rPr>
+          <w:rFonts w:ascii="Calibri" w:hAnsi="Calibri" w:cs="Calibri"/>
+          <w:color w:val="404040" w:themeColor="text1" w:themeTint="BF"/>
+          <w:sz w:val="22"/>
+          <w:szCs w:val="22"/>
+          <w:lang w:val="en-US"/>
+        </w:rPr>
+        <w:t>s</w:t>
+      </w:r>
+      <w:r>
+        <w:rPr>
+          <w:rFonts w:ascii="Calibri" w:hAnsi="Calibri" w:cs="Calibri"/>
+          <w:color w:val="404040" w:themeColor="text1" w:themeTint="BF"/>
+          <w:sz w:val="22"/>
+          <w:szCs w:val="22"/>
+          <w:lang w:val="en-US"/>
+        </w:rPr>
+        <w:t xml:space="preserve">, </w:t>
+      </w:r>
+      <w:r>
+        <w:rPr>
+          <w:rFonts w:ascii="Calibri" w:hAnsi="Calibri" w:cs="Calibri"/>
+          <w:color w:val="404040" w:themeColor="text1" w:themeTint="BF"/>
+          <w:sz w:val="22"/>
+          <w:szCs w:val="22"/>
+          <w:lang w:val="en-US"/>
+        </w:rPr>
+        <w:t>Windows</w:t>
+      </w:r>
+      <w:r>
+        <w:rPr>
+          <w:rFonts w:ascii="Calibri" w:hAnsi="Calibri" w:cs="Calibri"/>
+          <w:color w:val="404040" w:themeColor="text1" w:themeTint="BF"/>
+          <w:sz w:val="22"/>
+          <w:szCs w:val="22"/>
+          <w:lang w:val="en-US"/>
+        </w:rPr>
+        <w:t xml:space="preserve"> Services</w:t>
+      </w:r>
+      <w:r>
+        <w:rPr>
+          <w:rFonts w:ascii="Calibri" w:hAnsi="Calibri" w:cs="Calibri"/>
+          <w:color w:val="404040" w:themeColor="text1" w:themeTint="BF"/>
+          <w:sz w:val="22"/>
+          <w:szCs w:val="22"/>
+          <w:lang w:val="en-US"/>
+        </w:rPr>
+        <w:t>, D</w:t>
+      </w:r>
+      <w:r>
+        <w:rPr>
+          <w:rFonts w:ascii="Calibri" w:hAnsi="Calibri" w:cs="Calibri"/>
+          <w:color w:val="404040" w:themeColor="text1" w:themeTint="BF"/>
+          <w:sz w:val="22"/>
+          <w:szCs w:val="22"/>
+          <w:lang w:val="en-US"/>
+        </w:rPr>
+        <w:t>ata</w:t>
+      </w:r>
+      <w:r>
+        <w:rPr>
+          <w:rFonts w:ascii="Calibri" w:hAnsi="Calibri" w:cs="Calibri"/>
+          <w:color w:val="404040" w:themeColor="text1" w:themeTint="BF"/>
+          <w:sz w:val="22"/>
+          <w:szCs w:val="22"/>
+          <w:lang w:val="en-US"/>
+        </w:rPr>
+        <w:t>b</w:t>
+      </w:r>
+      <w:r>
+        <w:rPr>
+          <w:rFonts w:ascii="Calibri" w:hAnsi="Calibri" w:cs="Calibri"/>
+          <w:color w:val="404040" w:themeColor="text1" w:themeTint="BF"/>
+          <w:sz w:val="22"/>
+          <w:szCs w:val="22"/>
+          <w:lang w:val="en-US"/>
+        </w:rPr>
+        <w:t>ase</w:t>
+      </w:r>
+      <w:r>
+        <w:rPr>
+          <w:rFonts w:ascii="Calibri" w:hAnsi="Calibri" w:cs="Calibri"/>
+          <w:color w:val="404040" w:themeColor="text1" w:themeTint="BF"/>
+          <w:sz w:val="22"/>
+          <w:szCs w:val="22"/>
+          <w:lang w:val="en-US"/>
+        </w:rPr>
+        <w:t xml:space="preserve"> Design</w:t>
+      </w:r>
+      <w:r>
+        <w:rPr>
+          <w:rFonts w:ascii="Calibri" w:hAnsi="Calibri" w:cs="Calibri"/>
+          <w:color w:val="404040" w:themeColor="text1" w:themeTint="BF"/>
+          <w:sz w:val="22"/>
+          <w:szCs w:val="22"/>
+          <w:lang w:val="en-US"/>
+        </w:rPr>
+        <w:t>, System Design</w:t>
+      </w:r>
+      <w:r>
+        <w:rPr>
+          <w:rFonts w:ascii="Calibri" w:hAnsi="Calibri" w:cs="Calibri"/>
+          <w:color w:val="404040" w:themeColor="text1" w:themeTint="BF"/>
+          <w:sz w:val="22"/>
+          <w:szCs w:val="22"/>
+          <w:lang w:val="en-US"/>
+        </w:rPr>
+        <w:t>.</w:t>
       </w:r>
     </w:p>
     <w:p>
       <w:pPr>
-        <w:tabs>
-          <w:tab w:val="left" w:pos="2268"/>
-        </w:tabs>
-        <w:spacing w:after="0" w:line="276" w:lineRule="auto"/>
-        <w:rPr>
-          <w:rFonts w:ascii="Calibri" w:hAnsi="Calibri" w:cs="Calibri"/>
-          <w:color w:val="404040" w:themeColor="text1" w:themeTint="BF"/>
-          <w:sz w:val="22"/>
-          <w:szCs w:val="22"/>
-        </w:rPr>
-      </w:pPr>
-      <w:r>
-        <w:rPr>
-          <w:rFonts w:ascii="Calibri" w:hAnsi="Calibri" w:cs="Calibri"/>
-          <w:color w:val="404040" w:themeColor="text1" w:themeTint="BF"/>
-          <w:sz w:val="22"/>
-          <w:szCs w:val="22"/>
-        </w:rPr>
-        <w:t>Currently</w:t>
-      </w:r>
-      <w:r>
-        <w:rPr>
-          <w:rFonts w:ascii="Calibri" w:hAnsi="Calibri" w:cs="Calibri"/>
-          <w:color w:val="404040" w:themeColor="text1" w:themeTint="BF"/>
-          <w:sz w:val="22"/>
-          <w:szCs w:val="22"/>
-        </w:rPr>
-        <w:t xml:space="preserve"> </w:t>
-      </w:r>
-      <w:r>
-        <w:rPr>
-          <w:rFonts w:ascii="Calibri" w:hAnsi="Calibri" w:cs="Calibri"/>
-          <w:color w:val="404040" w:themeColor="text1" w:themeTint="BF"/>
-          <w:sz w:val="22"/>
-          <w:szCs w:val="22"/>
-        </w:rPr>
-        <w:t>contributing to</w:t>
-      </w:r>
-      <w:r>
-        <w:rPr>
-          <w:rFonts w:ascii="Calibri" w:hAnsi="Calibri" w:cs="Calibri"/>
-          <w:color w:val="404040" w:themeColor="text1" w:themeTint="BF"/>
-          <w:sz w:val="22"/>
-          <w:szCs w:val="22"/>
-        </w:rPr>
-        <w:t xml:space="preserve"> </w:t>
-      </w:r>
+        <w:spacing w:after="0" w:line="240" w:lineRule="auto"/>
+        <w:rPr>
+          <w:rFonts w:ascii="Calibri" w:hAnsi="Calibri" w:cs="Calibri"/>
+          <w:color w:val="404040" w:themeColor="text1" w:themeTint="BF"/>
+          <w:sz w:val="22"/>
+          <w:szCs w:val="22"/>
+          <w:lang w:val="en-US"/>
+        </w:rPr>
+      </w:pPr>
       <w:r>
         <w:rPr>
           <w:rFonts w:ascii="Calibri" w:hAnsi="Calibri" w:cs="Calibri"/>
           <w:b/>
           <w:bCs/>
           <w:color w:val="404040" w:themeColor="text1" w:themeTint="BF"/>
-          <w:sz w:val="22"/>
-          <w:szCs w:val="22"/>
-        </w:rPr>
-        <w:t>e</w:t>
-      </w:r>
+          <w:lang w:val="en-US"/>
+        </w:rPr>
+        <w:t>Cloud</w:t>
+      </w:r>
+      <w:r>
+        <w:rPr>
+          <w:rFonts w:ascii="Calibri" w:hAnsi="Calibri" w:cs="Calibri"/>
+          <w:color w:val="404040" w:themeColor="text1" w:themeTint="BF"/>
+          <w:sz w:val="22"/>
+          <w:szCs w:val="22"/>
+          <w:lang w:val="en-US"/>
+        </w:rPr>
+        <w:t xml:space="preserve">: </w:t>
+      </w:r>
+      <w:r>
+        <w:rPr>
+          <w:rFonts w:ascii="Calibri" w:hAnsi="Calibri" w:cs="Calibri"/>
+          <w:color w:val="404040" w:themeColor="text1" w:themeTint="BF"/>
+          <w:sz w:val="22"/>
+          <w:szCs w:val="22"/>
+          <w:lang w:val="en-US"/>
+        </w:rPr>
+        <w:t>AWS Services, Lambdas, S3, IoT Core, SQS</w:t>
+      </w:r>
+      <w:r>
+        <w:rPr>
+          <w:rFonts w:ascii="Calibri" w:hAnsi="Calibri" w:cs="Calibri"/>
+          <w:color w:val="404040" w:themeColor="text1" w:themeTint="BF"/>
+          <w:sz w:val="22"/>
+          <w:szCs w:val="22"/>
+          <w:lang w:val="en-US"/>
+        </w:rPr>
+        <w:t>.</w:t>
+      </w:r>
+    </w:p>
+    <w:p>
+      <w:pPr>
+        <w:spacing w:after="0" w:line="240" w:lineRule="auto"/>
+        <w:rPr>
+          <w:rFonts w:ascii="Calibri" w:hAnsi="Calibri" w:cs="Calibri"/>
+          <w:color w:val="404040" w:themeColor="text1" w:themeTint="BF"/>
+          <w:sz w:val="22"/>
+          <w:szCs w:val="22"/>
+          <w:lang w:val="en-US"/>
+        </w:rPr>
+      </w:pPr>
       <w:r>
         <w:rPr>
           <w:rFonts w:ascii="Calibri" w:hAnsi="Calibri" w:cs="Calibri"/>
           <w:b/>
           <w:bCs/>
           <w:color w:val="404040" w:themeColor="text1" w:themeTint="BF"/>
-          <w:sz w:val="22"/>
-          <w:szCs w:val="22"/>
-        </w:rPr>
-        <w:t>mbedded development</w:t>
-      </w:r>
-      <w:r>
-        <w:rPr>
-          <w:rFonts w:ascii="Calibri" w:hAnsi="Calibri" w:cs="Calibri"/>
-          <w:color w:val="404040" w:themeColor="text1" w:themeTint="BF"/>
-          <w:sz w:val="22"/>
-          <w:szCs w:val="22"/>
-        </w:rPr>
-        <w:t xml:space="preserve"> and large-scale refactoring</w:t>
-      </w:r>
-      <w:r>
-        <w:rPr>
-          <w:rFonts w:ascii="Calibri" w:hAnsi="Calibri" w:cs="Calibri"/>
-          <w:color w:val="404040" w:themeColor="text1" w:themeTint="BF"/>
-          <w:sz w:val="22"/>
-          <w:szCs w:val="22"/>
-        </w:rPr>
-        <w:t xml:space="preserve"> in </w:t>
-      </w:r>
+          <w:lang w:val="en-US"/>
+        </w:rPr>
+        <w:t>DevOps &amp; Tools</w:t>
+      </w:r>
+      <w:r>
+        <w:rPr>
+          <w:rFonts w:ascii="Calibri" w:hAnsi="Calibri" w:cs="Calibri"/>
+          <w:color w:val="404040" w:themeColor="text1" w:themeTint="BF"/>
+          <w:sz w:val="22"/>
+          <w:szCs w:val="22"/>
+          <w:lang w:val="en-US"/>
+        </w:rPr>
+        <w:t xml:space="preserve">: </w:t>
+      </w:r>
+      <w:r>
+        <w:rPr>
+          <w:rFonts w:ascii="Calibri" w:hAnsi="Calibri" w:cs="Calibri"/>
+          <w:color w:val="404040" w:themeColor="text1" w:themeTint="BF"/>
+          <w:sz w:val="22"/>
+          <w:szCs w:val="22"/>
+          <w:lang w:val="en-US"/>
+        </w:rPr>
+        <w:t xml:space="preserve">Git, </w:t>
+      </w:r>
+      <w:r>
+        <w:rPr>
+          <w:rFonts w:ascii="Calibri" w:hAnsi="Calibri" w:cs="Calibri"/>
+          <w:color w:val="404040" w:themeColor="text1" w:themeTint="BF"/>
+          <w:sz w:val="22"/>
+          <w:szCs w:val="22"/>
+          <w:lang w:val="en-US"/>
+        </w:rPr>
+        <w:t>CI/CD, Docker</w:t>
+      </w:r>
+      <w:r>
+        <w:rPr>
+          <w:rFonts w:ascii="Calibri" w:hAnsi="Calibri" w:cs="Calibri"/>
+          <w:color w:val="404040" w:themeColor="text1" w:themeTint="BF"/>
+          <w:sz w:val="22"/>
+          <w:szCs w:val="22"/>
+          <w:lang w:val="en-US"/>
+        </w:rPr>
+        <w:t xml:space="preserve">, </w:t>
+      </w:r>
+      <w:r>
+        <w:rPr>
+          <w:rFonts w:ascii="Calibri" w:hAnsi="Calibri" w:cs="Calibri"/>
+          <w:color w:val="404040" w:themeColor="text1" w:themeTint="BF"/>
+          <w:sz w:val="22"/>
+          <w:szCs w:val="22"/>
+          <w:lang w:val="en-US"/>
+        </w:rPr>
+        <w:t>Kubernetes, Grafana</w:t>
+      </w:r>
+      <w:r>
+        <w:rPr>
+          <w:rFonts w:ascii="Calibri" w:hAnsi="Calibri" w:cs="Calibri"/>
+          <w:color w:val="404040" w:themeColor="text1" w:themeTint="BF"/>
+          <w:sz w:val="22"/>
+          <w:szCs w:val="22"/>
+          <w:lang w:val="en-US"/>
+        </w:rPr>
+        <w:t xml:space="preserve">, </w:t>
+      </w:r>
+      <w:r>
+        <w:rPr>
+          <w:rFonts w:ascii="Calibri" w:hAnsi="Calibri" w:cs="Calibri"/>
+          <w:color w:val="404040" w:themeColor="text1" w:themeTint="BF"/>
+          <w:sz w:val="22"/>
+          <w:szCs w:val="22"/>
+          <w:lang w:val="en-US"/>
+        </w:rPr>
+        <w:t>Jira, Agile</w:t>
+      </w:r>
+      <w:r>
+        <w:rPr>
+          <w:rFonts w:ascii="Calibri" w:hAnsi="Calibri" w:cs="Calibri"/>
+          <w:color w:val="404040" w:themeColor="text1" w:themeTint="BF"/>
+          <w:sz w:val="22"/>
+          <w:szCs w:val="22"/>
+          <w:lang w:val="en-US"/>
+        </w:rPr>
+        <w:t>.</w:t>
+      </w:r>
+    </w:p>
+    <w:p>
+      <w:pPr>
+        <w:spacing w:after="0" w:line="240" w:lineRule="auto"/>
+        <w:rPr>
+          <w:rFonts w:ascii="Calibri" w:hAnsi="Calibri" w:cs="Calibri"/>
+          <w:color w:val="747474" w:themeColor="background2" w:themeShade="80"/>
+          <w:sz w:val="22"/>
+          <w:szCs w:val="22"/>
+          <w:lang w:val="en-US"/>
+        </w:rPr>
+      </w:pPr>
       <w:r>
         <w:rPr>
           <w:rFonts w:ascii="Calibri" w:hAnsi="Calibri" w:cs="Calibri"/>
           <w:b/>
           <w:bCs/>
           <w:color w:val="404040" w:themeColor="text1" w:themeTint="BF"/>
-          <w:sz w:val="22"/>
-          <w:szCs w:val="22"/>
-        </w:rPr>
-        <w:t>C++</w:t>
-      </w:r>
-      <w:r>
-        <w:rPr>
-          <w:rFonts w:ascii="Calibri" w:hAnsi="Calibri" w:cs="Calibri"/>
-          <w:color w:val="404040" w:themeColor="text1" w:themeTint="BF"/>
-          <w:sz w:val="22"/>
-          <w:szCs w:val="22"/>
+          <w:lang w:val="en-US"/>
+        </w:rPr>
+        <w:t>Frontend/</w:t>
+      </w:r>
+      <w:r>
+        <w:rPr>
+          <w:rFonts w:ascii="Calibri" w:hAnsi="Calibri" w:cs="Calibri"/>
+          <w:b/>
+          <w:bCs/>
+          <w:color w:val="404040" w:themeColor="text1" w:themeTint="BF"/>
+          <w:lang w:val="en-US"/>
+        </w:rPr>
+        <w:t>UI (</w:t>
+      </w:r>
+      <w:r>
+        <w:rPr>
+          <w:rFonts w:ascii="Calibri" w:hAnsi="Calibri" w:cs="Calibri"/>
+          <w:b/>
+          <w:bCs/>
+          <w:color w:val="404040" w:themeColor="text1" w:themeTint="BF"/>
+          <w:lang w:val="en-US"/>
+        </w:rPr>
+        <w:t>familiar)</w:t>
+      </w:r>
+      <w:r>
+        <w:rPr>
+          <w:rFonts w:ascii="Calibri" w:hAnsi="Calibri" w:cs="Calibri"/>
+          <w:color w:val="404040" w:themeColor="text1" w:themeTint="BF"/>
+          <w:sz w:val="22"/>
+          <w:szCs w:val="22"/>
+          <w:lang w:val="en-US"/>
+        </w:rPr>
+        <w:t xml:space="preserve">: WinForms, </w:t>
+      </w:r>
+      <w:r>
+        <w:rPr>
+          <w:rFonts w:ascii="Calibri" w:hAnsi="Calibri" w:cs="Calibri"/>
+          <w:color w:val="404040" w:themeColor="text1" w:themeTint="BF"/>
+          <w:sz w:val="22"/>
+          <w:szCs w:val="22"/>
+          <w:lang w:val="en-US"/>
+        </w:rPr>
+        <w:t>WPF, Razor Pages</w:t>
+      </w:r>
+      <w:r>
+        <w:rPr>
+          <w:rFonts w:ascii="Calibri" w:hAnsi="Calibri" w:cs="Calibri"/>
+          <w:color w:val="404040" w:themeColor="text1" w:themeTint="BF"/>
+          <w:sz w:val="22"/>
+          <w:szCs w:val="22"/>
+          <w:lang w:val="en-US"/>
+        </w:rPr>
+        <w:t>, Angular, React, Flutter</w:t>
+      </w:r>
+      <w:r>
+        <w:rPr>
+          <w:rFonts w:ascii="Calibri" w:hAnsi="Calibri" w:cs="Calibri"/>
+          <w:color w:val="404040" w:themeColor="text1" w:themeTint="BF"/>
+          <w:sz w:val="22"/>
+          <w:szCs w:val="22"/>
+          <w:lang w:val="en-US"/>
         </w:rPr>
         <w:t>.</w:t>
       </w:r>
     </w:p>
     <w:p>
       <w:pPr>
-        <w:tabs>
-          <w:tab w:val="left" w:pos="2268"/>
-        </w:tabs>
-        <w:spacing w:line="276" w:lineRule="auto"/>
-        <w:rPr>
-          <w:rFonts w:ascii="Calibri" w:hAnsi="Calibri" w:cs="Calibri"/>
-          <w:color w:val="404040" w:themeColor="text1" w:themeTint="BF"/>
-          <w:sz w:val="22"/>
-          <w:szCs w:val="22"/>
-          <w:lang w:val="en-US"/>
-        </w:rPr>
-      </w:pPr>
-      <w:r>
-        <w:rPr>
-          <w:rFonts w:ascii="Calibri" w:hAnsi="Calibri" w:cs="Calibri"/>
-          <w:color w:val="404040" w:themeColor="text1" w:themeTint="BF"/>
-          <w:sz w:val="22"/>
-          <w:szCs w:val="22"/>
-        </w:rPr>
-        <w:t>F</w:t>
-      </w:r>
-      <w:r>
-        <w:rPr>
-          <w:rFonts w:ascii="Calibri" w:hAnsi="Calibri" w:cs="Calibri"/>
-          <w:color w:val="404040" w:themeColor="text1" w:themeTint="BF"/>
-          <w:sz w:val="22"/>
-          <w:szCs w:val="22"/>
-        </w:rPr>
-        <w:t>ocus</w:t>
-      </w:r>
-      <w:r>
-        <w:rPr>
-          <w:rFonts w:ascii="Calibri" w:hAnsi="Calibri" w:cs="Calibri"/>
-          <w:color w:val="404040" w:themeColor="text1" w:themeTint="BF"/>
-          <w:sz w:val="22"/>
-          <w:szCs w:val="22"/>
-        </w:rPr>
-        <w:t>ed</w:t>
-      </w:r>
-      <w:r>
-        <w:rPr>
-          <w:rFonts w:ascii="Calibri" w:hAnsi="Calibri" w:cs="Calibri"/>
-          <w:color w:val="404040" w:themeColor="text1" w:themeTint="BF"/>
-          <w:sz w:val="22"/>
-          <w:szCs w:val="22"/>
-        </w:rPr>
-        <w:t xml:space="preserve"> on performance</w:t>
-      </w:r>
-      <w:r>
-        <w:rPr>
-          <w:rFonts w:ascii="Calibri" w:hAnsi="Calibri" w:cs="Calibri"/>
-          <w:color w:val="404040" w:themeColor="text1" w:themeTint="BF"/>
-          <w:sz w:val="22"/>
-          <w:szCs w:val="22"/>
-        </w:rPr>
-        <w:t xml:space="preserve">, </w:t>
-      </w:r>
-      <w:r>
-        <w:rPr>
-          <w:rFonts w:ascii="Calibri" w:hAnsi="Calibri" w:cs="Calibri"/>
-          <w:color w:val="404040" w:themeColor="text1" w:themeTint="BF"/>
-          <w:sz w:val="22"/>
-          <w:szCs w:val="22"/>
-        </w:rPr>
-        <w:t xml:space="preserve">clean </w:t>
-      </w:r>
-      <w:r>
-        <w:rPr>
-          <w:rFonts w:ascii="Calibri" w:hAnsi="Calibri" w:cs="Calibri"/>
-          <w:color w:val="404040" w:themeColor="text1" w:themeTint="BF"/>
-          <w:sz w:val="22"/>
-          <w:szCs w:val="22"/>
-        </w:rPr>
-        <w:t>architecture and</w:t>
-      </w:r>
-      <w:r>
-        <w:rPr>
-          <w:rFonts w:ascii="Calibri" w:hAnsi="Calibri" w:cs="Calibri"/>
-          <w:color w:val="404040" w:themeColor="text1" w:themeTint="BF"/>
-          <w:sz w:val="22"/>
-          <w:szCs w:val="22"/>
-        </w:rPr>
-        <w:t xml:space="preserve"> effective</w:t>
-      </w:r>
-      <w:r>
-        <w:rPr>
-          <w:rFonts w:ascii="Calibri" w:hAnsi="Calibri" w:cs="Calibri"/>
-          <w:color w:val="404040" w:themeColor="text1" w:themeTint="BF"/>
-          <w:sz w:val="22"/>
-          <w:szCs w:val="22"/>
-        </w:rPr>
-        <w:t xml:space="preserve"> collaborati</w:t>
-      </w:r>
-      <w:r>
-        <w:rPr>
-          <w:rFonts w:ascii="Calibri" w:hAnsi="Calibri" w:cs="Calibri"/>
-          <w:color w:val="404040" w:themeColor="text1" w:themeTint="BF"/>
-          <w:sz w:val="22"/>
-          <w:szCs w:val="22"/>
-        </w:rPr>
-        <w:t>on</w:t>
-      </w:r>
-      <w:r>
-        <w:rPr>
-          <w:rFonts w:ascii="Calibri" w:hAnsi="Calibri" w:cs="Calibri"/>
-          <w:color w:val="404040" w:themeColor="text1" w:themeTint="BF"/>
-          <w:sz w:val="22"/>
-          <w:szCs w:val="22"/>
-        </w:rPr>
-        <w:t xml:space="preserve"> across teams</w:t>
-      </w:r>
-      <w:r>
-        <w:rPr>
-          <w:rFonts w:ascii="Calibri" w:hAnsi="Calibri" w:cs="Calibri"/>
-          <w:color w:val="404040" w:themeColor="text1" w:themeTint="BF"/>
-          <w:sz w:val="22"/>
-          <w:szCs w:val="22"/>
-        </w:rPr>
-        <w:t>.</w:t>
-      </w:r>
-      <w:r>
-        <w:rPr>
-          <w:rFonts w:ascii="Calibri" w:hAnsi="Calibri" w:cs="Calibri"/>
-          <w:color w:val="404040" w:themeColor="text1" w:themeTint="BF"/>
-          <w:sz w:val="22"/>
-          <w:szCs w:val="22"/>
-        </w:rPr>
-        <w:t xml:space="preserve"> Great problem-solving skills.</w:t>
-      </w:r>
-    </w:p>
-    <w:p>
-      <w:pPr>
-        <w:pStyle w:val="Style1"/>
-        <w:rPr>
-          <w:rFonts w:ascii="Calibri" w:hAnsi="Calibri" w:cs="Calibri"/>
-          <w:i/>
-          <w:iCs/>
-        </w:rPr>
-      </w:pPr>
-      <w:r>
-        <w:rPr>
-          <w:rFonts w:ascii="Calibri" w:hAnsi="Calibri" w:cs="Calibri"/>
-        </w:rPr>
-        <w:t>Skills</w:t>
-      </w:r>
-    </w:p>
-    <w:p>
-      <w:pPr>
-        <w:spacing w:after="0" w:line="240" w:lineRule="auto"/>
-        <w:rPr>
-          <w:rFonts w:ascii="Calibri" w:hAnsi="Calibri" w:cs="Calibri"/>
-          <w:color w:val="404040" w:themeColor="text1" w:themeTint="BF"/>
+        <w:spacing w:line="240" w:lineRule="auto"/>
+        <w:rPr>
+          <w:rFonts w:ascii="Calibri" w:hAnsi="Calibri" w:cs="Calibri"/>
+          <w:color w:val="747474" w:themeColor="background2" w:themeShade="80"/>
           <w:sz w:val="22"/>
           <w:szCs w:val="22"/>
           <w:lang w:val="en-US"/>
@@ -711,7 +1074,7 @@
           <w:color w:val="404040" w:themeColor="text1" w:themeTint="BF"/>
           <w:lang w:val="en-US"/>
         </w:rPr>
-        <w:t>Languages &amp; Frameworks</w:t>
+        <w:t>AI-assisted Software Development</w:t>
       </w:r>
       <w:r>
         <w:rPr>
@@ -729,171 +1092,28 @@
           <w:color w:val="404040" w:themeColor="text1" w:themeTint="BF"/>
           <w:sz w:val="22"/>
           <w:szCs w:val="22"/>
-          <w:lang w:val="en-US"/>
-        </w:rPr>
-        <w:t>C#,</w:t>
-      </w:r>
-      <w:r>
-        <w:rPr>
-          <w:rFonts w:ascii="Calibri" w:hAnsi="Calibri" w:cs="Calibri"/>
-          <w:color w:val="404040" w:themeColor="text1" w:themeTint="BF"/>
-          <w:sz w:val="22"/>
-          <w:szCs w:val="22"/>
-          <w:lang w:val="en-US"/>
-        </w:rPr>
-        <w:t xml:space="preserve"> C++,</w:t>
-      </w:r>
-      <w:r>
-        <w:rPr>
-          <w:rFonts w:ascii="Calibri" w:hAnsi="Calibri" w:cs="Calibri"/>
-          <w:color w:val="404040" w:themeColor="text1" w:themeTint="BF"/>
-          <w:sz w:val="22"/>
-          <w:szCs w:val="22"/>
-          <w:lang w:val="en-US"/>
-        </w:rPr>
-        <w:t xml:space="preserve"> </w:t>
-      </w:r>
-      <w:r>
-        <w:rPr>
-          <w:rFonts w:ascii="Calibri" w:hAnsi="Calibri" w:cs="Calibri"/>
-          <w:color w:val="404040" w:themeColor="text1" w:themeTint="BF"/>
-          <w:sz w:val="22"/>
-          <w:szCs w:val="22"/>
-          <w:lang w:val="en-US"/>
-        </w:rPr>
-        <w:t>.N</w:t>
-      </w:r>
-      <w:r>
-        <w:rPr>
-          <w:rFonts w:ascii="Calibri" w:hAnsi="Calibri" w:cs="Calibri"/>
-          <w:color w:val="404040" w:themeColor="text1" w:themeTint="BF"/>
-          <w:sz w:val="22"/>
-          <w:szCs w:val="22"/>
-          <w:lang w:val="en-US"/>
-        </w:rPr>
-        <w:t>et</w:t>
-      </w:r>
-      <w:r>
-        <w:rPr>
-          <w:rFonts w:ascii="Calibri" w:hAnsi="Calibri" w:cs="Calibri"/>
-          <w:color w:val="404040" w:themeColor="text1" w:themeTint="BF"/>
-          <w:sz w:val="22"/>
-          <w:szCs w:val="22"/>
-          <w:lang w:val="en-US"/>
-        </w:rPr>
-        <w:t>,</w:t>
-      </w:r>
-      <w:r>
-        <w:rPr>
-          <w:rFonts w:ascii="Calibri" w:hAnsi="Calibri" w:cs="Calibri"/>
-          <w:color w:val="404040" w:themeColor="text1" w:themeTint="BF"/>
-          <w:sz w:val="22"/>
-          <w:szCs w:val="22"/>
-          <w:lang w:val="en-US"/>
-        </w:rPr>
-        <w:t xml:space="preserve"> ASP.N</w:t>
-      </w:r>
-      <w:r>
-        <w:rPr>
-          <w:rFonts w:ascii="Calibri" w:hAnsi="Calibri" w:cs="Calibri"/>
-          <w:color w:val="404040" w:themeColor="text1" w:themeTint="BF"/>
-          <w:sz w:val="22"/>
-          <w:szCs w:val="22"/>
-          <w:lang w:val="en-US"/>
-        </w:rPr>
-        <w:t>ET</w:t>
-      </w:r>
-      <w:r>
-        <w:rPr>
-          <w:rFonts w:ascii="Calibri" w:hAnsi="Calibri" w:cs="Calibri"/>
-          <w:color w:val="404040" w:themeColor="text1" w:themeTint="BF"/>
-          <w:sz w:val="22"/>
-          <w:szCs w:val="22"/>
-          <w:lang w:val="en-US"/>
-        </w:rPr>
-        <w:t>,</w:t>
-      </w:r>
-      <w:r>
-        <w:rPr>
-          <w:rFonts w:ascii="Calibri" w:hAnsi="Calibri" w:cs="Calibri"/>
-          <w:color w:val="404040" w:themeColor="text1" w:themeTint="BF"/>
-          <w:sz w:val="22"/>
-          <w:szCs w:val="22"/>
-          <w:lang w:val="en-US"/>
-        </w:rPr>
-        <w:t xml:space="preserve"> </w:t>
-      </w:r>
-      <w:r>
-        <w:rPr>
-          <w:rFonts w:ascii="Calibri" w:hAnsi="Calibri" w:cs="Calibri"/>
-          <w:color w:val="404040" w:themeColor="text1" w:themeTint="BF"/>
-          <w:sz w:val="22"/>
-          <w:szCs w:val="22"/>
-          <w:lang w:val="en-US"/>
-        </w:rPr>
-        <w:t>Node</w:t>
-      </w:r>
-      <w:r>
-        <w:rPr>
-          <w:rFonts w:ascii="Calibri" w:hAnsi="Calibri" w:cs="Calibri"/>
-          <w:color w:val="404040" w:themeColor="text1" w:themeTint="BF"/>
-          <w:sz w:val="22"/>
-          <w:szCs w:val="22"/>
-          <w:lang w:val="en-US"/>
-        </w:rPr>
-        <w:t>.js</w:t>
-      </w:r>
-      <w:r>
-        <w:rPr>
-          <w:rFonts w:ascii="Calibri" w:hAnsi="Calibri" w:cs="Calibri"/>
-          <w:color w:val="404040" w:themeColor="text1" w:themeTint="BF"/>
-          <w:sz w:val="22"/>
-          <w:szCs w:val="22"/>
-          <w:lang w:val="en-US"/>
-        </w:rPr>
-        <w:t>, SQL</w:t>
-      </w:r>
-      <w:r>
-        <w:rPr>
-          <w:rFonts w:ascii="Calibri" w:hAnsi="Calibri" w:cs="Calibri"/>
-          <w:color w:val="404040" w:themeColor="text1" w:themeTint="BF"/>
-          <w:sz w:val="22"/>
-          <w:szCs w:val="22"/>
-          <w:lang w:val="en-US"/>
-        </w:rPr>
-        <w:t>, MQTT</w:t>
-      </w:r>
-      <w:r>
-        <w:rPr>
-          <w:rFonts w:ascii="Calibri" w:hAnsi="Calibri" w:cs="Calibri"/>
-          <w:color w:val="404040" w:themeColor="text1" w:themeTint="BF"/>
-          <w:sz w:val="22"/>
-          <w:szCs w:val="22"/>
-          <w:lang w:val="en-US"/>
-        </w:rPr>
-        <w:t>, CMake</w:t>
-      </w:r>
-    </w:p>
-    <w:p>
-      <w:pPr>
-        <w:spacing w:after="0" w:line="240" w:lineRule="auto"/>
-        <w:rPr>
-          <w:rFonts w:ascii="Calibri" w:hAnsi="Calibri" w:cs="Calibri"/>
-          <w:color w:val="404040" w:themeColor="text1" w:themeTint="BF"/>
-          <w:sz w:val="22"/>
-          <w:szCs w:val="22"/>
-          <w:lang w:val="en-US"/>
-        </w:rPr>
-      </w:pPr>
+        </w:rPr>
+        <w:t xml:space="preserve">Daily use of modern </w:t>
+      </w:r>
       <w:r>
         <w:rPr>
           <w:rFonts w:ascii="Calibri" w:hAnsi="Calibri" w:cs="Calibri"/>
           <w:b/>
           <w:bCs/>
           <w:color w:val="404040" w:themeColor="text1" w:themeTint="BF"/>
-          <w:lang w:val="en-US"/>
-        </w:rPr>
-        <w:t>Backend</w:t>
+          <w:sz w:val="22"/>
+          <w:szCs w:val="22"/>
+        </w:rPr>
+        <w:t>LLM tools</w:t>
+      </w:r>
+      <w:r>
+        <w:rPr>
+          <w:rFonts w:ascii="Calibri" w:hAnsi="Calibri" w:cs="Calibri"/>
+          <w:color w:val="404040" w:themeColor="text1" w:themeTint="BF"/>
+          <w:sz w:val="22"/>
+          <w:szCs w:val="22"/>
+        </w:rPr>
+        <w:t xml:space="preserve"> (</w:t>
       </w:r>
       <w:r>
         <w:rPr>
@@ -901,9 +1121,19 @@
           <w:b/>
           <w:bCs/>
           <w:color w:val="404040" w:themeColor="text1" w:themeTint="BF"/>
-          <w:lang w:val="en-US"/>
-        </w:rPr>
-        <w:t xml:space="preserve"> </w:t>
+          <w:sz w:val="22"/>
+          <w:szCs w:val="22"/>
+        </w:rPr>
+        <w:t>GitHub Copilot, Cursor and OpenAI API</w:t>
+      </w:r>
+      <w:r>
+        <w:rPr>
+          <w:rFonts w:ascii="Calibri" w:hAnsi="Calibri" w:cs="Calibri"/>
+          <w:color w:val="404040" w:themeColor="text1" w:themeTint="BF"/>
+          <w:sz w:val="22"/>
+          <w:szCs w:val="22"/>
+        </w:rPr>
+        <w:t xml:space="preserve">) to accelerate development, refactoring, debugging and technical research. Practical knowledge of </w:t>
       </w:r>
       <w:r>
         <w:rPr>
@@ -911,313 +1141,99 @@
           <w:b/>
           <w:bCs/>
           <w:color w:val="404040" w:themeColor="text1" w:themeTint="BF"/>
-          <w:lang w:val="en-US"/>
-        </w:rPr>
-        <w:t>&amp; Systems</w:t>
-      </w:r>
-      <w:r>
-        <w:rPr>
-          <w:rFonts w:ascii="Calibri" w:hAnsi="Calibri" w:cs="Calibri"/>
-          <w:color w:val="404040" w:themeColor="text1" w:themeTint="BF"/>
-          <w:sz w:val="22"/>
-          <w:szCs w:val="22"/>
-          <w:lang w:val="en-US"/>
-        </w:rPr>
-        <w:t>: R</w:t>
-      </w:r>
-      <w:r>
-        <w:rPr>
-          <w:rFonts w:ascii="Calibri" w:hAnsi="Calibri" w:cs="Calibri"/>
-          <w:color w:val="404040" w:themeColor="text1" w:themeTint="BF"/>
-          <w:sz w:val="22"/>
-          <w:szCs w:val="22"/>
-          <w:lang w:val="en-US"/>
-        </w:rPr>
-        <w:t>EST</w:t>
-      </w:r>
-      <w:r>
-        <w:rPr>
-          <w:rFonts w:ascii="Calibri" w:hAnsi="Calibri" w:cs="Calibri"/>
-          <w:color w:val="404040" w:themeColor="text1" w:themeTint="BF"/>
-          <w:sz w:val="22"/>
-          <w:szCs w:val="22"/>
-          <w:lang w:val="en-US"/>
-        </w:rPr>
-        <w:t xml:space="preserve"> </w:t>
-      </w:r>
-      <w:r>
-        <w:rPr>
-          <w:rFonts w:ascii="Calibri" w:hAnsi="Calibri" w:cs="Calibri"/>
-          <w:color w:val="404040" w:themeColor="text1" w:themeTint="BF"/>
-          <w:sz w:val="22"/>
-          <w:szCs w:val="22"/>
-          <w:lang w:val="en-US"/>
-        </w:rPr>
-        <w:t>API</w:t>
-      </w:r>
-      <w:r>
-        <w:rPr>
-          <w:rFonts w:ascii="Calibri" w:hAnsi="Calibri" w:cs="Calibri"/>
-          <w:color w:val="404040" w:themeColor="text1" w:themeTint="BF"/>
-          <w:sz w:val="22"/>
-          <w:szCs w:val="22"/>
-          <w:lang w:val="en-US"/>
-        </w:rPr>
-        <w:t>s</w:t>
-      </w:r>
-      <w:r>
-        <w:rPr>
-          <w:rFonts w:ascii="Calibri" w:hAnsi="Calibri" w:cs="Calibri"/>
-          <w:color w:val="404040" w:themeColor="text1" w:themeTint="BF"/>
-          <w:sz w:val="22"/>
-          <w:szCs w:val="22"/>
-          <w:lang w:val="en-US"/>
+          <w:sz w:val="22"/>
+          <w:szCs w:val="22"/>
+        </w:rPr>
+        <w:t>LLM integrations</w:t>
+      </w:r>
+      <w:r>
+        <w:rPr>
+          <w:rFonts w:ascii="Calibri" w:hAnsi="Calibri" w:cs="Calibri"/>
+          <w:color w:val="404040" w:themeColor="text1" w:themeTint="BF"/>
+          <w:sz w:val="22"/>
+          <w:szCs w:val="22"/>
         </w:rPr>
         <w:t xml:space="preserve">, </w:t>
       </w:r>
-      <w:r>
-        <w:rPr>
-          <w:rFonts w:ascii="Calibri" w:hAnsi="Calibri" w:cs="Calibri"/>
-          <w:color w:val="404040" w:themeColor="text1" w:themeTint="BF"/>
-          <w:sz w:val="22"/>
-          <w:szCs w:val="22"/>
-          <w:lang w:val="en-US"/>
-        </w:rPr>
-        <w:t>Windows</w:t>
-      </w:r>
-      <w:r>
-        <w:rPr>
-          <w:rFonts w:ascii="Calibri" w:hAnsi="Calibri" w:cs="Calibri"/>
-          <w:color w:val="404040" w:themeColor="text1" w:themeTint="BF"/>
-          <w:sz w:val="22"/>
-          <w:szCs w:val="22"/>
-          <w:lang w:val="en-US"/>
-        </w:rPr>
-        <w:t xml:space="preserve"> Services</w:t>
-      </w:r>
-      <w:r>
-        <w:rPr>
-          <w:rFonts w:ascii="Calibri" w:hAnsi="Calibri" w:cs="Calibri"/>
-          <w:color w:val="404040" w:themeColor="text1" w:themeTint="BF"/>
-          <w:sz w:val="22"/>
-          <w:szCs w:val="22"/>
-          <w:lang w:val="en-US"/>
-        </w:rPr>
-        <w:t>, D</w:t>
-      </w:r>
-      <w:r>
-        <w:rPr>
-          <w:rFonts w:ascii="Calibri" w:hAnsi="Calibri" w:cs="Calibri"/>
-          <w:color w:val="404040" w:themeColor="text1" w:themeTint="BF"/>
-          <w:sz w:val="22"/>
-          <w:szCs w:val="22"/>
-          <w:lang w:val="en-US"/>
-        </w:rPr>
-        <w:t>ata</w:t>
-      </w:r>
-      <w:r>
-        <w:rPr>
-          <w:rFonts w:ascii="Calibri" w:hAnsi="Calibri" w:cs="Calibri"/>
-          <w:color w:val="404040" w:themeColor="text1" w:themeTint="BF"/>
-          <w:sz w:val="22"/>
-          <w:szCs w:val="22"/>
-          <w:lang w:val="en-US"/>
-        </w:rPr>
-        <w:t>b</w:t>
-      </w:r>
-      <w:r>
-        <w:rPr>
-          <w:rFonts w:ascii="Calibri" w:hAnsi="Calibri" w:cs="Calibri"/>
-          <w:color w:val="404040" w:themeColor="text1" w:themeTint="BF"/>
-          <w:sz w:val="22"/>
-          <w:szCs w:val="22"/>
-          <w:lang w:val="en-US"/>
-        </w:rPr>
-        <w:t>ase</w:t>
-      </w:r>
-      <w:r>
-        <w:rPr>
-          <w:rFonts w:ascii="Calibri" w:hAnsi="Calibri" w:cs="Calibri"/>
-          <w:color w:val="404040" w:themeColor="text1" w:themeTint="BF"/>
-          <w:sz w:val="22"/>
-          <w:szCs w:val="22"/>
-          <w:lang w:val="en-US"/>
-        </w:rPr>
-        <w:t xml:space="preserve"> Design</w:t>
-      </w:r>
-      <w:r>
-        <w:rPr>
-          <w:rFonts w:ascii="Calibri" w:hAnsi="Calibri" w:cs="Calibri"/>
-          <w:color w:val="404040" w:themeColor="text1" w:themeTint="BF"/>
-          <w:sz w:val="22"/>
-          <w:szCs w:val="22"/>
-          <w:lang w:val="en-US"/>
-        </w:rPr>
-        <w:t>, System Design</w:t>
-      </w:r>
-    </w:p>
-    <w:p>
-      <w:pPr>
-        <w:spacing w:after="0" w:line="240" w:lineRule="auto"/>
-        <w:rPr>
-          <w:rFonts w:ascii="Calibri" w:hAnsi="Calibri" w:cs="Calibri"/>
-          <w:color w:val="404040" w:themeColor="text1" w:themeTint="BF"/>
-          <w:sz w:val="22"/>
-          <w:szCs w:val="22"/>
-          <w:lang w:val="en-US"/>
-        </w:rPr>
-      </w:pPr>
       <w:r>
         <w:rPr>
           <w:rFonts w:ascii="Calibri" w:hAnsi="Calibri" w:cs="Calibri"/>
           <w:b/>
           <w:bCs/>
           <w:color w:val="404040" w:themeColor="text1" w:themeTint="BF"/>
-          <w:lang w:val="en-US"/>
-        </w:rPr>
-        <w:t>DevOps &amp; Tools</w:t>
-      </w:r>
-      <w:r>
-        <w:rPr>
-          <w:rFonts w:ascii="Calibri" w:hAnsi="Calibri" w:cs="Calibri"/>
-          <w:color w:val="404040" w:themeColor="text1" w:themeTint="BF"/>
-          <w:sz w:val="22"/>
-          <w:szCs w:val="22"/>
-          <w:lang w:val="en-US"/>
-        </w:rPr>
-        <w:t xml:space="preserve">: </w:t>
-      </w:r>
-      <w:r>
-        <w:rPr>
-          <w:rFonts w:ascii="Calibri" w:hAnsi="Calibri" w:cs="Calibri"/>
-          <w:color w:val="404040" w:themeColor="text1" w:themeTint="BF"/>
-          <w:sz w:val="22"/>
-          <w:szCs w:val="22"/>
-          <w:lang w:val="en-US"/>
-        </w:rPr>
-        <w:t xml:space="preserve">Git, </w:t>
-      </w:r>
-      <w:r>
-        <w:rPr>
-          <w:rFonts w:ascii="Calibri" w:hAnsi="Calibri" w:cs="Calibri"/>
-          <w:color w:val="404040" w:themeColor="text1" w:themeTint="BF"/>
-          <w:sz w:val="22"/>
-          <w:szCs w:val="22"/>
-          <w:lang w:val="en-US"/>
-        </w:rPr>
-        <w:t>CI/CD, Docker</w:t>
-      </w:r>
-      <w:r>
-        <w:rPr>
-          <w:rFonts w:ascii="Calibri" w:hAnsi="Calibri" w:cs="Calibri"/>
-          <w:color w:val="404040" w:themeColor="text1" w:themeTint="BF"/>
-          <w:sz w:val="22"/>
-          <w:szCs w:val="22"/>
-          <w:lang w:val="en-US"/>
-        </w:rPr>
-        <w:t xml:space="preserve">, </w:t>
-      </w:r>
-      <w:r>
-        <w:rPr>
-          <w:rFonts w:ascii="Calibri" w:hAnsi="Calibri" w:cs="Calibri"/>
-          <w:color w:val="404040" w:themeColor="text1" w:themeTint="BF"/>
-          <w:sz w:val="22"/>
-          <w:szCs w:val="22"/>
-          <w:lang w:val="en-US"/>
-        </w:rPr>
-        <w:t>Kubernetes, Grafana</w:t>
-      </w:r>
-      <w:r>
-        <w:rPr>
-          <w:rFonts w:ascii="Calibri" w:hAnsi="Calibri" w:cs="Calibri"/>
-          <w:color w:val="404040" w:themeColor="text1" w:themeTint="BF"/>
-          <w:sz w:val="22"/>
-          <w:szCs w:val="22"/>
-          <w:lang w:val="en-US"/>
-        </w:rPr>
-        <w:t xml:space="preserve">, </w:t>
-      </w:r>
-      <w:r>
-        <w:rPr>
-          <w:rFonts w:ascii="Calibri" w:hAnsi="Calibri" w:cs="Calibri"/>
-          <w:color w:val="404040" w:themeColor="text1" w:themeTint="BF"/>
-          <w:sz w:val="22"/>
-          <w:szCs w:val="22"/>
-          <w:lang w:val="en-US"/>
-        </w:rPr>
-        <w:t xml:space="preserve">AWS services, </w:t>
-      </w:r>
-      <w:r>
-        <w:rPr>
-          <w:rFonts w:ascii="Calibri" w:hAnsi="Calibri" w:cs="Calibri"/>
-          <w:color w:val="404040" w:themeColor="text1" w:themeTint="BF"/>
-          <w:sz w:val="22"/>
-          <w:szCs w:val="22"/>
-          <w:lang w:val="en-US"/>
-        </w:rPr>
-        <w:t>Jira, Agile</w:t>
-      </w:r>
-    </w:p>
-    <w:p>
-      <w:pPr>
-        <w:spacing w:line="240" w:lineRule="auto"/>
-        <w:rPr>
-          <w:rFonts w:ascii="Calibri" w:hAnsi="Calibri" w:cs="Calibri"/>
-          <w:color w:val="747474" w:themeColor="background2" w:themeShade="80"/>
-          <w:sz w:val="22"/>
-          <w:szCs w:val="22"/>
-          <w:lang w:val="en-US"/>
-        </w:rPr>
-      </w:pPr>
+          <w:sz w:val="22"/>
+          <w:szCs w:val="22"/>
+        </w:rPr>
+        <w:t>RAG</w:t>
+      </w:r>
+      <w:r>
+        <w:rPr>
+          <w:rFonts w:ascii="Calibri" w:hAnsi="Calibri" w:cs="Calibri"/>
+          <w:color w:val="404040" w:themeColor="text1" w:themeTint="BF"/>
+          <w:sz w:val="22"/>
+          <w:szCs w:val="22"/>
+        </w:rPr>
+        <w:t xml:space="preserve"> </w:t>
+      </w:r>
       <w:r>
         <w:rPr>
           <w:rFonts w:ascii="Calibri" w:hAnsi="Calibri" w:cs="Calibri"/>
           <w:b/>
           <w:bCs/>
           <w:color w:val="404040" w:themeColor="text1" w:themeTint="BF"/>
-          <w:lang w:val="en-US"/>
-        </w:rPr>
-        <w:t>Frontend/UI(familiar)</w:t>
-      </w:r>
-      <w:r>
-        <w:rPr>
-          <w:rFonts w:ascii="Calibri" w:hAnsi="Calibri" w:cs="Calibri"/>
-          <w:color w:val="404040" w:themeColor="text1" w:themeTint="BF"/>
-          <w:sz w:val="22"/>
-          <w:szCs w:val="22"/>
-          <w:lang w:val="en-US"/>
-        </w:rPr>
-        <w:t xml:space="preserve">: </w:t>
-      </w:r>
-      <w:r>
-        <w:rPr>
-          <w:rFonts w:ascii="Calibri" w:hAnsi="Calibri" w:cs="Calibri"/>
-          <w:color w:val="404040" w:themeColor="text1" w:themeTint="BF"/>
-          <w:sz w:val="22"/>
-          <w:szCs w:val="22"/>
-          <w:lang w:val="en-US"/>
-        </w:rPr>
-        <w:t xml:space="preserve">WinForms, </w:t>
-      </w:r>
-      <w:r>
-        <w:rPr>
-          <w:rFonts w:ascii="Calibri" w:hAnsi="Calibri" w:cs="Calibri"/>
-          <w:color w:val="404040" w:themeColor="text1" w:themeTint="BF"/>
-          <w:sz w:val="22"/>
-          <w:szCs w:val="22"/>
-          <w:lang w:val="en-US"/>
-        </w:rPr>
-        <w:t>WPF, Razor Pages</w:t>
-      </w:r>
-      <w:r>
-        <w:rPr>
-          <w:rFonts w:ascii="Calibri" w:hAnsi="Calibri" w:cs="Calibri"/>
-          <w:color w:val="404040" w:themeColor="text1" w:themeTint="BF"/>
-          <w:sz w:val="22"/>
-          <w:szCs w:val="22"/>
-          <w:lang w:val="en-US"/>
-        </w:rPr>
-        <w:t>, Angular, React, Flutter</w:t>
+          <w:sz w:val="22"/>
+          <w:szCs w:val="22"/>
+        </w:rPr>
+        <w:t>concepts</w:t>
+      </w:r>
+      <w:r>
+        <w:rPr>
+          <w:rFonts w:ascii="Calibri" w:hAnsi="Calibri" w:cs="Calibri"/>
+          <w:color w:val="404040" w:themeColor="text1" w:themeTint="BF"/>
+          <w:sz w:val="22"/>
+          <w:szCs w:val="22"/>
+        </w:rPr>
+        <w:t xml:space="preserve">, </w:t>
+      </w:r>
+      <w:r>
+        <w:rPr>
+          <w:rFonts w:ascii="Calibri" w:hAnsi="Calibri" w:cs="Calibri"/>
+          <w:b/>
+          <w:bCs/>
+          <w:color w:val="404040" w:themeColor="text1" w:themeTint="BF"/>
+          <w:sz w:val="22"/>
+          <w:szCs w:val="22"/>
+        </w:rPr>
+        <w:t>embeddings</w:t>
+      </w:r>
+      <w:r>
+        <w:rPr>
+          <w:rFonts w:ascii="Calibri" w:hAnsi="Calibri" w:cs="Calibri"/>
+          <w:color w:val="404040" w:themeColor="text1" w:themeTint="BF"/>
+          <w:sz w:val="22"/>
+          <w:szCs w:val="22"/>
+        </w:rPr>
+        <w:t xml:space="preserve"> and </w:t>
+      </w:r>
+      <w:r>
+        <w:rPr>
+          <w:rFonts w:ascii="Calibri" w:hAnsi="Calibri" w:cs="Calibri"/>
+          <w:b/>
+          <w:bCs/>
+          <w:color w:val="404040" w:themeColor="text1" w:themeTint="BF"/>
+          <w:sz w:val="22"/>
+          <w:szCs w:val="22"/>
+        </w:rPr>
+        <w:t>vector databases</w:t>
+      </w:r>
+      <w:r>
+        <w:rPr>
+          <w:rFonts w:ascii="Calibri" w:hAnsi="Calibri" w:cs="Calibri"/>
+          <w:color w:val="404040" w:themeColor="text1" w:themeTint="BF"/>
+          <w:sz w:val="22"/>
+          <w:szCs w:val="22"/>
+        </w:rPr>
+        <w:t>.</w:t>
       </w:r>
     </w:p>
     <w:p>
@@ -1389,7 +1405,43 @@
           <w:sz w:val="22"/>
           <w:szCs w:val="22"/>
         </w:rPr>
-        <w:t xml:space="preserve">Develop smart farm controllers using </w:t>
+        <w:t>Develop</w:t>
+      </w:r>
+      <w:r>
+        <w:rPr>
+          <w:rFonts w:ascii="Calibri" w:hAnsi="Calibri" w:cs="Calibri"/>
+          <w:color w:val="404040" w:themeColor="text1" w:themeTint="BF"/>
+          <w:sz w:val="22"/>
+          <w:szCs w:val="22"/>
+        </w:rPr>
+        <w:t xml:space="preserve"> backend services and embedded software for</w:t>
+      </w:r>
+      <w:r>
+        <w:rPr>
+          <w:rFonts w:ascii="Calibri" w:hAnsi="Calibri" w:cs="Calibri"/>
+          <w:color w:val="404040" w:themeColor="text1" w:themeTint="BF"/>
+          <w:sz w:val="22"/>
+          <w:szCs w:val="22"/>
+        </w:rPr>
+        <w:t xml:space="preserve"> smart farm</w:t>
+      </w:r>
+      <w:r>
+        <w:rPr>
+          <w:rFonts w:ascii="Calibri" w:hAnsi="Calibri" w:cs="Calibri"/>
+          <w:color w:val="404040" w:themeColor="text1" w:themeTint="BF"/>
+          <w:sz w:val="22"/>
+          <w:szCs w:val="22"/>
+        </w:rPr>
+        <w:t xml:space="preserve"> IoT</w:t>
+      </w:r>
+      <w:r>
+        <w:rPr>
+          <w:rFonts w:ascii="Calibri" w:hAnsi="Calibri" w:cs="Calibri"/>
+          <w:color w:val="404040" w:themeColor="text1" w:themeTint="BF"/>
+          <w:sz w:val="22"/>
+          <w:szCs w:val="22"/>
+        </w:rPr>
+        <w:t xml:space="preserve"> controllers using </w:t>
       </w:r>
       <w:r>
         <w:rPr>
@@ -1491,16 +1543,34 @@
           <w:sz w:val="22"/>
           <w:szCs w:val="22"/>
         </w:rPr>
-        <w:t>Build and optimiz</w:t>
-      </w:r>
-      <w:r>
-        <w:rPr>
-          <w:rFonts w:ascii="Calibri" w:hAnsi="Calibri" w:cs="Calibri"/>
-          <w:color w:val="404040" w:themeColor="text1" w:themeTint="BF"/>
-          <w:sz w:val="22"/>
-          <w:szCs w:val="22"/>
-        </w:rPr>
-        <w:t>e</w:t>
+        <w:t>Build</w:t>
+      </w:r>
+      <w:r>
+        <w:rPr>
+          <w:rFonts w:ascii="Calibri" w:hAnsi="Calibri" w:cs="Calibri"/>
+          <w:color w:val="404040" w:themeColor="text1" w:themeTint="BF"/>
+          <w:sz w:val="22"/>
+          <w:szCs w:val="22"/>
+        </w:rPr>
+        <w:t>ing</w:t>
+      </w:r>
+      <w:r>
+        <w:rPr>
+          <w:rFonts w:ascii="Calibri" w:hAnsi="Calibri" w:cs="Calibri"/>
+          <w:color w:val="404040" w:themeColor="text1" w:themeTint="BF"/>
+          <w:sz w:val="22"/>
+          <w:szCs w:val="22"/>
+        </w:rPr>
+        <w:t xml:space="preserve"> and optimiz</w:t>
+      </w:r>
+      <w:r>
+        <w:rPr>
+          <w:rFonts w:ascii="Calibri" w:hAnsi="Calibri" w:cs="Calibri"/>
+          <w:color w:val="404040" w:themeColor="text1" w:themeTint="BF"/>
+          <w:sz w:val="22"/>
+          <w:szCs w:val="22"/>
+        </w:rPr>
+        <w:t>ing</w:t>
       </w:r>
       <w:r>
         <w:rPr>
@@ -1580,16 +1650,16 @@
           <w:sz w:val="22"/>
           <w:szCs w:val="22"/>
         </w:rPr>
-        <w:t xml:space="preserve"> communication server</w:t>
-      </w:r>
-      <w:r>
-        <w:rPr>
-          <w:rFonts w:ascii="Calibri" w:hAnsi="Calibri" w:cs="Calibri"/>
-          <w:color w:val="404040" w:themeColor="text1" w:themeTint="BF"/>
-          <w:sz w:val="22"/>
-          <w:szCs w:val="22"/>
-        </w:rPr>
-        <w:t>s</w:t>
+        <w:t xml:space="preserve"> communication s</w:t>
+      </w:r>
+      <w:r>
+        <w:rPr>
+          <w:rFonts w:ascii="Calibri" w:hAnsi="Calibri" w:cs="Calibri"/>
+          <w:color w:val="404040" w:themeColor="text1" w:themeTint="BF"/>
+          <w:sz w:val="22"/>
+          <w:szCs w:val="22"/>
+        </w:rPr>
+        <w:t>ystems</w:t>
       </w:r>
     </w:p>
     <w:p>
@@ -1610,31 +1680,11 @@
       <w:r>
         <w:rPr>
           <w:rFonts w:ascii="Calibri" w:hAnsi="Calibri" w:cs="Calibri"/>
-          <w:b/>
-          <w:bCs/>
-          <w:color w:val="404040" w:themeColor="text1" w:themeTint="BF"/>
-          <w:sz w:val="22"/>
-          <w:szCs w:val="22"/>
-        </w:rPr>
-        <w:t>Embedded involvement</w:t>
-      </w:r>
-      <w:r>
-        <w:rPr>
-          <w:rFonts w:ascii="Calibri" w:hAnsi="Calibri" w:cs="Calibri"/>
-          <w:color w:val="404040" w:themeColor="text1" w:themeTint="BF"/>
-          <w:sz w:val="22"/>
-          <w:szCs w:val="22"/>
-        </w:rPr>
-        <w:t>:</w:t>
-      </w:r>
-      <w:r>
-        <w:rPr>
-          <w:rFonts w:ascii="Calibri" w:hAnsi="Calibri" w:cs="Calibri"/>
-          <w:color w:val="404040" w:themeColor="text1" w:themeTint="BF"/>
-          <w:sz w:val="22"/>
-          <w:szCs w:val="22"/>
-        </w:rPr>
-        <w:t xml:space="preserve"> actively contribute to a major refactor</w:t>
+          <w:color w:val="404040" w:themeColor="text1" w:themeTint="BF"/>
+          <w:sz w:val="22"/>
+          <w:szCs w:val="22"/>
+        </w:rPr>
+        <w:t>Design</w:t>
       </w:r>
       <w:r>
         <w:rPr>
@@ -1652,110 +1702,25 @@
           <w:sz w:val="22"/>
           <w:szCs w:val="22"/>
         </w:rPr>
-        <w:t xml:space="preserve"> replacing native TCP</w:t>
-      </w:r>
-      <w:r>
-        <w:rPr>
-          <w:rFonts w:ascii="Calibri" w:hAnsi="Calibri" w:cs="Calibri"/>
-          <w:color w:val="404040" w:themeColor="text1" w:themeTint="BF"/>
-          <w:sz w:val="22"/>
-          <w:szCs w:val="22"/>
-        </w:rPr>
-        <w:t xml:space="preserve"> socket</w:t>
-      </w:r>
-      <w:r>
-        <w:rPr>
-          <w:rFonts w:ascii="Calibri" w:hAnsi="Calibri" w:cs="Calibri"/>
-          <w:color w:val="404040" w:themeColor="text1" w:themeTint="BF"/>
-          <w:sz w:val="22"/>
-          <w:szCs w:val="22"/>
-        </w:rPr>
-        <w:t xml:space="preserve"> with </w:t>
-      </w:r>
-      <w:r>
-        <w:rPr>
-          <w:rFonts w:ascii="Calibri" w:hAnsi="Calibri" w:cs="Calibri"/>
-          <w:b/>
-          <w:bCs/>
-          <w:color w:val="404040" w:themeColor="text1" w:themeTint="BF"/>
-          <w:sz w:val="22"/>
-          <w:szCs w:val="22"/>
-        </w:rPr>
-        <w:t>MQTT</w:t>
-      </w:r>
-      <w:r>
-        <w:rPr>
-          <w:rFonts w:ascii="Calibri" w:hAnsi="Calibri" w:cs="Calibri"/>
-          <w:b/>
-          <w:bCs/>
-          <w:color w:val="404040" w:themeColor="text1" w:themeTint="BF"/>
-          <w:sz w:val="22"/>
-          <w:szCs w:val="22"/>
-        </w:rPr>
-        <w:t xml:space="preserve"> broker</w:t>
-      </w:r>
-      <w:r>
-        <w:rPr>
-          <w:rFonts w:ascii="Calibri" w:hAnsi="Calibri" w:cs="Calibri"/>
-          <w:color w:val="404040" w:themeColor="text1" w:themeTint="BF"/>
-          <w:sz w:val="22"/>
-          <w:szCs w:val="22"/>
-        </w:rPr>
-        <w:t xml:space="preserve"> and migrating configuration from device registers to a database</w:t>
-      </w:r>
-      <w:r>
-        <w:rPr>
-          <w:rFonts w:ascii="Calibri" w:hAnsi="Calibri" w:cs="Calibri"/>
-          <w:color w:val="404040" w:themeColor="text1" w:themeTint="BF"/>
-          <w:sz w:val="22"/>
-          <w:szCs w:val="22"/>
-        </w:rPr>
-        <w:t>.</w:t>
-      </w:r>
-      <w:r>
-        <w:rPr>
-          <w:rFonts w:ascii="Calibri" w:hAnsi="Calibri" w:cs="Calibri"/>
-          <w:color w:val="404040" w:themeColor="text1" w:themeTint="BF"/>
-          <w:sz w:val="22"/>
-          <w:szCs w:val="22"/>
-        </w:rPr>
-        <w:t xml:space="preserve"> </w:t>
-      </w:r>
-      <w:r>
-        <w:rPr>
-          <w:rFonts w:ascii="Calibri" w:hAnsi="Calibri" w:cs="Calibri"/>
-          <w:color w:val="404040" w:themeColor="text1" w:themeTint="BF"/>
-          <w:sz w:val="22"/>
-          <w:szCs w:val="22"/>
-        </w:rPr>
-        <w:t>D</w:t>
-      </w:r>
-      <w:r>
-        <w:rPr>
-          <w:rFonts w:ascii="Calibri" w:hAnsi="Calibri" w:cs="Calibri"/>
-          <w:color w:val="404040" w:themeColor="text1" w:themeTint="BF"/>
-          <w:sz w:val="22"/>
-          <w:szCs w:val="22"/>
-        </w:rPr>
-        <w:t>evelop Io</w:t>
-      </w:r>
-      <w:r>
-        <w:rPr>
-          <w:rFonts w:ascii="Calibri" w:hAnsi="Calibri" w:cs="Calibri"/>
-          <w:color w:val="404040" w:themeColor="text1" w:themeTint="BF"/>
-          <w:sz w:val="22"/>
-          <w:szCs w:val="22"/>
-        </w:rPr>
-        <w:t>T</w:t>
-      </w:r>
-      <w:r>
-        <w:rPr>
-          <w:rFonts w:ascii="Calibri" w:hAnsi="Calibri" w:cs="Calibri"/>
-          <w:color w:val="404040" w:themeColor="text1" w:themeTint="BF"/>
-          <w:sz w:val="22"/>
-          <w:szCs w:val="22"/>
-        </w:rPr>
-        <w:t xml:space="preserve"> device logic using OOP principles and clean architecture</w:t>
+        <w:t xml:space="preserve"> and maintain</w:t>
+      </w:r>
+      <w:r>
+        <w:rPr>
+          <w:rFonts w:ascii="Calibri" w:hAnsi="Calibri" w:cs="Calibri"/>
+          <w:color w:val="404040" w:themeColor="text1" w:themeTint="BF"/>
+          <w:sz w:val="22"/>
+          <w:szCs w:val="22"/>
+        </w:rPr>
+        <w:t>ing</w:t>
+      </w:r>
+      <w:r>
+        <w:rPr>
+          <w:rFonts w:ascii="Calibri" w:hAnsi="Calibri" w:cs="Calibri"/>
+          <w:color w:val="404040" w:themeColor="text1" w:themeTint="BF"/>
+          <w:sz w:val="22"/>
+          <w:szCs w:val="22"/>
+        </w:rPr>
+        <w:t xml:space="preserve"> database structures and system-level architecture in collaboration with product and technical leadership</w:t>
       </w:r>
     </w:p>
     <w:p>
@@ -1780,7 +1745,164 @@
           <w:sz w:val="22"/>
           <w:szCs w:val="22"/>
         </w:rPr>
-        <w:t>Design and maintain database structures and system-level architecture in collaboration with product and technical leadership</w:t>
+        <w:t>Played a leading</w:t>
+      </w:r>
+      <w:r>
+        <w:rPr>
+          <w:rFonts w:ascii="Calibri" w:hAnsi="Calibri" w:cs="Calibri"/>
+          <w:color w:val="404040" w:themeColor="text1" w:themeTint="BF"/>
+          <w:sz w:val="22"/>
+          <w:szCs w:val="22"/>
+        </w:rPr>
+        <w:t xml:space="preserve"> role in</w:t>
+      </w:r>
+      <w:r>
+        <w:rPr>
+          <w:rFonts w:ascii="Calibri" w:hAnsi="Calibri" w:cs="Calibri"/>
+          <w:color w:val="404040" w:themeColor="text1" w:themeTint="BF"/>
+          <w:sz w:val="22"/>
+          <w:szCs w:val="22"/>
+        </w:rPr>
+        <w:t xml:space="preserve"> a major</w:t>
+      </w:r>
+      <w:r>
+        <w:rPr>
+          <w:rFonts w:ascii="Calibri" w:hAnsi="Calibri" w:cs="Calibri"/>
+          <w:color w:val="404040" w:themeColor="text1" w:themeTint="BF"/>
+          <w:sz w:val="22"/>
+          <w:szCs w:val="22"/>
+        </w:rPr>
+        <w:t xml:space="preserve"> embedded architecture</w:t>
+      </w:r>
+      <w:r>
+        <w:rPr>
+          <w:rFonts w:ascii="Calibri" w:hAnsi="Calibri" w:cs="Calibri"/>
+          <w:color w:val="404040" w:themeColor="text1" w:themeTint="BF"/>
+          <w:sz w:val="22"/>
+          <w:szCs w:val="22"/>
+        </w:rPr>
+        <w:t xml:space="preserve"> refactor</w:t>
+      </w:r>
+      <w:r>
+        <w:rPr>
+          <w:rFonts w:ascii="Calibri" w:hAnsi="Calibri" w:cs="Calibri"/>
+          <w:color w:val="404040" w:themeColor="text1" w:themeTint="BF"/>
+          <w:sz w:val="22"/>
+          <w:szCs w:val="22"/>
+        </w:rPr>
+        <w:t>ing</w:t>
+      </w:r>
+      <w:r>
+        <w:rPr>
+          <w:rFonts w:ascii="Calibri" w:hAnsi="Calibri" w:cs="Calibri"/>
+          <w:color w:val="404040" w:themeColor="text1" w:themeTint="BF"/>
+          <w:sz w:val="22"/>
+          <w:szCs w:val="22"/>
+        </w:rPr>
+        <w:t xml:space="preserve"> replacing native TCP</w:t>
+      </w:r>
+      <w:r>
+        <w:rPr>
+          <w:rFonts w:ascii="Calibri" w:hAnsi="Calibri" w:cs="Calibri"/>
+          <w:color w:val="404040" w:themeColor="text1" w:themeTint="BF"/>
+          <w:sz w:val="22"/>
+          <w:szCs w:val="22"/>
+        </w:rPr>
+        <w:t xml:space="preserve"> socket</w:t>
+      </w:r>
+      <w:r>
+        <w:rPr>
+          <w:rFonts w:ascii="Calibri" w:hAnsi="Calibri" w:cs="Calibri"/>
+          <w:color w:val="404040" w:themeColor="text1" w:themeTint="BF"/>
+          <w:sz w:val="22"/>
+          <w:szCs w:val="22"/>
+        </w:rPr>
+        <w:t xml:space="preserve"> with </w:t>
+      </w:r>
+      <w:r>
+        <w:rPr>
+          <w:rFonts w:ascii="Calibri" w:hAnsi="Calibri" w:cs="Calibri"/>
+          <w:b/>
+          <w:bCs/>
+          <w:color w:val="404040" w:themeColor="text1" w:themeTint="BF"/>
+          <w:sz w:val="22"/>
+          <w:szCs w:val="22"/>
+        </w:rPr>
+        <w:t>MQTT</w:t>
+      </w:r>
+      <w:r>
+        <w:rPr>
+          <w:rFonts w:ascii="Calibri" w:hAnsi="Calibri" w:cs="Calibri"/>
+          <w:b/>
+          <w:bCs/>
+          <w:color w:val="404040" w:themeColor="text1" w:themeTint="BF"/>
+          <w:sz w:val="22"/>
+          <w:szCs w:val="22"/>
+        </w:rPr>
+        <w:t xml:space="preserve"> broker</w:t>
+      </w:r>
+      <w:r>
+        <w:rPr>
+          <w:rFonts w:ascii="Calibri" w:hAnsi="Calibri" w:cs="Calibri"/>
+          <w:color w:val="404040" w:themeColor="text1" w:themeTint="BF"/>
+          <w:sz w:val="22"/>
+          <w:szCs w:val="22"/>
+        </w:rPr>
+        <w:t xml:space="preserve"> and migrating configuration</w:t>
+      </w:r>
+      <w:r>
+        <w:rPr>
+          <w:rFonts w:ascii="Calibri" w:hAnsi="Calibri" w:cs="Calibri"/>
+          <w:color w:val="404040" w:themeColor="text1" w:themeTint="BF"/>
+          <w:sz w:val="22"/>
+          <w:szCs w:val="22"/>
+        </w:rPr>
+        <w:t xml:space="preserve"> </w:t>
+      </w:r>
+      <w:r>
+        <w:rPr>
+          <w:rFonts w:ascii="Calibri" w:hAnsi="Calibri" w:cs="Calibri"/>
+          <w:color w:val="404040" w:themeColor="text1" w:themeTint="BF"/>
+          <w:sz w:val="22"/>
+          <w:szCs w:val="22"/>
+        </w:rPr>
+        <w:t>management</w:t>
+      </w:r>
+      <w:r>
+        <w:rPr>
+          <w:rFonts w:ascii="Calibri" w:hAnsi="Calibri" w:cs="Calibri"/>
+          <w:color w:val="404040" w:themeColor="text1" w:themeTint="BF"/>
+          <w:sz w:val="22"/>
+          <w:szCs w:val="22"/>
+        </w:rPr>
+        <w:t xml:space="preserve"> from device registers to a database</w:t>
+      </w:r>
+      <w:r>
+        <w:rPr>
+          <w:rFonts w:ascii="Calibri" w:hAnsi="Calibri" w:cs="Calibri"/>
+          <w:color w:val="404040" w:themeColor="text1" w:themeTint="BF"/>
+          <w:sz w:val="22"/>
+          <w:szCs w:val="22"/>
+        </w:rPr>
+        <w:t>-driven</w:t>
+      </w:r>
+      <w:r>
+        <w:rPr>
+          <w:rFonts w:ascii="Calibri" w:hAnsi="Calibri" w:cs="Calibri"/>
+          <w:color w:val="404040" w:themeColor="text1" w:themeTint="BF"/>
+          <w:sz w:val="22"/>
+          <w:szCs w:val="22"/>
+        </w:rPr>
+        <w:t xml:space="preserve"> architecture</w:t>
+      </w:r>
+      <w:r>
+        <w:rPr>
+          <w:rFonts w:ascii="Calibri" w:hAnsi="Calibri" w:cs="Calibri"/>
+          <w:color w:val="404040" w:themeColor="text1" w:themeTint="BF"/>
+          <w:sz w:val="22"/>
+          <w:szCs w:val="22"/>
+        </w:rPr>
+        <w:t xml:space="preserve"> </w:t>
       </w:r>
     </w:p>
     <w:p>
@@ -1805,7 +1927,142 @@
           <w:sz w:val="22"/>
           <w:szCs w:val="22"/>
         </w:rPr>
-        <w:t>Work in an Agile team using Git and Jira</w:t>
+        <w:t>Design</w:t>
+      </w:r>
+      <w:r>
+        <w:rPr>
+          <w:rFonts w:ascii="Calibri" w:hAnsi="Calibri" w:cs="Calibri"/>
+          <w:color w:val="404040" w:themeColor="text1" w:themeTint="BF"/>
+          <w:sz w:val="22"/>
+          <w:szCs w:val="22"/>
+        </w:rPr>
+        <w:t>ing</w:t>
+      </w:r>
+      <w:r>
+        <w:rPr>
+          <w:rFonts w:ascii="Calibri" w:hAnsi="Calibri" w:cs="Calibri"/>
+          <w:color w:val="404040" w:themeColor="text1" w:themeTint="BF"/>
+          <w:sz w:val="22"/>
+          <w:szCs w:val="22"/>
+        </w:rPr>
+        <w:t xml:space="preserve"> and d</w:t>
+      </w:r>
+      <w:r>
+        <w:rPr>
+          <w:rFonts w:ascii="Calibri" w:hAnsi="Calibri" w:cs="Calibri"/>
+          <w:color w:val="404040" w:themeColor="text1" w:themeTint="BF"/>
+          <w:sz w:val="22"/>
+          <w:szCs w:val="22"/>
+        </w:rPr>
+        <w:t>evelop</w:t>
+      </w:r>
+      <w:r>
+        <w:rPr>
+          <w:rFonts w:ascii="Calibri" w:hAnsi="Calibri" w:cs="Calibri"/>
+          <w:color w:val="404040" w:themeColor="text1" w:themeTint="BF"/>
+          <w:sz w:val="22"/>
+          <w:szCs w:val="22"/>
+        </w:rPr>
+        <w:t>ing</w:t>
+      </w:r>
+      <w:r>
+        <w:rPr>
+          <w:rFonts w:ascii="Calibri" w:hAnsi="Calibri" w:cs="Calibri"/>
+          <w:color w:val="404040" w:themeColor="text1" w:themeTint="BF"/>
+          <w:sz w:val="22"/>
+          <w:szCs w:val="22"/>
+        </w:rPr>
+        <w:t xml:space="preserve"> </w:t>
+      </w:r>
+      <w:r>
+        <w:rPr>
+          <w:rFonts w:ascii="Calibri" w:hAnsi="Calibri" w:cs="Calibri"/>
+          <w:color w:val="404040" w:themeColor="text1" w:themeTint="BF"/>
+          <w:sz w:val="22"/>
+          <w:szCs w:val="22"/>
+        </w:rPr>
+        <w:t xml:space="preserve">embedded software for </w:t>
+      </w:r>
+      <w:r>
+        <w:rPr>
+          <w:rFonts w:ascii="Calibri" w:hAnsi="Calibri" w:cs="Calibri"/>
+          <w:color w:val="404040" w:themeColor="text1" w:themeTint="BF"/>
+          <w:sz w:val="22"/>
+          <w:szCs w:val="22"/>
+        </w:rPr>
+        <w:t>Linux-based</w:t>
+      </w:r>
+      <w:r>
+        <w:rPr>
+          <w:rFonts w:ascii="Calibri" w:hAnsi="Calibri" w:cs="Calibri"/>
+          <w:color w:val="404040" w:themeColor="text1" w:themeTint="BF"/>
+          <w:sz w:val="22"/>
+          <w:szCs w:val="22"/>
+        </w:rPr>
+        <w:t xml:space="preserve"> Io</w:t>
+      </w:r>
+      <w:r>
+        <w:rPr>
+          <w:rFonts w:ascii="Calibri" w:hAnsi="Calibri" w:cs="Calibri"/>
+          <w:color w:val="404040" w:themeColor="text1" w:themeTint="BF"/>
+          <w:sz w:val="22"/>
+          <w:szCs w:val="22"/>
+        </w:rPr>
+        <w:t>T</w:t>
+      </w:r>
+      <w:r>
+        <w:rPr>
+          <w:rFonts w:ascii="Calibri" w:hAnsi="Calibri" w:cs="Calibri"/>
+          <w:color w:val="404040" w:themeColor="text1" w:themeTint="BF"/>
+          <w:sz w:val="22"/>
+          <w:szCs w:val="22"/>
+        </w:rPr>
+        <w:t xml:space="preserve"> device</w:t>
+      </w:r>
+      <w:r>
+        <w:rPr>
+          <w:rFonts w:ascii="Calibri" w:hAnsi="Calibri" w:cs="Calibri"/>
+          <w:color w:val="404040" w:themeColor="text1" w:themeTint="BF"/>
+          <w:sz w:val="22"/>
+          <w:szCs w:val="22"/>
+        </w:rPr>
+        <w:t>s</w:t>
+      </w:r>
+      <w:r>
+        <w:rPr>
+          <w:rFonts w:ascii="Calibri" w:hAnsi="Calibri" w:cs="Calibri"/>
+          <w:color w:val="404040" w:themeColor="text1" w:themeTint="BF"/>
+          <w:sz w:val="22"/>
+          <w:szCs w:val="22"/>
+        </w:rPr>
+        <w:t xml:space="preserve"> </w:t>
+      </w:r>
+      <w:r>
+        <w:rPr>
+          <w:rFonts w:ascii="Calibri" w:hAnsi="Calibri" w:cs="Calibri"/>
+          <w:color w:val="404040" w:themeColor="text1" w:themeTint="BF"/>
+          <w:sz w:val="22"/>
+          <w:szCs w:val="22"/>
+        </w:rPr>
+        <w:t>using OOP principles and clean architecture</w:t>
+      </w:r>
+      <w:r>
+        <w:rPr>
+          <w:rFonts w:ascii="Calibri" w:hAnsi="Calibri" w:cs="Calibri"/>
+          <w:color w:val="404040" w:themeColor="text1" w:themeTint="BF"/>
+          <w:sz w:val="22"/>
+          <w:szCs w:val="22"/>
+        </w:rPr>
+        <w:t xml:space="preserve">, </w:t>
+      </w:r>
+      <w:r>
+        <w:rPr>
+          <w:rFonts w:ascii="Calibri" w:hAnsi="Calibri" w:cs="Calibri"/>
+          <w:color w:val="404040" w:themeColor="text1" w:themeTint="BF"/>
+          <w:sz w:val="22"/>
+          <w:szCs w:val="22"/>
+        </w:rPr>
+        <w:t>with a strong focus on performance, concurrency and thread-safety</w:t>
       </w:r>
     </w:p>
     <w:p>
@@ -1830,43 +2087,88 @@
           <w:sz w:val="22"/>
           <w:szCs w:val="22"/>
         </w:rPr>
-        <w:t>Built</w:t>
-      </w:r>
-      <w:r>
-        <w:rPr>
-          <w:rFonts w:ascii="Calibri" w:hAnsi="Calibri" w:cs="Calibri"/>
-          <w:color w:val="404040" w:themeColor="text1" w:themeTint="BF"/>
-          <w:sz w:val="22"/>
-          <w:szCs w:val="22"/>
-        </w:rPr>
-        <w:t xml:space="preserve"> a scalable load</w:t>
-      </w:r>
-      <w:r>
-        <w:rPr>
-          <w:rFonts w:ascii="Calibri" w:hAnsi="Calibri" w:cs="Calibri"/>
-          <w:color w:val="404040" w:themeColor="text1" w:themeTint="BF"/>
-          <w:sz w:val="22"/>
-          <w:szCs w:val="22"/>
-        </w:rPr>
-        <w:t>-</w:t>
-      </w:r>
-      <w:r>
-        <w:rPr>
-          <w:rFonts w:ascii="Calibri" w:hAnsi="Calibri" w:cs="Calibri"/>
-          <w:color w:val="404040" w:themeColor="text1" w:themeTint="BF"/>
-          <w:sz w:val="22"/>
-          <w:szCs w:val="22"/>
-        </w:rPr>
-        <w:t>testing tool to simulate thou</w:t>
-      </w:r>
-      <w:r>
-        <w:rPr>
-          <w:rFonts w:ascii="Calibri" w:hAnsi="Calibri" w:cs="Calibri"/>
-          <w:color w:val="404040" w:themeColor="text1" w:themeTint="BF"/>
-          <w:sz w:val="22"/>
-          <w:szCs w:val="22"/>
-        </w:rPr>
-        <w:t>sands of devices</w:t>
+        <w:t>Leverag</w:t>
+      </w:r>
+      <w:r>
+        <w:rPr>
+          <w:rFonts w:ascii="Calibri" w:hAnsi="Calibri" w:cs="Calibri"/>
+          <w:color w:val="404040" w:themeColor="text1" w:themeTint="BF"/>
+          <w:sz w:val="22"/>
+          <w:szCs w:val="22"/>
+        </w:rPr>
+        <w:t>ing</w:t>
+      </w:r>
+      <w:r>
+        <w:rPr>
+          <w:rFonts w:ascii="Calibri" w:hAnsi="Calibri" w:cs="Calibri"/>
+          <w:color w:val="404040" w:themeColor="text1" w:themeTint="BF"/>
+          <w:sz w:val="22"/>
+          <w:szCs w:val="22"/>
+        </w:rPr>
+        <w:t xml:space="preserve"> AI-assisted development tools </w:t>
+      </w:r>
+      <w:r>
+        <w:rPr>
+          <w:rFonts w:ascii="Calibri" w:hAnsi="Calibri" w:cs="Calibri"/>
+          <w:color w:val="404040" w:themeColor="text1" w:themeTint="BF"/>
+          <w:sz w:val="22"/>
+          <w:szCs w:val="22"/>
+        </w:rPr>
+        <w:t>to improve</w:t>
+      </w:r>
+      <w:r>
+        <w:rPr>
+          <w:rFonts w:ascii="Calibri" w:hAnsi="Calibri" w:cs="Calibri"/>
+          <w:color w:val="404040" w:themeColor="text1" w:themeTint="BF"/>
+          <w:sz w:val="22"/>
+          <w:szCs w:val="22"/>
+        </w:rPr>
+        <w:t xml:space="preserve"> </w:t>
+      </w:r>
+      <w:r>
+        <w:rPr>
+          <w:rFonts w:ascii="Calibri" w:hAnsi="Calibri" w:cs="Calibri"/>
+          <w:color w:val="404040" w:themeColor="text1" w:themeTint="BF"/>
+          <w:sz w:val="22"/>
+          <w:szCs w:val="22"/>
+        </w:rPr>
+        <w:t>development efficiency,</w:t>
+      </w:r>
+      <w:r>
+        <w:rPr>
+          <w:rFonts w:ascii="Calibri" w:hAnsi="Calibri" w:cs="Calibri"/>
+          <w:color w:val="404040" w:themeColor="text1" w:themeTint="BF"/>
+          <w:sz w:val="22"/>
+          <w:szCs w:val="22"/>
+        </w:rPr>
+        <w:t xml:space="preserve"> technical research and </w:t>
+      </w:r>
+      <w:r>
+        <w:rPr>
+          <w:rFonts w:ascii="Calibri" w:hAnsi="Calibri" w:cs="Calibri"/>
+          <w:color w:val="404040" w:themeColor="text1" w:themeTint="BF"/>
+          <w:sz w:val="22"/>
+          <w:szCs w:val="22"/>
+        </w:rPr>
+        <w:t xml:space="preserve">architectural </w:t>
+      </w:r>
+      <w:r>
+        <w:rPr>
+          <w:rFonts w:ascii="Calibri" w:hAnsi="Calibri" w:cs="Calibri"/>
+          <w:color w:val="404040" w:themeColor="text1" w:themeTint="BF"/>
+          <w:sz w:val="22"/>
+          <w:szCs w:val="22"/>
+        </w:rPr>
+        <w:t>decision</w:t>
+      </w:r>
+      <w:r>
+        <w:rPr>
+          <w:rFonts w:ascii="Calibri" w:hAnsi="Calibri" w:cs="Calibri"/>
+          <w:color w:val="404040" w:themeColor="text1" w:themeTint="BF"/>
+          <w:sz w:val="22"/>
+          <w:szCs w:val="22"/>
+        </w:rPr>
+        <w:t>-making</w:t>
       </w:r>
     </w:p>
     <w:p>
@@ -1891,52 +2193,25 @@
           <w:sz w:val="22"/>
           <w:szCs w:val="22"/>
         </w:rPr>
-        <w:t>Developed</w:t>
-      </w:r>
-      <w:r>
-        <w:rPr>
-          <w:rFonts w:ascii="Calibri" w:hAnsi="Calibri" w:cs="Calibri"/>
-          <w:color w:val="404040" w:themeColor="text1" w:themeTint="BF"/>
-          <w:sz w:val="22"/>
-          <w:szCs w:val="22"/>
-        </w:rPr>
-        <w:t xml:space="preserve"> a desktop tool using WinForms to tr</w:t>
-      </w:r>
-      <w:r>
-        <w:rPr>
-          <w:rFonts w:ascii="Calibri" w:hAnsi="Calibri" w:cs="Calibri"/>
-          <w:color w:val="404040" w:themeColor="text1" w:themeTint="BF"/>
-          <w:sz w:val="22"/>
-          <w:szCs w:val="22"/>
-        </w:rPr>
-        <w:t>a</w:t>
-      </w:r>
-      <w:r>
-        <w:rPr>
-          <w:rFonts w:ascii="Calibri" w:hAnsi="Calibri" w:cs="Calibri"/>
-          <w:color w:val="404040" w:themeColor="text1" w:themeTint="BF"/>
-          <w:sz w:val="22"/>
-          <w:szCs w:val="22"/>
-        </w:rPr>
-        <w:t>ck and simulate Redis m</w:t>
-      </w:r>
-      <w:r>
-        <w:rPr>
-          <w:rFonts w:ascii="Calibri" w:hAnsi="Calibri" w:cs="Calibri"/>
-          <w:color w:val="404040" w:themeColor="text1" w:themeTint="BF"/>
-          <w:sz w:val="22"/>
-          <w:szCs w:val="22"/>
-        </w:rPr>
-        <w:t>e</w:t>
-      </w:r>
-      <w:r>
-        <w:rPr>
-          <w:rFonts w:ascii="Calibri" w:hAnsi="Calibri" w:cs="Calibri"/>
-          <w:color w:val="404040" w:themeColor="text1" w:themeTint="BF"/>
-          <w:sz w:val="22"/>
-          <w:szCs w:val="22"/>
-        </w:rPr>
-        <w:t>ssages</w:t>
+        <w:t>Act</w:t>
+      </w:r>
+      <w:r>
+        <w:rPr>
+          <w:rFonts w:ascii="Calibri" w:hAnsi="Calibri" w:cs="Calibri"/>
+          <w:color w:val="404040" w:themeColor="text1" w:themeTint="BF"/>
+          <w:sz w:val="22"/>
+          <w:szCs w:val="22"/>
+        </w:rPr>
+        <w:t>ing</w:t>
+      </w:r>
+      <w:r>
+        <w:rPr>
+          <w:rFonts w:ascii="Calibri" w:hAnsi="Calibri" w:cs="Calibri"/>
+          <w:color w:val="404040" w:themeColor="text1" w:themeTint="BF"/>
+          <w:sz w:val="22"/>
+          <w:szCs w:val="22"/>
+        </w:rPr>
+        <w:t xml:space="preserve"> as a technical point of contact within an international development team, helping engineers clarify requirements, discuss implementation approaches and make technical decisions</w:t>
       </w:r>
     </w:p>
     <w:p>
@@ -1961,7 +2236,183 @@
           <w:sz w:val="22"/>
           <w:szCs w:val="22"/>
         </w:rPr>
-        <w:t>Actively participate in all major initiatives across the system</w:t>
+        <w:t>Work</w:t>
+      </w:r>
+      <w:r>
+        <w:rPr>
+          <w:rFonts w:ascii="Calibri" w:hAnsi="Calibri" w:cs="Calibri"/>
+          <w:color w:val="404040" w:themeColor="text1" w:themeTint="BF"/>
+          <w:sz w:val="22"/>
+          <w:szCs w:val="22"/>
+        </w:rPr>
+        <w:t>ing</w:t>
+      </w:r>
+      <w:r>
+        <w:rPr>
+          <w:rFonts w:ascii="Calibri" w:hAnsi="Calibri" w:cs="Calibri"/>
+          <w:color w:val="404040" w:themeColor="text1" w:themeTint="BF"/>
+          <w:sz w:val="22"/>
+          <w:szCs w:val="22"/>
+        </w:rPr>
+        <w:t xml:space="preserve"> in an Agile team using Git and Jira</w:t>
+      </w:r>
+    </w:p>
+    <w:p>
+      <w:pPr>
+        <w:pStyle w:val="ListParagraph"/>
+        <w:numPr>
+          <w:ilvl w:val="0"/>
+          <w:numId w:val="3"/>
+        </w:numPr>
+        <w:spacing w:line="276" w:lineRule="auto"/>
+        <w:rPr>
+          <w:rFonts w:ascii="Calibri" w:hAnsi="Calibri" w:cs="Calibri"/>
+          <w:color w:val="404040" w:themeColor="text1" w:themeTint="BF"/>
+          <w:sz w:val="22"/>
+          <w:szCs w:val="22"/>
+        </w:rPr>
+      </w:pPr>
+      <w:r>
+        <w:rPr>
+          <w:rFonts w:ascii="Calibri" w:hAnsi="Calibri" w:cs="Calibri"/>
+          <w:color w:val="404040" w:themeColor="text1" w:themeTint="BF"/>
+          <w:sz w:val="22"/>
+          <w:szCs w:val="22"/>
+        </w:rPr>
+        <w:t>Built</w:t>
+      </w:r>
+      <w:r>
+        <w:rPr>
+          <w:rFonts w:ascii="Calibri" w:hAnsi="Calibri" w:cs="Calibri"/>
+          <w:color w:val="404040" w:themeColor="text1" w:themeTint="BF"/>
+          <w:sz w:val="22"/>
+          <w:szCs w:val="22"/>
+        </w:rPr>
+        <w:t xml:space="preserve"> a scalable load</w:t>
+      </w:r>
+      <w:r>
+        <w:rPr>
+          <w:rFonts w:ascii="Calibri" w:hAnsi="Calibri" w:cs="Calibri"/>
+          <w:color w:val="404040" w:themeColor="text1" w:themeTint="BF"/>
+          <w:sz w:val="22"/>
+          <w:szCs w:val="22"/>
+        </w:rPr>
+        <w:t>-</w:t>
+      </w:r>
+      <w:r>
+        <w:rPr>
+          <w:rFonts w:ascii="Calibri" w:hAnsi="Calibri" w:cs="Calibri"/>
+          <w:color w:val="404040" w:themeColor="text1" w:themeTint="BF"/>
+          <w:sz w:val="22"/>
+          <w:szCs w:val="22"/>
+        </w:rPr>
+        <w:t>testing tool to simulate thou</w:t>
+      </w:r>
+      <w:r>
+        <w:rPr>
+          <w:rFonts w:ascii="Calibri" w:hAnsi="Calibri" w:cs="Calibri"/>
+          <w:color w:val="404040" w:themeColor="text1" w:themeTint="BF"/>
+          <w:sz w:val="22"/>
+          <w:szCs w:val="22"/>
+        </w:rPr>
+        <w:t xml:space="preserve">sands </w:t>
+      </w:r>
+      <w:r>
+        <w:rPr>
+          <w:rFonts w:ascii="Calibri" w:hAnsi="Calibri" w:cs="Calibri"/>
+          <w:color w:val="404040" w:themeColor="text1" w:themeTint="BF"/>
+          <w:sz w:val="22"/>
+          <w:szCs w:val="22"/>
+        </w:rPr>
+        <w:t xml:space="preserve">of </w:t>
+      </w:r>
+      <w:r>
+        <w:rPr>
+          <w:rFonts w:ascii="Calibri" w:hAnsi="Calibri" w:cs="Calibri"/>
+          <w:color w:val="404040" w:themeColor="text1" w:themeTint="BF"/>
+          <w:sz w:val="22"/>
+          <w:szCs w:val="22"/>
+        </w:rPr>
+        <w:t xml:space="preserve">IoT </w:t>
+      </w:r>
+      <w:r>
+        <w:rPr>
+          <w:rFonts w:ascii="Calibri" w:hAnsi="Calibri" w:cs="Calibri"/>
+          <w:color w:val="404040" w:themeColor="text1" w:themeTint="BF"/>
+          <w:sz w:val="22"/>
+          <w:szCs w:val="22"/>
+        </w:rPr>
+        <w:t>devices</w:t>
+      </w:r>
+    </w:p>
+    <w:p>
+      <w:pPr>
+        <w:pStyle w:val="ListParagraph"/>
+        <w:numPr>
+          <w:ilvl w:val="0"/>
+          <w:numId w:val="3"/>
+        </w:numPr>
+        <w:spacing w:line="276" w:lineRule="auto"/>
+        <w:rPr>
+          <w:rFonts w:ascii="Calibri" w:hAnsi="Calibri" w:cs="Calibri"/>
+          <w:color w:val="404040" w:themeColor="text1" w:themeTint="BF"/>
+          <w:sz w:val="22"/>
+          <w:szCs w:val="22"/>
+        </w:rPr>
+      </w:pPr>
+      <w:r>
+        <w:rPr>
+          <w:rFonts w:ascii="Calibri" w:hAnsi="Calibri" w:cs="Calibri"/>
+          <w:color w:val="404040" w:themeColor="text1" w:themeTint="BF"/>
+          <w:sz w:val="22"/>
+          <w:szCs w:val="22"/>
+        </w:rPr>
+        <w:t>Developed</w:t>
+      </w:r>
+      <w:r>
+        <w:rPr>
+          <w:rFonts w:ascii="Calibri" w:hAnsi="Calibri" w:cs="Calibri"/>
+          <w:color w:val="404040" w:themeColor="text1" w:themeTint="BF"/>
+          <w:sz w:val="22"/>
+          <w:szCs w:val="22"/>
+        </w:rPr>
+        <w:t xml:space="preserve"> a desktop tool using WinForms to tr</w:t>
+      </w:r>
+      <w:r>
+        <w:rPr>
+          <w:rFonts w:ascii="Calibri" w:hAnsi="Calibri" w:cs="Calibri"/>
+          <w:color w:val="404040" w:themeColor="text1" w:themeTint="BF"/>
+          <w:sz w:val="22"/>
+          <w:szCs w:val="22"/>
+        </w:rPr>
+        <w:t>a</w:t>
+      </w:r>
+      <w:r>
+        <w:rPr>
+          <w:rFonts w:ascii="Calibri" w:hAnsi="Calibri" w:cs="Calibri"/>
+          <w:color w:val="404040" w:themeColor="text1" w:themeTint="BF"/>
+          <w:sz w:val="22"/>
+          <w:szCs w:val="22"/>
+        </w:rPr>
+        <w:t>ck and simulate Redis m</w:t>
+      </w:r>
+      <w:r>
+        <w:rPr>
+          <w:rFonts w:ascii="Calibri" w:hAnsi="Calibri" w:cs="Calibri"/>
+          <w:color w:val="404040" w:themeColor="text1" w:themeTint="BF"/>
+          <w:sz w:val="22"/>
+          <w:szCs w:val="22"/>
+        </w:rPr>
+        <w:t>e</w:t>
+      </w:r>
+      <w:r>
+        <w:rPr>
+          <w:rFonts w:ascii="Calibri" w:hAnsi="Calibri" w:cs="Calibri"/>
+          <w:color w:val="404040" w:themeColor="text1" w:themeTint="BF"/>
+          <w:sz w:val="22"/>
+          <w:szCs w:val="22"/>
+        </w:rPr>
+        <w:t>ssages</w:t>
       </w:r>
     </w:p>
     <w:tbl>
@@ -2275,6 +2726,7 @@
         <w:rPr>
           <w:rFonts w:ascii="Calibri" w:hAnsi="Calibri" w:cs="Calibri"/>
         </w:rPr>
+        <w:lastRenderedPageBreak/>
         <w:t>Education</w:t>
       </w:r>
     </w:p>
@@ -2771,7 +3223,6 @@
         <w:rPr>
           <w:rFonts w:ascii="Calibri" w:hAnsi="Calibri" w:cs="Calibri"/>
         </w:rPr>
-        <w:lastRenderedPageBreak/>
         <w:t>Projects</w:t>
       </w:r>
     </w:p>
@@ -4050,7 +4501,6 @@
   <w:style w:type="character" w:default="1" w:styleId="DefaultParagraphFont">
     <w:name w:val="Default Paragraph Font"/>
     <w:uiPriority w:val="1"/>
-    <w:semiHidden/>
     <w:unhideWhenUsed/>
   </w:style>
   <w:style w:type="table" w:default="1" w:styleId="TableNormal">
